--- a/Sakalabhaktula_CV.docx
+++ b/Sakalabhaktula_CV.docx
@@ -1,24 +1,34 @@
 
 <file path=word/document.xml><?xml version="1.0" encoding="utf-8"?>
-<w:document xmlns:wpc="http://schemas.microsoft.com/office/word/2010/wordprocessingCanvas" xmlns:cx="http://schemas.microsoft.com/office/drawing/2014/chartex" xmlns:cx1="http://schemas.microsoft.com/office/drawing/2015/9/8/chartex" xmlns:cx2="http://schemas.microsoft.com/office/drawing/2015/10/21/chartex" xmlns:cx3="http://schemas.microsoft.com/office/drawing/2016/5/9/chartex" xmlns:cx4="http://schemas.microsoft.com/office/drawing/2016/5/10/chartex" xmlns:cx5="http://schemas.microsoft.com/office/drawing/2016/5/11/chartex" xmlns:cx6="http://schemas.microsoft.com/office/drawing/2016/5/12/chartex" xmlns:cx7="http://schemas.microsoft.com/office/drawing/2016/5/13/chartex" xmlns:cx8="http://schemas.microsoft.com/office/drawing/2016/5/14/chartex" xmlns:mc="http://schemas.openxmlformats.org/markup-compatibility/2006" xmlns:aink="http://schemas.microsoft.com/office/drawing/2016/ink" xmlns:am3d="http://schemas.microsoft.com/office/drawing/2017/model3d" xmlns:o="urn:schemas-microsoft-com:office:office" xmlns:oel="http://schemas.microsoft.com/office/2019/extlst" xmlns:r="http://schemas.openxmlformats.org/officeDocument/2006/relationships" xmlns:m="http://schemas.openxmlformats.org/officeDocument/2006/math" xmlns:v="urn:schemas-microsoft-com:vml" xmlns:wp14="http://schemas.microsoft.com/office/word/2010/wordprocessingDrawing" xmlns:wp="http://schemas.openxmlformats.org/drawingml/2006/wordprocessingDrawing" xmlns:w10="urn:schemas-microsoft-com:office:word" xmlns:w="http://schemas.openxmlformats.org/wordprocessingml/2006/main" xmlns:w14="http://schemas.microsoft.com/office/word/2010/wordml" xmlns:w15="http://schemas.microsoft.com/office/word/2012/wordml" xmlns:w16cex="http://schemas.microsoft.com/office/word/2018/wordml/cex" xmlns:w16cid="http://schemas.microsoft.com/office/word/2016/wordml/cid" xmlns:w16="http://schemas.microsoft.com/office/word/2018/wordml" xmlns:w16du="http://schemas.microsoft.com/office/word/2023/wordml/word16du" xmlns:w16sdtdh="http://schemas.microsoft.com/office/word/2020/wordml/sdtdatahash" xmlns:w16sdtfl="http://schemas.microsoft.com/office/word/2024/wordml/sdtformatlock" xmlns:w16se="http://schemas.microsoft.com/office/word/2015/wordml/symex" xmlns:wpg="http://schemas.microsoft.com/office/word/2010/wordprocessingGroup" xmlns:wpi="http://schemas.microsoft.com/office/word/2010/wordprocessingInk" xmlns:wne="http://schemas.microsoft.com/office/word/2006/wordml" xmlns:wps="http://schemas.microsoft.com/office/word/2010/wordprocessingShape" mc:Ignorable="w14 w15 w16se w16cid w16 w16cex w16sdtdh w16sdtfl w16du wp14">
+<w:document xmlns:wpc="http://schemas.microsoft.com/office/word/2010/wordprocessingCanvas" xmlns:mc="http://schemas.openxmlformats.org/markup-compatibility/2006" xmlns:o="urn:schemas-microsoft-com:office:office" xmlns:r="http://schemas.openxmlformats.org/officeDocument/2006/relationships" xmlns:m="http://schemas.openxmlformats.org/officeDocument/2006/math" xmlns:v="urn:schemas-microsoft-com:vml" xmlns:wp14="http://schemas.microsoft.com/office/word/2010/wordprocessingDrawing" xmlns:wp="http://schemas.openxmlformats.org/drawingml/2006/wordprocessingDrawing" xmlns:w="http://schemas.openxmlformats.org/wordprocessingml/2006/main" xmlns:w14="http://schemas.microsoft.com/office/word/2010/wordml" xmlns:w10="urn:schemas-microsoft-com:office:word" xmlns:w15="http://schemas.microsoft.com/office/word/2012/wordml" xmlns:wpg="http://schemas.microsoft.com/office/word/2010/wordprocessingGroup" xmlns:wpi="http://schemas.microsoft.com/office/word/2010/wordprocessingInk" xmlns:wne="http://schemas.microsoft.com/office/word/2006/wordml" xmlns:wps="http://schemas.microsoft.com/office/word/2010/wordprocessingShape" xmlns:wpsCustomData="http://www.wps.cn/officeDocument/2013/wpsCustomData" mc:Ignorable="w14 w15 wp14">
   <w:body>
     <w:p>
       <w:pPr>
-        <w:pStyle w:val="Title"/>
+        <w:pStyle w:val="11"/>
         <w:rPr>
           <w:color w:val="1F497D" w:themeColor="text2"/>
+          <w14:textFill>
+            <w14:solidFill>
+              <w14:schemeClr w14:val="tx2"/>
+            </w14:solidFill>
+          </w14:textFill>
         </w:rPr>
       </w:pPr>
       <w:r>
         <w:rPr>
           <w:color w:val="1F497D" w:themeColor="text2"/>
+          <w14:textFill>
+            <w14:solidFill>
+              <w14:schemeClr w14:val="tx2"/>
+            </w14:solidFill>
+          </w14:textFill>
         </w:rPr>
         <w:t>Sakalabhaktula Sasanknirmal Kumar</w:t>
       </w:r>
     </w:p>
     <w:p>
       <w:pPr>
-        <w:pStyle w:val="Heading2"/>
+        <w:pStyle w:val="3"/>
         <w:tabs>
           <w:tab w:val="left" w:pos="7681"/>
         </w:tabs>
@@ -53,67 +63,85 @@
         </w:rPr>
         <w:t xml:space="preserve"> </w:t>
       </w:r>
-      <w:hyperlink r:id="rId6" w:history="1">
-        <w:r>
-          <w:rPr>
-            <w:rStyle w:val="Hyperlink"/>
-            <w:rFonts w:ascii="Arial" w:hAnsi="Arial" w:cs="Arial"/>
-            <w:w w:val="95"/>
-            <w:sz w:val="22"/>
-            <w:szCs w:val="22"/>
-            <w:u w:val="none"/>
-          </w:rPr>
-          <w:t>linkedIn/sasank</w:t>
-        </w:r>
-        <w:r>
-          <w:rPr>
-            <w:rStyle w:val="Hyperlink"/>
-            <w:rFonts w:ascii="Arial" w:hAnsi="Arial" w:cs="Arial"/>
-            <w:w w:val="95"/>
-            <w:u w:val="none"/>
-          </w:rPr>
-          <w:t xml:space="preserve">                                                                                 </w:t>
-        </w:r>
-      </w:hyperlink>
-      <w:r>
-        <w:rPr>
+      <w:r>
+        <w:fldChar w:fldCharType="begin"/>
+      </w:r>
+      <w:r>
+        <w:instrText xml:space="preserve"> HYPERLINK "http://www.linkedin.com/in/sasankkumar" </w:instrText>
+      </w:r>
+      <w:r>
+        <w:fldChar w:fldCharType="separate"/>
+      </w:r>
+      <w:r>
+        <w:rPr>
+          <w:rStyle w:val="10"/>
           <w:rFonts w:ascii="Arial" w:hAnsi="Arial" w:cs="Arial"/>
           <w:w w:val="95"/>
+          <w:sz w:val="22"/>
+          <w:szCs w:val="22"/>
+          <w:u w:val="none"/>
+        </w:rPr>
+        <w:t>linkedIn/sasank</w:t>
+      </w:r>
+      <w:r>
+        <w:rPr>
+          <w:rStyle w:val="10"/>
+          <w:rFonts w:ascii="Arial" w:hAnsi="Arial" w:cs="Arial"/>
+          <w:w w:val="95"/>
+          <w:u w:val="none"/>
+        </w:rPr>
+        <w:t xml:space="preserve">                                                                                 </w:t>
+      </w:r>
+      <w:r>
+        <w:rPr>
+          <w:rStyle w:val="10"/>
+          <w:rFonts w:ascii="Arial" w:hAnsi="Arial" w:cs="Arial"/>
+          <w:w w:val="95"/>
+          <w:u w:val="none"/>
+        </w:rPr>
+        <w:fldChar w:fldCharType="end"/>
+      </w:r>
+      <w:r>
+        <w:rPr>
+          <w:rFonts w:ascii="Arial" w:hAnsi="Arial" w:cs="Arial"/>
+          <w:w w:val="95"/>
+        </w:rPr>
+        <w:t xml:space="preserve">    Email:</w:t>
+      </w:r>
+      <w:r>
+        <w:rPr>
+          <w:rFonts w:ascii="Arial" w:hAnsi="Arial" w:cs="Arial"/>
+          <w:spacing w:val="84"/>
         </w:rPr>
         <w:t xml:space="preserve"> </w:t>
       </w:r>
       <w:r>
-        <w:rPr>
+        <w:fldChar w:fldCharType="begin"/>
+      </w:r>
+      <w:r>
+        <w:instrText xml:space="preserve"> HYPERLINK "file:///C:\\Users\\Asus\\Downloads\\shasanksakalabhaktula@gmail.com" </w:instrText>
+      </w:r>
+      <w:r>
+        <w:fldChar w:fldCharType="separate"/>
+      </w:r>
+      <w:r>
+        <w:rPr>
+          <w:rStyle w:val="10"/>
           <w:rFonts w:ascii="Arial" w:hAnsi="Arial" w:cs="Arial"/>
           <w:w w:val="95"/>
-        </w:rPr>
-        <w:t xml:space="preserve">   </w:t>
-      </w:r>
-      <w:r>
-        <w:rPr>
+          <w:u w:val="none"/>
+        </w:rPr>
+        <w:t>shasanksakalabhaktula@gmail.com</w:t>
+      </w:r>
+      <w:r>
+        <w:rPr>
+          <w:rStyle w:val="10"/>
           <w:rFonts w:ascii="Arial" w:hAnsi="Arial" w:cs="Arial"/>
           <w:w w:val="95"/>
-        </w:rPr>
-        <w:t>Email:</w:t>
-      </w:r>
-      <w:r>
-        <w:rPr>
-          <w:rFonts w:ascii="Arial" w:hAnsi="Arial" w:cs="Arial"/>
-          <w:spacing w:val="84"/>
-        </w:rPr>
-        <w:t xml:space="preserve"> </w:t>
-      </w:r>
-      <w:hyperlink r:id="rId7" w:history="1">
-        <w:r>
-          <w:rPr>
-            <w:rStyle w:val="Hyperlink"/>
-            <w:rFonts w:ascii="Arial" w:hAnsi="Arial" w:cs="Arial"/>
-            <w:w w:val="95"/>
-            <w:u w:val="none"/>
-          </w:rPr>
-          <w:t>shasanksakalabhaktula@gmail.com</w:t>
-        </w:r>
-      </w:hyperlink>
+          <w:u w:val="none"/>
+        </w:rPr>
+        <w:fldChar w:fldCharType="end"/>
+      </w:r>
     </w:p>
     <w:p>
       <w:pPr>
@@ -142,18 +170,35 @@
         </w:rPr>
         <w:t xml:space="preserve">Github:     </w:t>
       </w:r>
-      <w:hyperlink r:id="rId8" w:history="1">
-        <w:r>
-          <w:rPr>
-            <w:rStyle w:val="Hyperlink"/>
-            <w:rFonts w:ascii="Arial" w:hAnsi="Arial" w:cs="Arial"/>
-            <w:sz w:val="20"/>
-            <w:szCs w:val="20"/>
-            <w:u w:val="none"/>
-          </w:rPr>
-          <w:t>Github/sasank</w:t>
-        </w:r>
-      </w:hyperlink>
+      <w:r>
+        <w:fldChar w:fldCharType="begin"/>
+      </w:r>
+      <w:r>
+        <w:instrText xml:space="preserve"> HYPERLINK "https://github.com/Shasank246" </w:instrText>
+      </w:r>
+      <w:r>
+        <w:fldChar w:fldCharType="separate"/>
+      </w:r>
+      <w:r>
+        <w:rPr>
+          <w:rStyle w:val="10"/>
+          <w:rFonts w:ascii="Arial" w:hAnsi="Arial" w:cs="Arial"/>
+          <w:sz w:val="20"/>
+          <w:szCs w:val="20"/>
+          <w:u w:val="none"/>
+        </w:rPr>
+        <w:t>Github/sasank</w:t>
+      </w:r>
+      <w:r>
+        <w:rPr>
+          <w:rStyle w:val="10"/>
+          <w:rFonts w:ascii="Arial" w:hAnsi="Arial" w:cs="Arial"/>
+          <w:sz w:val="20"/>
+          <w:szCs w:val="20"/>
+          <w:u w:val="none"/>
+        </w:rPr>
+        <w:fldChar w:fldCharType="end"/>
+      </w:r>
       <w:r>
         <w:rPr>
           <w:rFonts w:ascii="Arial" w:hAnsi="Arial" w:cs="Arial"/>
@@ -161,15 +206,14 @@
           <w:szCs w:val="20"/>
         </w:rPr>
         <w:tab/>
-        <w:t xml:space="preserve">  </w:t>
-      </w:r>
-      <w:r>
-        <w:rPr>
-          <w:rFonts w:ascii="Arial" w:hAnsi="Arial" w:cs="Arial"/>
-          <w:sz w:val="20"/>
-          <w:szCs w:val="20"/>
-        </w:rPr>
-        <w:t xml:space="preserve">                             </w:t>
+      </w:r>
+      <w:r>
+        <w:rPr>
+          <w:rFonts w:ascii="Arial" w:hAnsi="Arial" w:cs="Arial"/>
+          <w:sz w:val="20"/>
+          <w:szCs w:val="20"/>
+        </w:rPr>
+        <w:t xml:space="preserve">                               </w:t>
       </w:r>
       <w:r>
         <w:rPr>
@@ -217,7 +261,7 @@
     </w:p>
     <w:p>
       <w:pPr>
-        <w:pStyle w:val="Heading1"/>
+        <w:pStyle w:val="2"/>
         <w:spacing w:before="118"/>
         <w:rPr>
           <w:rFonts w:ascii="Arial" w:hAnsi="Arial" w:cs="Arial"/>
@@ -226,12 +270,11 @@
       <w:r>
         <w:rPr>
           <w:rFonts w:ascii="Arial" w:hAnsi="Arial" w:cs="Arial"/>
-          <w:noProof/>
         </w:rPr>
         <mc:AlternateContent>
           <mc:Choice Requires="wps">
             <w:drawing>
-              <wp:anchor distT="0" distB="0" distL="0" distR="0" simplePos="0" relativeHeight="251664384" behindDoc="1" locked="0" layoutInCell="1" allowOverlap="1" wp14:anchorId="41AE0AAC" wp14:editId="4CDC4EFC">
+              <wp:anchor distT="0" distB="0" distL="0" distR="0" simplePos="0" relativeHeight="251664384" behindDoc="1" locked="0" layoutInCell="1" allowOverlap="1">
                 <wp:simplePos x="0" y="0"/>
                 <wp:positionH relativeFrom="page">
                   <wp:posOffset>429895</wp:posOffset>
@@ -300,7 +343,7 @@
               </wp:anchor>
             </w:drawing>
           </mc:Choice>
-          <mc:Fallback xmlns:wpsCustomData="http://www.wps.cn/officeDocument/2013/wpsCustomData">
+          <mc:Fallback>
             <w:pict>
               <v:shape id="Freeform 14" o:spid="_x0000_s1026" o:spt="100" style="position:absolute;left:0pt;margin-left:33.85pt;margin-top:21.3pt;height:0.1pt;width:523.3pt;mso-position-horizontal-relative:page;mso-wrap-distance-bottom:0pt;mso-wrap-distance-top:0pt;z-index:-251652096;mso-width-relative:page;mso-height-relative:page;" filled="f" stroked="t" coordsize="10466,1" o:gfxdata="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" path="m0,0l10465,0e">
                 <v:path o:connectlocs="0,0;6645275,0" o:connectangles="0,0"/>
@@ -329,7 +372,7 @@
     </w:p>
     <w:p>
       <w:pPr>
-        <w:pStyle w:val="ListParagraph"/>
+        <w:pStyle w:val="12"/>
         <w:numPr>
           <w:ilvl w:val="0"/>
           <w:numId w:val="1"/>
@@ -440,7 +483,7 @@
     </w:p>
     <w:p>
       <w:pPr>
-        <w:pStyle w:val="ListParagraph"/>
+        <w:pStyle w:val="12"/>
         <w:numPr>
           <w:ilvl w:val="0"/>
           <w:numId w:val="1"/>
@@ -482,6 +525,13 @@
           <w:szCs w:val="18"/>
         </w:rPr>
         <w:tab/>
+      </w:r>
+      <w:r>
+        <w:rPr>
+          <w:rFonts w:ascii="Arial" w:hAnsi="Arial" w:cs="Arial"/>
+          <w:sz w:val="18"/>
+          <w:szCs w:val="18"/>
+        </w:rPr>
         <w:t>HTML</w:t>
       </w:r>
       <w:r>
@@ -521,7 +571,7 @@
     </w:p>
     <w:p>
       <w:pPr>
-        <w:pStyle w:val="ListParagraph"/>
+        <w:pStyle w:val="12"/>
         <w:numPr>
           <w:ilvl w:val="0"/>
           <w:numId w:val="1"/>
@@ -563,12 +613,19 @@
           <w:szCs w:val="18"/>
         </w:rPr>
         <w:tab/>
+      </w:r>
+      <w:r>
+        <w:rPr>
+          <w:rFonts w:ascii="Arial" w:hAnsi="Arial" w:cs="Arial"/>
+          <w:sz w:val="18"/>
+          <w:szCs w:val="18"/>
+        </w:rPr>
         <w:t>Docker, Cloud stack, AWS, Linux, Figma</w:t>
       </w:r>
     </w:p>
     <w:p>
       <w:pPr>
-        <w:pStyle w:val="ListParagraph"/>
+        <w:pStyle w:val="12"/>
         <w:numPr>
           <w:ilvl w:val="0"/>
           <w:numId w:val="1"/>
@@ -631,6 +688,13 @@
           <w:szCs w:val="18"/>
         </w:rPr>
         <w:tab/>
+      </w:r>
+      <w:r>
+        <w:rPr>
+          <w:rFonts w:ascii="Arial" w:hAnsi="Arial" w:cs="Arial"/>
+          <w:sz w:val="18"/>
+          <w:szCs w:val="18"/>
+        </w:rPr>
         <w:t>Problem-Solving,</w:t>
       </w:r>
       <w:r>
@@ -687,7 +751,7 @@
     </w:p>
     <w:p>
       <w:pPr>
-        <w:pStyle w:val="ListParagraph"/>
+        <w:pStyle w:val="12"/>
         <w:tabs>
           <w:tab w:val="left" w:pos="372"/>
           <w:tab w:val="left" w:pos="2188"/>
@@ -703,20 +767,19 @@
     </w:p>
     <w:p>
       <w:pPr>
-        <w:pStyle w:val="Heading1"/>
-        <w:rPr>
-          <w:rFonts w:ascii="Arial" w:hAnsi="Arial" w:cs="Arial"/>
-        </w:rPr>
-      </w:pPr>
-      <w:r>
-        <w:rPr>
-          <w:rFonts w:ascii="Arial" w:hAnsi="Arial" w:cs="Arial"/>
-          <w:noProof/>
+        <w:pStyle w:val="2"/>
+        <w:rPr>
+          <w:rFonts w:ascii="Arial" w:hAnsi="Arial" w:cs="Arial"/>
+        </w:rPr>
+      </w:pPr>
+      <w:r>
+        <w:rPr>
+          <w:rFonts w:ascii="Arial" w:hAnsi="Arial" w:cs="Arial"/>
         </w:rPr>
         <mc:AlternateContent>
           <mc:Choice Requires="wps">
             <w:drawing>
-              <wp:anchor distT="0" distB="0" distL="0" distR="0" simplePos="0" relativeHeight="251661312" behindDoc="1" locked="0" layoutInCell="1" allowOverlap="1" wp14:anchorId="3ACF05F8" wp14:editId="3324CE91">
+              <wp:anchor distT="0" distB="0" distL="0" distR="0" simplePos="0" relativeHeight="251661312" behindDoc="1" locked="0" layoutInCell="1" allowOverlap="1">
                 <wp:simplePos x="0" y="0"/>
                 <wp:positionH relativeFrom="page">
                   <wp:posOffset>429895</wp:posOffset>
@@ -785,7 +848,7 @@
               </wp:anchor>
             </w:drawing>
           </mc:Choice>
-          <mc:Fallback xmlns:wpsCustomData="http://www.wps.cn/officeDocument/2013/wpsCustomData">
+          <mc:Fallback>
             <w:pict>
               <v:shape id="Freeform 8" o:spid="_x0000_s1026" o:spt="100" style="position:absolute;left:0pt;margin-left:33.85pt;margin-top:15.45pt;height:0.1pt;width:523.3pt;mso-position-horizontal-relative:page;mso-wrap-distance-bottom:0pt;mso-wrap-distance-top:0pt;z-index:-251655168;mso-width-relative:page;mso-height-relative:page;" filled="f" stroked="t" coordsize="10466,1" o:gfxdata="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" path="m0,0l10465,0e">
                 <v:path o:connectlocs="0,0;6645275,0" o:connectangles="0,0"/>
@@ -813,7 +876,7 @@
     </w:p>
     <w:p>
       <w:pPr>
-        <w:pStyle w:val="Heading4"/>
+        <w:pStyle w:val="5"/>
         <w:numPr>
           <w:ilvl w:val="0"/>
           <w:numId w:val="2"/>
@@ -850,65 +913,51 @@
       <w:r>
         <w:t xml:space="preserve"> </w:t>
       </w:r>
-      <w:hyperlink r:id="rId9" w:history="1">
-        <w:r>
-          <w:rPr>
-            <w:rStyle w:val="Hyperlink"/>
-            <w:rFonts w:ascii="Arial" w:hAnsi="Arial" w:cs="Arial"/>
-            <w:b w:val="0"/>
-            <w:bCs w:val="0"/>
-            <w:sz w:val="20"/>
-            <w:szCs w:val="20"/>
-          </w:rPr>
-          <w:t>Li</w:t>
-        </w:r>
-        <w:r>
-          <w:rPr>
-            <w:rStyle w:val="Hyperlink"/>
-            <w:rFonts w:ascii="Arial" w:hAnsi="Arial" w:cs="Arial"/>
-            <w:b w:val="0"/>
-            <w:bCs w:val="0"/>
-            <w:sz w:val="20"/>
-            <w:szCs w:val="20"/>
-          </w:rPr>
-          <w:t>n</w:t>
-        </w:r>
-        <w:r>
-          <w:rPr>
-            <w:rStyle w:val="Hyperlink"/>
-            <w:rFonts w:ascii="Arial" w:hAnsi="Arial" w:cs="Arial"/>
-            <w:b w:val="0"/>
-            <w:bCs w:val="0"/>
-            <w:sz w:val="20"/>
-            <w:szCs w:val="20"/>
-          </w:rPr>
-          <w:t>k</w:t>
-        </w:r>
-      </w:hyperlink>
-      <w:r>
-        <w:rPr>
+      <w:r>
+        <w:fldChar w:fldCharType="begin"/>
+      </w:r>
+      <w:r>
+        <w:instrText xml:space="preserve"> HYPERLINK "https://share.google/maeYvgikPL7XpPvXh" </w:instrText>
+      </w:r>
+      <w:r>
+        <w:fldChar w:fldCharType="separate"/>
+      </w:r>
+      <w:r>
+        <w:rPr>
+          <w:rStyle w:val="10"/>
           <w:rFonts w:ascii="Arial" w:hAnsi="Arial" w:cs="Arial"/>
           <w:b w:val="0"/>
           <w:bCs w:val="0"/>
           <w:sz w:val="20"/>
           <w:szCs w:val="20"/>
         </w:rPr>
-        <w:t xml:space="preserve">                                                   </w:t>
-      </w:r>
-      <w:r>
-        <w:rPr>
+        <w:t>Link</w:t>
+      </w:r>
+      <w:r>
+        <w:rPr>
+          <w:rStyle w:val="10"/>
           <w:rFonts w:ascii="Arial" w:hAnsi="Arial" w:cs="Arial"/>
           <w:b w:val="0"/>
           <w:bCs w:val="0"/>
           <w:sz w:val="20"/>
           <w:szCs w:val="20"/>
         </w:rPr>
-        <w:t>Jun’25-Jul’25</w:t>
+        <w:fldChar w:fldCharType="end"/>
+      </w:r>
+      <w:r>
+        <w:rPr>
+          <w:rFonts w:ascii="Arial" w:hAnsi="Arial" w:cs="Arial"/>
+          <w:b w:val="0"/>
+          <w:bCs w:val="0"/>
+          <w:sz w:val="20"/>
+          <w:szCs w:val="20"/>
+        </w:rPr>
+        <w:t xml:space="preserve">                                                   Jun’25-Jul’25</w:t>
       </w:r>
     </w:p>
     <w:p>
       <w:pPr>
-        <w:pStyle w:val="Heading4"/>
+        <w:pStyle w:val="5"/>
         <w:numPr>
           <w:ilvl w:val="0"/>
           <w:numId w:val="3"/>
@@ -925,12 +974,13 @@
       </w:pPr>
       <w:r>
         <w:rPr>
-          <w:rFonts w:ascii="Arial" w:hAnsi="Arial" w:cs="Arial"/>
+          <w:rFonts w:hint="default" w:ascii="Arial" w:hAnsi="Arial" w:cs="Arial"/>
           <w:b w:val="0"/>
           <w:sz w:val="20"/>
           <w:szCs w:val="20"/>
-        </w:rPr>
-        <w:t>Designed</w:t>
+          <w:lang w:val="en-US"/>
+        </w:rPr>
+        <w:t>Made</w:t>
       </w:r>
       <w:r>
         <w:rPr>
@@ -939,93 +989,12 @@
           <w:sz w:val="20"/>
           <w:szCs w:val="20"/>
         </w:rPr>
-        <w:t xml:space="preserve"> a complete</w:t>
-      </w:r>
-      <w:r>
-        <w:rPr>
-          <w:rFonts w:ascii="Arial" w:hAnsi="Arial" w:cs="Arial"/>
-          <w:b w:val="0"/>
-          <w:sz w:val="20"/>
-          <w:szCs w:val="20"/>
-        </w:rPr>
-        <w:t xml:space="preserve"> </w:t>
-      </w:r>
-      <w:r>
-        <w:rPr>
-          <w:rFonts w:ascii="Arial" w:hAnsi="Arial" w:cs="Arial"/>
-          <w:b w:val="0"/>
-          <w:sz w:val="20"/>
-          <w:szCs w:val="20"/>
-        </w:rPr>
-        <w:t>desktop</w:t>
-      </w:r>
-      <w:r>
-        <w:rPr>
-          <w:rFonts w:ascii="Arial" w:hAnsi="Arial" w:cs="Arial"/>
-          <w:b w:val="0"/>
-          <w:sz w:val="20"/>
-          <w:szCs w:val="20"/>
-        </w:rPr>
-        <w:t xml:space="preserve"> </w:t>
-      </w:r>
-      <w:r>
-        <w:rPr>
-          <w:rFonts w:ascii="Arial" w:hAnsi="Arial" w:cs="Arial"/>
-          <w:b w:val="0"/>
-          <w:sz w:val="20"/>
-          <w:szCs w:val="20"/>
-        </w:rPr>
-        <w:t>app prototype in Figma, using components, variants</w:t>
-      </w:r>
-      <w:r>
-        <w:rPr>
-          <w:rFonts w:ascii="Arial" w:hAnsi="Arial" w:cs="Arial"/>
-          <w:b w:val="0"/>
-          <w:sz w:val="20"/>
-          <w:szCs w:val="20"/>
-        </w:rPr>
-        <w:t xml:space="preserve">, </w:t>
-      </w:r>
-      <w:r>
-        <w:rPr>
-          <w:rFonts w:ascii="Arial" w:hAnsi="Arial" w:cs="Arial"/>
-          <w:b w:val="0"/>
-          <w:sz w:val="20"/>
-          <w:szCs w:val="20"/>
-        </w:rPr>
-        <w:t>and</w:t>
-      </w:r>
-      <w:r>
-        <w:rPr>
-          <w:rFonts w:ascii="Arial" w:hAnsi="Arial" w:cs="Arial"/>
-          <w:b w:val="0"/>
-          <w:sz w:val="20"/>
-          <w:szCs w:val="20"/>
-        </w:rPr>
-        <w:t xml:space="preserve"> </w:t>
-      </w:r>
-      <w:r>
-        <w:rPr>
-          <w:rFonts w:ascii="Arial" w:hAnsi="Arial" w:cs="Arial"/>
-          <w:b w:val="0"/>
-          <w:sz w:val="20"/>
-          <w:szCs w:val="20"/>
-        </w:rPr>
-        <w:t>auto-layout</w:t>
-      </w:r>
-      <w:r>
-        <w:rPr>
-          <w:rFonts w:ascii="Arial" w:hAnsi="Arial" w:cs="Arial"/>
-          <w:b w:val="0"/>
-          <w:sz w:val="20"/>
-          <w:szCs w:val="20"/>
-        </w:rPr>
-        <w:t>.</w:t>
+        <w:t xml:space="preserve"> a complete desktop app prototype in Figma, using components, variants, and auto-layout.</w:t>
       </w:r>
     </w:p>
     <w:p>
       <w:pPr>
-        <w:pStyle w:val="Heading4"/>
+        <w:pStyle w:val="5"/>
         <w:numPr>
           <w:ilvl w:val="0"/>
           <w:numId w:val="3"/>
@@ -1042,17 +1011,27 @@
       </w:pPr>
       <w:r>
         <w:rPr>
-          <w:rFonts w:ascii="Arial" w:hAnsi="Arial" w:cs="Arial"/>
+          <w:rFonts w:hint="default" w:ascii="Arial" w:hAnsi="Arial" w:cs="Arial"/>
           <w:b w:val="0"/>
           <w:sz w:val="20"/>
           <w:szCs w:val="20"/>
-        </w:rPr>
-        <w:t>Built interactive user flows by linking frames interactions to simulate real app navigation</w:t>
+          <w:lang w:val="en-US"/>
+        </w:rPr>
+        <w:t>Implemented</w:t>
+      </w:r>
+      <w:r>
+        <w:rPr>
+          <w:rFonts w:ascii="Arial" w:hAnsi="Arial" w:cs="Arial"/>
+          <w:b w:val="0"/>
+          <w:sz w:val="20"/>
+          <w:szCs w:val="20"/>
+        </w:rPr>
+        <w:t xml:space="preserve"> interactive user flows by linking frames interactions to simulate real app navigation</w:t>
       </w:r>
     </w:p>
     <w:p>
       <w:pPr>
-        <w:pStyle w:val="Heading4"/>
+        <w:pStyle w:val="5"/>
         <w:numPr>
           <w:ilvl w:val="0"/>
           <w:numId w:val="4"/>
@@ -1079,7 +1058,7 @@
     </w:p>
     <w:p>
       <w:pPr>
-        <w:pStyle w:val="Heading4"/>
+        <w:pStyle w:val="5"/>
         <w:tabs>
           <w:tab w:val="left" w:pos="372"/>
         </w:tabs>
@@ -1103,7 +1082,7 @@
     </w:p>
     <w:p>
       <w:pPr>
-        <w:pStyle w:val="Heading4"/>
+        <w:pStyle w:val="5"/>
         <w:numPr>
           <w:ilvl w:val="0"/>
           <w:numId w:val="4"/>
@@ -1120,12 +1099,13 @@
       </w:pPr>
       <w:r>
         <w:rPr>
-          <w:rFonts w:ascii="Arial" w:hAnsi="Arial" w:cs="Arial"/>
+          <w:rFonts w:hint="default" w:ascii="Arial" w:hAnsi="Arial" w:cs="Arial"/>
           <w:b w:val="0"/>
           <w:sz w:val="20"/>
           <w:szCs w:val="20"/>
-        </w:rPr>
-        <w:t xml:space="preserve">Developed a unified watchlist feature </w:t>
+          <w:lang w:val="en-US"/>
+        </w:rPr>
+        <w:t>Acquired</w:t>
       </w:r>
       <w:r>
         <w:rPr>
@@ -1134,36 +1114,59 @@
           <w:sz w:val="20"/>
           <w:szCs w:val="20"/>
         </w:rPr>
-        <w:t>allowing users to save and track movies/series across multiple OTT</w:t>
+        <w:t xml:space="preserve"> a unified watchlist feature allowing users to save and track movies/series across multiple OTT</w:t>
       </w:r>
     </w:p>
     <w:p>
       <w:pPr>
-        <w:pStyle w:val="Heading4"/>
+        <w:pStyle w:val="5"/>
         <w:tabs>
           <w:tab w:val="left" w:pos="372"/>
         </w:tabs>
         <w:ind w:left="720" w:firstLine="0"/>
         <w:rPr>
-          <w:rFonts w:ascii="Arial" w:hAnsi="Arial" w:cs="Arial"/>
+          <w:rFonts w:hint="default" w:ascii="Arial" w:hAnsi="Arial" w:cs="Arial"/>
           <w:b w:val="0"/>
           <w:sz w:val="20"/>
           <w:szCs w:val="20"/>
-        </w:rPr>
-      </w:pPr>
-      <w:r>
-        <w:rPr>
-          <w:rFonts w:ascii="Arial" w:hAnsi="Arial" w:cs="Arial"/>
+          <w:lang w:val="en-US"/>
+        </w:rPr>
+      </w:pPr>
+      <w:r>
+        <w:rPr>
+          <w:rFonts w:hint="default" w:ascii="Arial" w:hAnsi="Arial" w:cs="Arial"/>
           <w:b w:val="0"/>
           <w:sz w:val="20"/>
           <w:szCs w:val="20"/>
-        </w:rPr>
-        <w:t>platforms</w:t>
-      </w:r>
+          <w:lang w:val="en-US"/>
+        </w:rPr>
+        <w:t>p</w:t>
+      </w:r>
+      <w:r>
+        <w:rPr>
+          <w:rFonts w:ascii="Arial" w:hAnsi="Arial" w:cs="Arial"/>
+          <w:b w:val="0"/>
+          <w:sz w:val="20"/>
+          <w:szCs w:val="20"/>
+        </w:rPr>
+        <w:t>latforms</w:t>
+      </w:r>
+      <w:r>
+        <w:rPr>
+          <w:rFonts w:hint="default" w:ascii="Arial" w:hAnsi="Arial" w:cs="Arial"/>
+          <w:b w:val="0"/>
+          <w:sz w:val="20"/>
+          <w:szCs w:val="20"/>
+          <w:lang w:val="en-US"/>
+        </w:rPr>
+        <w:t>.</w:t>
+      </w:r>
+      <w:bookmarkStart w:id="3" w:name="_GoBack"/>
+      <w:bookmarkEnd w:id="3"/>
     </w:p>
     <w:p>
       <w:pPr>
-        <w:pStyle w:val="Heading4"/>
+        <w:pStyle w:val="5"/>
         <w:numPr>
           <w:ilvl w:val="0"/>
           <w:numId w:val="4"/>
@@ -1199,7 +1202,7 @@
     </w:p>
     <w:p>
       <w:pPr>
-        <w:pStyle w:val="Heading4"/>
+        <w:pStyle w:val="5"/>
         <w:numPr>
           <w:ilvl w:val="0"/>
           <w:numId w:val="2"/>
@@ -1228,27 +1231,45 @@
       <w:r>
         <w:t xml:space="preserve"> </w:t>
       </w:r>
-      <w:hyperlink r:id="rId10" w:history="1">
-        <w:r>
-          <w:rPr>
-            <w:rStyle w:val="Hyperlink"/>
-            <w:rFonts w:ascii="Arial" w:hAnsi="Arial" w:cs="Arial"/>
-            <w:b w:val="0"/>
-            <w:bCs w:val="0"/>
-            <w:sz w:val="20"/>
-            <w:szCs w:val="20"/>
-          </w:rPr>
-          <w:t>Link</w:t>
-        </w:r>
-      </w:hyperlink>
-      <w:r>
-        <w:rPr>
+      <w:r>
+        <w:fldChar w:fldCharType="begin"/>
+      </w:r>
+      <w:r>
+        <w:instrText xml:space="preserve"> HYPERLINK "https://github.com/Shasank246/deadlockdetector" </w:instrText>
+      </w:r>
+      <w:r>
+        <w:fldChar w:fldCharType="separate"/>
+      </w:r>
+      <w:r>
+        <w:rPr>
+          <w:rStyle w:val="10"/>
           <w:rFonts w:ascii="Arial" w:hAnsi="Arial" w:cs="Arial"/>
           <w:b w:val="0"/>
           <w:bCs w:val="0"/>
           <w:sz w:val="20"/>
           <w:szCs w:val="20"/>
         </w:rPr>
+        <w:t>Link</w:t>
+      </w:r>
+      <w:r>
+        <w:rPr>
+          <w:rStyle w:val="10"/>
+          <w:rFonts w:ascii="Arial" w:hAnsi="Arial" w:cs="Arial"/>
+          <w:b w:val="0"/>
+          <w:bCs w:val="0"/>
+          <w:sz w:val="20"/>
+          <w:szCs w:val="20"/>
+        </w:rPr>
+        <w:fldChar w:fldCharType="end"/>
+      </w:r>
+      <w:r>
+        <w:rPr>
+          <w:rFonts w:ascii="Arial" w:hAnsi="Arial" w:cs="Arial"/>
+          <w:b w:val="0"/>
+          <w:bCs w:val="0"/>
+          <w:sz w:val="20"/>
+          <w:szCs w:val="20"/>
+        </w:rPr>
         <w:t xml:space="preserve"> </w:t>
       </w:r>
       <w:r>
@@ -1258,34 +1279,7 @@
           <w:sz w:val="20"/>
           <w:szCs w:val="20"/>
         </w:rPr>
-        <w:t xml:space="preserve">                                                             </w:t>
-      </w:r>
-      <w:r>
-        <w:rPr>
-          <w:rFonts w:ascii="Arial" w:hAnsi="Arial" w:cs="Arial"/>
-          <w:color w:val="2E3092"/>
-          <w:sz w:val="20"/>
-          <w:szCs w:val="20"/>
-        </w:rPr>
-        <w:t xml:space="preserve"> </w:t>
-      </w:r>
-      <w:r>
-        <w:rPr>
-          <w:rFonts w:ascii="Arial" w:hAnsi="Arial" w:cs="Arial"/>
-          <w:color w:val="2E3092"/>
-          <w:sz w:val="20"/>
-          <w:szCs w:val="20"/>
-        </w:rPr>
-        <w:t xml:space="preserve">                </w:t>
-      </w:r>
-      <w:r>
-        <w:rPr>
-          <w:rFonts w:ascii="Arial" w:hAnsi="Arial" w:cs="Arial"/>
-          <w:color w:val="2E3092"/>
-          <w:sz w:val="20"/>
-          <w:szCs w:val="20"/>
-        </w:rPr>
-        <w:t xml:space="preserve"> </w:t>
+        <w:t xml:space="preserve">                                                                               </w:t>
       </w:r>
       <w:r>
         <w:rPr>
@@ -1294,48 +1288,12 @@
           <w:sz w:val="20"/>
           <w:szCs w:val="20"/>
         </w:rPr>
-        <w:t>Feb’</w:t>
-      </w:r>
-      <w:r>
-        <w:rPr>
-          <w:rFonts w:ascii="Arial" w:hAnsi="Arial" w:cs="Arial"/>
-          <w:b w:val="0"/>
-          <w:sz w:val="20"/>
-          <w:szCs w:val="20"/>
-        </w:rPr>
-        <w:t xml:space="preserve"> </w:t>
-      </w:r>
-      <w:r>
-        <w:rPr>
-          <w:rFonts w:ascii="Arial" w:hAnsi="Arial" w:cs="Arial"/>
-          <w:b w:val="0"/>
-          <w:sz w:val="20"/>
-          <w:szCs w:val="20"/>
-        </w:rPr>
-        <w:t>25-Mar’</w:t>
-      </w:r>
-      <w:r>
-        <w:rPr>
-          <w:rFonts w:ascii="Arial" w:hAnsi="Arial" w:cs="Arial"/>
-          <w:b w:val="0"/>
-          <w:sz w:val="20"/>
-          <w:szCs w:val="20"/>
-        </w:rPr>
-        <w:t xml:space="preserve"> </w:t>
-      </w:r>
-      <w:r>
-        <w:rPr>
-          <w:rFonts w:ascii="Arial" w:hAnsi="Arial" w:cs="Arial"/>
-          <w:b w:val="0"/>
-          <w:sz w:val="20"/>
-          <w:szCs w:val="20"/>
-        </w:rPr>
-        <w:t>25</w:t>
+        <w:t>Feb’ 25-Mar’ 25</w:t>
       </w:r>
     </w:p>
     <w:p>
       <w:pPr>
-        <w:pStyle w:val="BodyText"/>
+        <w:pStyle w:val="8"/>
         <w:numPr>
           <w:ilvl w:val="0"/>
           <w:numId w:val="5"/>
@@ -1362,7 +1320,7 @@
     </w:p>
     <w:p>
       <w:pPr>
-        <w:pStyle w:val="BodyText"/>
+        <w:pStyle w:val="8"/>
         <w:spacing w:line="256" w:lineRule="auto"/>
         <w:ind w:left="720" w:right="1310"/>
         <w:rPr>
@@ -1382,7 +1340,7 @@
     </w:p>
     <w:p>
       <w:pPr>
-        <w:pStyle w:val="BodyText"/>
+        <w:pStyle w:val="8"/>
         <w:numPr>
           <w:ilvl w:val="0"/>
           <w:numId w:val="5"/>
@@ -1401,20 +1359,12 @@
           <w:sz w:val="20"/>
           <w:szCs w:val="20"/>
         </w:rPr>
-        <w:t xml:space="preserve">Executed </w:t>
-      </w:r>
-      <w:r>
-        <w:rPr>
-          <w:rFonts w:ascii="Arial" w:hAnsi="Arial" w:cs="Arial"/>
-          <w:sz w:val="20"/>
-          <w:szCs w:val="20"/>
-        </w:rPr>
-        <w:t xml:space="preserve">Banker’s Algorithm to automatically prevent unsafe states by validating resource </w:t>
+        <w:t xml:space="preserve">Executed Banker’s Algorithm to automatically prevent unsafe states by validating resource </w:t>
       </w:r>
     </w:p>
     <w:p>
       <w:pPr>
-        <w:pStyle w:val="BodyText"/>
+        <w:pStyle w:val="8"/>
         <w:spacing w:line="256" w:lineRule="auto"/>
         <w:ind w:left="720" w:right="1310"/>
         <w:rPr>
@@ -1434,7 +1384,7 @@
     </w:p>
     <w:p>
       <w:pPr>
-        <w:pStyle w:val="BodyText"/>
+        <w:pStyle w:val="8"/>
         <w:numPr>
           <w:ilvl w:val="0"/>
           <w:numId w:val="5"/>
@@ -1458,7 +1408,7 @@
     </w:p>
     <w:p>
       <w:pPr>
-        <w:pStyle w:val="BodyText"/>
+        <w:pStyle w:val="8"/>
         <w:spacing w:line="256" w:lineRule="auto"/>
         <w:ind w:left="720" w:right="1310"/>
         <w:rPr>
@@ -1478,7 +1428,7 @@
     </w:p>
     <w:p>
       <w:pPr>
-        <w:pStyle w:val="BodyText"/>
+        <w:pStyle w:val="8"/>
         <w:numPr>
           <w:ilvl w:val="0"/>
           <w:numId w:val="6"/>
@@ -1502,7 +1452,7 @@
     </w:p>
     <w:p>
       <w:pPr>
-        <w:pStyle w:val="BodyText"/>
+        <w:pStyle w:val="8"/>
         <w:numPr>
           <w:ilvl w:val="0"/>
           <w:numId w:val="6"/>
@@ -1526,7 +1476,7 @@
     </w:p>
     <w:p>
       <w:pPr>
-        <w:pStyle w:val="BodyText"/>
+        <w:pStyle w:val="8"/>
         <w:numPr>
           <w:ilvl w:val="0"/>
           <w:numId w:val="6"/>
@@ -1560,7 +1510,7 @@
     </w:p>
     <w:p>
       <w:pPr>
-        <w:pStyle w:val="BodyText"/>
+        <w:pStyle w:val="8"/>
         <w:spacing w:line="256" w:lineRule="auto"/>
         <w:ind w:left="720" w:right="1310"/>
         <w:rPr>
@@ -1570,7 +1520,7 @@
     </w:p>
     <w:p>
       <w:pPr>
-        <w:pStyle w:val="BodyText"/>
+        <w:pStyle w:val="8"/>
         <w:spacing w:line="256" w:lineRule="auto"/>
         <w:ind w:left="0" w:right="1310"/>
         <w:rPr>
@@ -1585,14 +1535,13 @@
       <w:r>
         <w:rPr>
           <w:rFonts w:ascii="Arial" w:hAnsi="Arial" w:cs="Arial"/>
-          <w:noProof/>
           <w:sz w:val="24"/>
           <w:szCs w:val="24"/>
         </w:rPr>
         <mc:AlternateContent>
           <mc:Choice Requires="wps">
             <w:drawing>
-              <wp:anchor distT="0" distB="0" distL="0" distR="0" simplePos="0" relativeHeight="251665408" behindDoc="1" locked="0" layoutInCell="1" allowOverlap="1" wp14:anchorId="2615517E" wp14:editId="1AE406D3">
+              <wp:anchor distT="0" distB="0" distL="0" distR="0" simplePos="0" relativeHeight="251665408" behindDoc="1" locked="0" layoutInCell="1" allowOverlap="1">
                 <wp:simplePos x="0" y="0"/>
                 <wp:positionH relativeFrom="margin">
                   <wp:align>center</wp:align>
@@ -1661,7 +1610,7 @@
               </wp:anchor>
             </w:drawing>
           </mc:Choice>
-          <mc:Fallback xmlns:wpsCustomData="http://www.wps.cn/officeDocument/2013/wpsCustomData">
+          <mc:Fallback>
             <w:pict>
               <v:shape id="Freeform 8" o:spid="_x0000_s1026" o:spt="100" style="position:absolute;left:0pt;margin-top:17.05pt;height:0.1pt;width:523.3pt;mso-position-horizontal:center;mso-position-horizontal-relative:margin;mso-wrap-distance-bottom:0pt;mso-wrap-distance-top:0pt;z-index:-251651072;mso-width-relative:page;mso-height-relative:page;" filled="f" stroked="t" coordsize="10466,1" o:gfxdata="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" path="m0,0l10465,0e">
                 <v:path o:connectlocs="0,0;6645275,0" o:connectangles="0,0"/>
@@ -1698,7 +1647,7 @@
     </w:p>
     <w:p>
       <w:pPr>
-        <w:pStyle w:val="ListParagraph"/>
+        <w:pStyle w:val="12"/>
         <w:numPr>
           <w:ilvl w:val="0"/>
           <w:numId w:val="7"/>
@@ -1726,17 +1675,33 @@
       <w:r>
         <w:t xml:space="preserve"> </w:t>
       </w:r>
-      <w:hyperlink r:id="rId11" w:history="1">
-        <w:r>
-          <w:rPr>
-            <w:rStyle w:val="Hyperlink"/>
-            <w:rFonts w:ascii="Arial" w:hAnsi="Arial" w:cs="Arial"/>
-            <w:sz w:val="20"/>
-            <w:szCs w:val="20"/>
-          </w:rPr>
-          <w:t>Link</w:t>
-        </w:r>
-      </w:hyperlink>
+      <w:r>
+        <w:fldChar w:fldCharType="begin"/>
+      </w:r>
+      <w:r>
+        <w:instrText xml:space="preserve"> HYPERLINK "https://drive.google.com/file/d/18U51X8t90TsMkOf7VuvYU_aC9EEjdqCn/view?usp=sharing" </w:instrText>
+      </w:r>
+      <w:r>
+        <w:fldChar w:fldCharType="separate"/>
+      </w:r>
+      <w:r>
+        <w:rPr>
+          <w:rStyle w:val="10"/>
+          <w:rFonts w:ascii="Arial" w:hAnsi="Arial" w:cs="Arial"/>
+          <w:sz w:val="20"/>
+          <w:szCs w:val="20"/>
+        </w:rPr>
+        <w:t>Link</w:t>
+      </w:r>
+      <w:r>
+        <w:rPr>
+          <w:rStyle w:val="10"/>
+          <w:rFonts w:ascii="Arial" w:hAnsi="Arial" w:cs="Arial"/>
+          <w:sz w:val="20"/>
+          <w:szCs w:val="20"/>
+        </w:rPr>
+        <w:fldChar w:fldCharType="end"/>
+      </w:r>
       <w:r>
         <w:rPr>
           <w:rFonts w:ascii="Arial" w:hAnsi="Arial" w:cs="Arial"/>
@@ -1754,74 +1719,20 @@
           <w:sz w:val="20"/>
           <w:szCs w:val="20"/>
         </w:rPr>
-        <w:t xml:space="preserve"> </w:t>
-      </w:r>
-      <w:r>
-        <w:rPr>
-          <w:rFonts w:ascii="Arial" w:hAnsi="Arial" w:cs="Arial"/>
-          <w:b/>
-          <w:bCs/>
-          <w:color w:val="2E3092"/>
-          <w:sz w:val="20"/>
-          <w:szCs w:val="20"/>
-        </w:rPr>
-        <w:t xml:space="preserve">                                             </w:t>
-      </w:r>
-      <w:r>
-        <w:rPr>
-          <w:rFonts w:ascii="Arial" w:hAnsi="Arial" w:cs="Arial"/>
-          <w:b/>
-          <w:bCs/>
-          <w:color w:val="2E3092"/>
-          <w:sz w:val="20"/>
-          <w:szCs w:val="20"/>
-        </w:rPr>
-        <w:t xml:space="preserve"> </w:t>
-      </w:r>
-      <w:r>
-        <w:rPr>
-          <w:rFonts w:ascii="Arial" w:hAnsi="Arial" w:cs="Arial"/>
-          <w:sz w:val="20"/>
-          <w:szCs w:val="20"/>
-        </w:rPr>
-        <w:t>Jun’</w:t>
-      </w:r>
-      <w:r>
-        <w:rPr>
-          <w:rFonts w:ascii="Arial" w:hAnsi="Arial" w:cs="Arial"/>
-          <w:sz w:val="20"/>
-          <w:szCs w:val="20"/>
-        </w:rPr>
-        <w:t xml:space="preserve"> </w:t>
-      </w:r>
-      <w:r>
-        <w:rPr>
-          <w:rFonts w:ascii="Arial" w:hAnsi="Arial" w:cs="Arial"/>
-          <w:sz w:val="20"/>
-          <w:szCs w:val="20"/>
-        </w:rPr>
-        <w:t>25-Jul’</w:t>
-      </w:r>
-      <w:r>
-        <w:rPr>
-          <w:rFonts w:ascii="Arial" w:hAnsi="Arial" w:cs="Arial"/>
-          <w:sz w:val="20"/>
-          <w:szCs w:val="20"/>
-        </w:rPr>
-        <w:t xml:space="preserve"> </w:t>
-      </w:r>
-      <w:r>
-        <w:rPr>
-          <w:rFonts w:ascii="Arial" w:hAnsi="Arial" w:cs="Arial"/>
-          <w:sz w:val="20"/>
-          <w:szCs w:val="20"/>
-        </w:rPr>
-        <w:t>25</w:t>
+        <w:t xml:space="preserve">                                               </w:t>
+      </w:r>
+      <w:r>
+        <w:rPr>
+          <w:rFonts w:ascii="Arial" w:hAnsi="Arial" w:cs="Arial"/>
+          <w:sz w:val="20"/>
+          <w:szCs w:val="20"/>
+        </w:rPr>
+        <w:t>Jun’ 25-Jul’ 25</w:t>
       </w:r>
     </w:p>
     <w:p>
       <w:pPr>
-        <w:pStyle w:val="ListParagraph"/>
+        <w:pStyle w:val="12"/>
         <w:numPr>
           <w:ilvl w:val="0"/>
           <w:numId w:val="8"/>
@@ -1838,20 +1749,12 @@
           <w:sz w:val="20"/>
           <w:szCs w:val="20"/>
         </w:rPr>
-        <w:t>Completed a summer training program in Design Thinking and Figma, gaining a strong foundation in UI/UX principles</w:t>
-      </w:r>
-      <w:r>
-        <w:rPr>
-          <w:rFonts w:ascii="Arial" w:hAnsi="Arial" w:cs="Arial"/>
-          <w:sz w:val="20"/>
-          <w:szCs w:val="20"/>
-        </w:rPr>
-        <w:t>.</w:t>
+        <w:t>Completed a summer training program in Design Thinking and Figma, gaining a strong foundation in UI/UX principles.</w:t>
       </w:r>
     </w:p>
     <w:p>
       <w:pPr>
-        <w:pStyle w:val="ListParagraph"/>
+        <w:pStyle w:val="12"/>
         <w:numPr>
           <w:ilvl w:val="0"/>
           <w:numId w:val="8"/>
@@ -1868,20 +1771,12 @@
           <w:sz w:val="20"/>
           <w:szCs w:val="20"/>
         </w:rPr>
-        <w:t>Applied concepts such as personas, storyboarding, and color theory to design user-centered solutions</w:t>
-      </w:r>
-      <w:r>
-        <w:rPr>
-          <w:rFonts w:ascii="Arial" w:hAnsi="Arial" w:cs="Arial"/>
-          <w:sz w:val="20"/>
-          <w:szCs w:val="20"/>
-        </w:rPr>
-        <w:t>.</w:t>
+        <w:t>Applied concepts such as personas, storyboarding, and color theory to design user-centered solutions.</w:t>
       </w:r>
     </w:p>
     <w:p>
       <w:pPr>
-        <w:pStyle w:val="ListParagraph"/>
+        <w:pStyle w:val="12"/>
         <w:numPr>
           <w:ilvl w:val="0"/>
           <w:numId w:val="8"/>
@@ -1898,20 +1793,12 @@
           <w:sz w:val="20"/>
           <w:szCs w:val="20"/>
         </w:rPr>
-        <w:t>Developed an interactive UI/UX prototype through wireframing, prototyping, and component-based design</w:t>
-      </w:r>
-      <w:r>
-        <w:rPr>
-          <w:rFonts w:ascii="Arial" w:hAnsi="Arial" w:cs="Arial"/>
-          <w:sz w:val="20"/>
-          <w:szCs w:val="20"/>
-        </w:rPr>
-        <w:t>.</w:t>
+        <w:t>Developed an interactive UI/UX prototype through wireframing, prototyping, and component-based design.</w:t>
       </w:r>
     </w:p>
     <w:p>
       <w:pPr>
-        <w:pStyle w:val="ListParagraph"/>
+        <w:pStyle w:val="12"/>
         <w:numPr>
           <w:ilvl w:val="0"/>
           <w:numId w:val="8"/>
@@ -1945,7 +1832,7 @@
     </w:p>
     <w:p>
       <w:pPr>
-        <w:pStyle w:val="Heading1"/>
+        <w:pStyle w:val="2"/>
         <w:spacing w:before="102"/>
         <w:rPr>
           <w:rFonts w:ascii="Arial" w:hAnsi="Arial" w:cs="Arial"/>
@@ -1954,12 +1841,11 @@
       <w:r>
         <w:rPr>
           <w:rFonts w:ascii="Arial" w:hAnsi="Arial" w:cs="Arial"/>
-          <w:noProof/>
         </w:rPr>
         <mc:AlternateContent>
           <mc:Choice Requires="wps">
             <w:drawing>
-              <wp:anchor distT="0" distB="0" distL="0" distR="0" simplePos="0" relativeHeight="251662336" behindDoc="1" locked="0" layoutInCell="1" allowOverlap="1" wp14:anchorId="38E67B09" wp14:editId="7D0ACC73">
+              <wp:anchor distT="0" distB="0" distL="0" distR="0" simplePos="0" relativeHeight="251662336" behindDoc="1" locked="0" layoutInCell="1" allowOverlap="1">
                 <wp:simplePos x="0" y="0"/>
                 <wp:positionH relativeFrom="page">
                   <wp:posOffset>429895</wp:posOffset>
@@ -2028,7 +1914,7 @@
               </wp:anchor>
             </w:drawing>
           </mc:Choice>
-          <mc:Fallback xmlns:wpsCustomData="http://www.wps.cn/officeDocument/2013/wpsCustomData">
+          <mc:Fallback>
             <w:pict>
               <v:shape id="Freeform 6" o:spid="_x0000_s1026" o:spt="100" style="position:absolute;left:0pt;margin-left:33.85pt;margin-top:20.5pt;height:0.1pt;width:523.3pt;mso-position-horizontal-relative:page;mso-wrap-distance-bottom:0pt;mso-wrap-distance-top:0pt;z-index:-251654144;mso-width-relative:page;mso-height-relative:page;" filled="f" stroked="t" coordsize="10466,1" o:gfxdata="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" path="m0,0l10465,0e">
                 <v:path o:connectlocs="0,0;6645275,0" o:connectangles="0,0"/>
@@ -2054,7 +1940,7 @@
     </w:p>
     <w:p>
       <w:pPr>
-        <w:pStyle w:val="Heading2"/>
+        <w:pStyle w:val="3"/>
         <w:numPr>
           <w:ilvl w:val="0"/>
           <w:numId w:val="7"/>
@@ -2074,51 +1960,39 @@
         </w:rPr>
         <w:t xml:space="preserve">Computational Theory: Language Principle &amp; Finite Automata Theory | Infosys </w:t>
       </w:r>
-      <w:hyperlink r:id="rId12" w:history="1">
-        <w:r>
-          <w:rPr>
-            <w:rStyle w:val="Hyperlink"/>
-            <w:rFonts w:ascii="Arial" w:hAnsi="Arial" w:cs="Arial"/>
-          </w:rPr>
-          <w:t>L</w:t>
-        </w:r>
-        <w:r>
-          <w:rPr>
-            <w:rStyle w:val="Hyperlink"/>
-            <w:rFonts w:ascii="Arial" w:hAnsi="Arial" w:cs="Arial"/>
-          </w:rPr>
-          <w:t>i</w:t>
-        </w:r>
-        <w:r>
-          <w:rPr>
-            <w:rStyle w:val="Hyperlink"/>
-            <w:rFonts w:ascii="Arial" w:hAnsi="Arial" w:cs="Arial"/>
-          </w:rPr>
-          <w:t>nk</w:t>
-        </w:r>
-      </w:hyperlink>
-      <w:r>
-        <w:rPr>
-          <w:rFonts w:ascii="Arial" w:hAnsi="Arial" w:cs="Arial"/>
-        </w:rPr>
-        <w:t xml:space="preserve">                                         Aug’</w:t>
-      </w:r>
-      <w:r>
-        <w:rPr>
-          <w:rFonts w:ascii="Arial" w:hAnsi="Arial" w:cs="Arial"/>
-        </w:rPr>
-        <w:t xml:space="preserve"> </w:t>
-      </w:r>
-      <w:r>
-        <w:rPr>
-          <w:rFonts w:ascii="Arial" w:hAnsi="Arial" w:cs="Arial"/>
-        </w:rPr>
-        <w:t>25</w:t>
+      <w:r>
+        <w:fldChar w:fldCharType="begin"/>
+      </w:r>
+      <w:r>
+        <w:instrText xml:space="preserve"> HYPERLINK "https://drive.google.com/file/d/1TWrGi9O0HAPalYoyTmiB6a-vVENJoXBj/view?usp=drive_link" </w:instrText>
+      </w:r>
+      <w:r>
+        <w:fldChar w:fldCharType="separate"/>
+      </w:r>
+      <w:r>
+        <w:rPr>
+          <w:rStyle w:val="10"/>
+          <w:rFonts w:ascii="Arial" w:hAnsi="Arial" w:cs="Arial"/>
+        </w:rPr>
+        <w:t>Link</w:t>
+      </w:r>
+      <w:r>
+        <w:rPr>
+          <w:rStyle w:val="10"/>
+          <w:rFonts w:ascii="Arial" w:hAnsi="Arial" w:cs="Arial"/>
+        </w:rPr>
+        <w:fldChar w:fldCharType="end"/>
+      </w:r>
+      <w:r>
+        <w:rPr>
+          <w:rFonts w:ascii="Arial" w:hAnsi="Arial" w:cs="Arial"/>
+        </w:rPr>
+        <w:t xml:space="preserve">                                         Aug’ 25</w:t>
       </w:r>
     </w:p>
     <w:p>
       <w:pPr>
-        <w:pStyle w:val="ListParagraph"/>
+        <w:pStyle w:val="12"/>
         <w:numPr>
           <w:ilvl w:val="0"/>
           <w:numId w:val="7"/>
@@ -2145,35 +2019,33 @@
         </w:rPr>
         <w:t xml:space="preserve"> </w:t>
       </w:r>
-      <w:hyperlink r:id="rId13" w:history="1">
-        <w:r>
-          <w:rPr>
-            <w:rStyle w:val="Hyperlink"/>
-            <w:rFonts w:ascii="Arial" w:hAnsi="Arial" w:cs="Arial"/>
-            <w:sz w:val="20"/>
-            <w:szCs w:val="20"/>
-          </w:rPr>
-          <w:t>L</w:t>
-        </w:r>
-        <w:r>
-          <w:rPr>
-            <w:rStyle w:val="Hyperlink"/>
-            <w:rFonts w:ascii="Arial" w:hAnsi="Arial" w:cs="Arial"/>
-            <w:sz w:val="20"/>
-            <w:szCs w:val="20"/>
-          </w:rPr>
-          <w:t>i</w:t>
-        </w:r>
-        <w:r>
-          <w:rPr>
-            <w:rStyle w:val="Hyperlink"/>
-            <w:rFonts w:ascii="Arial" w:hAnsi="Arial" w:cs="Arial"/>
-            <w:sz w:val="20"/>
-            <w:szCs w:val="20"/>
-          </w:rPr>
-          <w:t>nk</w:t>
-        </w:r>
-      </w:hyperlink>
+      <w:r>
+        <w:fldChar w:fldCharType="begin"/>
+      </w:r>
+      <w:r>
+        <w:instrText xml:space="preserve"> HYPERLINK "https://drive.google.com/file/d/11RAFI0sbWCs_PAhrVIkgRKorQflM2uHg/view?usp=drive_link" </w:instrText>
+      </w:r>
+      <w:r>
+        <w:fldChar w:fldCharType="separate"/>
+      </w:r>
+      <w:r>
+        <w:rPr>
+          <w:rStyle w:val="10"/>
+          <w:rFonts w:ascii="Arial" w:hAnsi="Arial" w:cs="Arial"/>
+          <w:sz w:val="20"/>
+          <w:szCs w:val="20"/>
+        </w:rPr>
+        <w:t>Link</w:t>
+      </w:r>
+      <w:r>
+        <w:rPr>
+          <w:rStyle w:val="10"/>
+          <w:rFonts w:ascii="Arial" w:hAnsi="Arial" w:cs="Arial"/>
+          <w:sz w:val="20"/>
+          <w:szCs w:val="20"/>
+        </w:rPr>
+        <w:fldChar w:fldCharType="end"/>
+      </w:r>
       <w:r>
         <w:rPr>
           <w:rFonts w:ascii="Arial" w:hAnsi="Arial" w:cs="Arial"/>
@@ -2191,45 +2063,24 @@
           <w:rFonts w:ascii="Arial" w:hAnsi="Arial" w:cs="Arial"/>
         </w:rPr>
         <w:tab/>
-        <w:t xml:space="preserve">                                           </w:t>
-      </w:r>
-      <w:r>
-        <w:rPr>
-          <w:rFonts w:ascii="Arial" w:hAnsi="Arial" w:cs="Arial"/>
-        </w:rPr>
-        <w:t xml:space="preserve"> </w:t>
-      </w:r>
-      <w:r>
-        <w:rPr>
-          <w:rFonts w:ascii="Arial" w:hAnsi="Arial" w:cs="Arial"/>
-        </w:rPr>
-        <w:t xml:space="preserve"> </w:t>
-      </w:r>
-      <w:r>
-        <w:rPr>
-          <w:rFonts w:ascii="Arial" w:hAnsi="Arial" w:cs="Arial"/>
-          <w:sz w:val="20"/>
-        </w:rPr>
-        <w:t>Apr’</w:t>
-      </w:r>
-      <w:r>
-        <w:rPr>
-          <w:rFonts w:ascii="Arial" w:hAnsi="Arial" w:cs="Arial"/>
-          <w:sz w:val="20"/>
-        </w:rPr>
-        <w:t xml:space="preserve"> </w:t>
-      </w:r>
-      <w:r>
-        <w:rPr>
-          <w:rFonts w:ascii="Arial" w:hAnsi="Arial" w:cs="Arial"/>
-          <w:sz w:val="20"/>
-        </w:rPr>
-        <w:t>25</w:t>
+      </w:r>
+      <w:r>
+        <w:rPr>
+          <w:rFonts w:ascii="Arial" w:hAnsi="Arial" w:cs="Arial"/>
+        </w:rPr>
+        <w:t xml:space="preserve">                                             </w:t>
+      </w:r>
+      <w:r>
+        <w:rPr>
+          <w:rFonts w:ascii="Arial" w:hAnsi="Arial" w:cs="Arial"/>
+          <w:sz w:val="20"/>
+        </w:rPr>
+        <w:t>Apr’ 25</w:t>
       </w:r>
     </w:p>
     <w:p>
       <w:pPr>
-        <w:pStyle w:val="ListParagraph"/>
+        <w:pStyle w:val="12"/>
         <w:numPr>
           <w:ilvl w:val="0"/>
           <w:numId w:val="7"/>
@@ -2254,35 +2105,33 @@
       <w:r>
         <w:t xml:space="preserve"> </w:t>
       </w:r>
-      <w:hyperlink r:id="rId14" w:history="1">
-        <w:r>
-          <w:rPr>
-            <w:rStyle w:val="Hyperlink"/>
-            <w:rFonts w:ascii="Arial" w:hAnsi="Arial" w:cs="Arial"/>
-            <w:sz w:val="20"/>
-            <w:szCs w:val="20"/>
-          </w:rPr>
-          <w:t>L</w:t>
-        </w:r>
-        <w:r>
-          <w:rPr>
-            <w:rStyle w:val="Hyperlink"/>
-            <w:rFonts w:ascii="Arial" w:hAnsi="Arial" w:cs="Arial"/>
-            <w:sz w:val="20"/>
-            <w:szCs w:val="20"/>
-          </w:rPr>
-          <w:t>i</w:t>
-        </w:r>
-        <w:r>
-          <w:rPr>
-            <w:rStyle w:val="Hyperlink"/>
-            <w:rFonts w:ascii="Arial" w:hAnsi="Arial" w:cs="Arial"/>
-            <w:sz w:val="20"/>
-            <w:szCs w:val="20"/>
-          </w:rPr>
-          <w:t>nk</w:t>
-        </w:r>
-      </w:hyperlink>
+      <w:r>
+        <w:fldChar w:fldCharType="begin"/>
+      </w:r>
+      <w:r>
+        <w:instrText xml:space="preserve"> HYPERLINK "https://drive.google.com/file/d/1AutJQF55vt0Cloyt0bgrseq1tetwZ1qe/view?usp=drive_link" </w:instrText>
+      </w:r>
+      <w:r>
+        <w:fldChar w:fldCharType="separate"/>
+      </w:r>
+      <w:r>
+        <w:rPr>
+          <w:rStyle w:val="10"/>
+          <w:rFonts w:ascii="Arial" w:hAnsi="Arial" w:cs="Arial"/>
+          <w:sz w:val="20"/>
+          <w:szCs w:val="20"/>
+        </w:rPr>
+        <w:t>Link</w:t>
+      </w:r>
+      <w:r>
+        <w:rPr>
+          <w:rStyle w:val="10"/>
+          <w:rFonts w:ascii="Arial" w:hAnsi="Arial" w:cs="Arial"/>
+          <w:sz w:val="20"/>
+          <w:szCs w:val="20"/>
+        </w:rPr>
+        <w:fldChar w:fldCharType="end"/>
+      </w:r>
       <w:r>
         <w:rPr>
           <w:rFonts w:ascii="Arial" w:hAnsi="Arial" w:cs="Arial"/>
@@ -2297,44 +2146,20 @@
           <w:sz w:val="20"/>
           <w:szCs w:val="20"/>
         </w:rPr>
-        <w:t xml:space="preserve">                                                                             </w:t>
-      </w:r>
-      <w:r>
-        <w:rPr>
-          <w:rFonts w:ascii="Segoe UI Emoji" w:hAnsi="Segoe UI Emoji" w:cs="Segoe UI Emoji"/>
-          <w:sz w:val="20"/>
-          <w:szCs w:val="20"/>
-        </w:rPr>
-        <w:t xml:space="preserve"> </w:t>
-      </w:r>
-      <w:r>
-        <w:rPr>
-          <w:rFonts w:ascii="Arial" w:hAnsi="Arial" w:cs="Arial"/>
-          <w:sz w:val="20"/>
-          <w:szCs w:val="20"/>
-        </w:rPr>
-        <w:t>Sep’</w:t>
-      </w:r>
-      <w:r>
-        <w:rPr>
-          <w:rFonts w:ascii="Arial" w:hAnsi="Arial" w:cs="Arial"/>
-          <w:sz w:val="20"/>
-          <w:szCs w:val="20"/>
-        </w:rPr>
-        <w:t xml:space="preserve"> </w:t>
-      </w:r>
-      <w:r>
-        <w:rPr>
-          <w:rFonts w:ascii="Arial" w:hAnsi="Arial" w:cs="Arial"/>
-          <w:sz w:val="20"/>
-          <w:szCs w:val="20"/>
-        </w:rPr>
-        <w:t>24</w:t>
+        <w:t xml:space="preserve">                                                                              </w:t>
+      </w:r>
+      <w:r>
+        <w:rPr>
+          <w:rFonts w:ascii="Arial" w:hAnsi="Arial" w:cs="Arial"/>
+          <w:sz w:val="20"/>
+          <w:szCs w:val="20"/>
+        </w:rPr>
+        <w:t>Sep’ 24</w:t>
       </w:r>
     </w:p>
     <w:p>
       <w:pPr>
-        <w:pStyle w:val="ListParagraph"/>
+        <w:pStyle w:val="12"/>
         <w:numPr>
           <w:ilvl w:val="0"/>
           <w:numId w:val="7"/>
@@ -2359,95 +2184,68 @@
       <w:r>
         <w:t xml:space="preserve"> </w:t>
       </w:r>
-      <w:hyperlink r:id="rId15" w:history="1">
-        <w:r>
-          <w:rPr>
-            <w:rStyle w:val="Hyperlink"/>
-            <w:rFonts w:ascii="Arial" w:hAnsi="Arial" w:cs="Arial"/>
-            <w:sz w:val="20"/>
-            <w:szCs w:val="20"/>
-          </w:rPr>
-          <w:t>Li</w:t>
-        </w:r>
-        <w:r>
-          <w:rPr>
-            <w:rStyle w:val="Hyperlink"/>
-            <w:rFonts w:ascii="Arial" w:hAnsi="Arial" w:cs="Arial"/>
-            <w:sz w:val="20"/>
-            <w:szCs w:val="20"/>
-          </w:rPr>
-          <w:t>n</w:t>
-        </w:r>
-        <w:r>
-          <w:rPr>
-            <w:rStyle w:val="Hyperlink"/>
-            <w:rFonts w:ascii="Arial" w:hAnsi="Arial" w:cs="Arial"/>
-            <w:sz w:val="20"/>
-            <w:szCs w:val="20"/>
-          </w:rPr>
-          <w:t>k</w:t>
-        </w:r>
-      </w:hyperlink>
+      <w:r>
+        <w:fldChar w:fldCharType="begin"/>
+      </w:r>
+      <w:r>
+        <w:instrText xml:space="preserve"> HYPERLINK "https://drive.google.com/file/d/16gtQ-BeZIfaiYrhAmpQFDprlUmWAcnx9/view?usp=drive_link" </w:instrText>
+      </w:r>
+      <w:r>
+        <w:fldChar w:fldCharType="separate"/>
+      </w:r>
+      <w:r>
+        <w:rPr>
+          <w:rStyle w:val="10"/>
+          <w:rFonts w:ascii="Arial" w:hAnsi="Arial" w:cs="Arial"/>
+          <w:sz w:val="20"/>
+          <w:szCs w:val="20"/>
+        </w:rPr>
+        <w:t>Link</w:t>
+      </w:r>
+      <w:r>
+        <w:rPr>
+          <w:rStyle w:val="10"/>
+          <w:rFonts w:ascii="Arial" w:hAnsi="Arial" w:cs="Arial"/>
+          <w:sz w:val="20"/>
+          <w:szCs w:val="20"/>
+        </w:rPr>
+        <w:fldChar w:fldCharType="end"/>
+      </w:r>
       <w:r>
         <w:rPr>
           <w:rFonts w:ascii="Segoe UI Emoji" w:hAnsi="Segoe UI Emoji" w:cs="Segoe UI Emoji"/>
           <w:sz w:val="20"/>
           <w:szCs w:val="20"/>
         </w:rPr>
-        <w:t xml:space="preserve">                                                                     </w:t>
-      </w:r>
-      <w:r>
-        <w:rPr>
-          <w:rFonts w:ascii="Segoe UI Emoji" w:hAnsi="Segoe UI Emoji" w:cs="Segoe UI Emoji"/>
-          <w:sz w:val="20"/>
-          <w:szCs w:val="20"/>
-        </w:rPr>
-        <w:t xml:space="preserve"> </w:t>
-      </w:r>
-      <w:r>
-        <w:rPr>
-          <w:rFonts w:ascii="Arial" w:hAnsi="Arial" w:cs="Arial"/>
-          <w:sz w:val="20"/>
-          <w:szCs w:val="20"/>
-        </w:rPr>
-        <w:t>Sep’</w:t>
-      </w:r>
-      <w:r>
-        <w:rPr>
-          <w:rFonts w:ascii="Arial" w:hAnsi="Arial" w:cs="Arial"/>
-          <w:sz w:val="20"/>
-          <w:szCs w:val="20"/>
-        </w:rPr>
-        <w:t xml:space="preserve"> </w:t>
-      </w:r>
-      <w:r>
-        <w:rPr>
-          <w:rFonts w:ascii="Arial" w:hAnsi="Arial" w:cs="Arial"/>
-          <w:sz w:val="20"/>
-          <w:szCs w:val="20"/>
-        </w:rPr>
-        <w:t>24</w:t>
+        <w:t xml:space="preserve">                                                                      </w:t>
+      </w:r>
+      <w:r>
+        <w:rPr>
+          <w:rFonts w:ascii="Arial" w:hAnsi="Arial" w:cs="Arial"/>
+          <w:sz w:val="20"/>
+          <w:szCs w:val="20"/>
+        </w:rPr>
+        <w:t>Sep’ 24</w:t>
       </w:r>
     </w:p>
-    <w:bookmarkStart w:id="2" w:name="BlueViolet_Education"/>
-    <w:bookmarkEnd w:id="2"/>
     <w:p>
       <w:pPr>
-        <w:pStyle w:val="Heading1"/>
+        <w:pStyle w:val="2"/>
         <w:spacing w:before="101"/>
         <w:rPr>
           <w:rFonts w:ascii="Arial" w:hAnsi="Arial" w:cs="Arial"/>
         </w:rPr>
       </w:pPr>
-      <w:r>
-        <w:rPr>
-          <w:rFonts w:ascii="Arial" w:hAnsi="Arial" w:cs="Arial"/>
-          <w:noProof/>
+      <w:bookmarkStart w:id="2" w:name="BlueViolet_Education"/>
+      <w:bookmarkEnd w:id="2"/>
+      <w:r>
+        <w:rPr>
+          <w:rFonts w:ascii="Arial" w:hAnsi="Arial" w:cs="Arial"/>
         </w:rPr>
         <mc:AlternateContent>
           <mc:Choice Requires="wps">
             <w:drawing>
-              <wp:anchor distT="0" distB="0" distL="0" distR="0" simplePos="0" relativeHeight="251660288" behindDoc="1" locked="0" layoutInCell="1" allowOverlap="1" wp14:anchorId="22526339" wp14:editId="4DB53688">
+              <wp:anchor distT="0" distB="0" distL="0" distR="0" simplePos="0" relativeHeight="251660288" behindDoc="1" locked="0" layoutInCell="1" allowOverlap="1">
                 <wp:simplePos x="0" y="0"/>
                 <wp:positionH relativeFrom="page">
                   <wp:posOffset>429895</wp:posOffset>
@@ -2516,7 +2314,7 @@
               </wp:anchor>
             </w:drawing>
           </mc:Choice>
-          <mc:Fallback xmlns:wpsCustomData="http://www.wps.cn/officeDocument/2013/wpsCustomData">
+          <mc:Fallback>
             <w:pict>
               <v:shape id="Freeform 7" o:spid="_x0000_s1026" o:spt="100" style="position:absolute;left:0pt;margin-left:33.85pt;margin-top:20.45pt;height:0.1pt;width:523.3pt;mso-position-horizontal-relative:page;mso-wrap-distance-bottom:0pt;mso-wrap-distance-top:0pt;z-index:-251656192;mso-width-relative:page;mso-height-relative:page;" filled="f" stroked="t" coordsize="10466,1" o:gfxdata="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" path="m0,0l10465,0e">
                 <v:path o:connectlocs="0,0;6645275,0" o:connectangles="0,0"/>
@@ -2542,7 +2340,7 @@
     </w:p>
     <w:p>
       <w:pPr>
-        <w:pStyle w:val="Heading4"/>
+        <w:pStyle w:val="5"/>
         <w:numPr>
           <w:ilvl w:val="0"/>
           <w:numId w:val="1"/>
@@ -2558,6 +2356,11 @@
           <w:color w:val="000000" w:themeColor="text1"/>
           <w:sz w:val="20"/>
           <w:szCs w:val="20"/>
+          <w14:textFill>
+            <w14:solidFill>
+              <w14:schemeClr w14:val="tx1"/>
+            </w14:solidFill>
+          </w14:textFill>
         </w:rPr>
       </w:pPr>
       <w:r>
@@ -2568,6 +2371,11 @@
           <w:color w:val="000000" w:themeColor="text1"/>
           <w:sz w:val="20"/>
           <w:szCs w:val="20"/>
+          <w14:textFill>
+            <w14:solidFill>
+              <w14:schemeClr w14:val="tx1"/>
+            </w14:solidFill>
+          </w14:textFill>
         </w:rPr>
         <w:t>TATA Crucible Campus Quiz 2025</w:t>
       </w:r>
@@ -2577,26 +2385,13 @@
           <w:color w:val="000000" w:themeColor="text1"/>
           <w:sz w:val="20"/>
           <w:szCs w:val="20"/>
-        </w:rPr>
-        <w:t xml:space="preserve">                                                                                                                 </w:t>
-      </w:r>
-      <w:r>
-        <w:rPr>
-          <w:rFonts w:ascii="Arial" w:hAnsi="Arial" w:cs="Arial"/>
-          <w:color w:val="000000" w:themeColor="text1"/>
-          <w:sz w:val="20"/>
-          <w:szCs w:val="20"/>
-        </w:rPr>
-        <w:t xml:space="preserve">   </w:t>
-      </w:r>
-      <w:r>
-        <w:rPr>
-          <w:rFonts w:ascii="Arial" w:hAnsi="Arial" w:cs="Arial"/>
-          <w:color w:val="000000" w:themeColor="text1"/>
-          <w:sz w:val="20"/>
-          <w:szCs w:val="20"/>
-        </w:rPr>
-        <w:t xml:space="preserve"> </w:t>
+          <w14:textFill>
+            <w14:solidFill>
+              <w14:schemeClr w14:val="tx1"/>
+            </w14:solidFill>
+          </w14:textFill>
+        </w:rPr>
+        <w:t xml:space="preserve">                                                                                                                     </w:t>
       </w:r>
       <w:r>
         <w:rPr>
@@ -2605,33 +2400,18 @@
           <w:color w:val="000000" w:themeColor="text1"/>
           <w:sz w:val="20"/>
           <w:szCs w:val="20"/>
-        </w:rPr>
-        <w:t>Nov’</w:t>
-      </w:r>
-      <w:r>
-        <w:rPr>
-          <w:rFonts w:ascii="Arial" w:hAnsi="Arial" w:cs="Arial"/>
-          <w:b w:val="0"/>
-          <w:color w:val="000000" w:themeColor="text1"/>
-          <w:sz w:val="20"/>
-          <w:szCs w:val="20"/>
-        </w:rPr>
-        <w:t xml:space="preserve"> </w:t>
-      </w:r>
-      <w:r>
-        <w:rPr>
-          <w:rFonts w:ascii="Arial" w:hAnsi="Arial" w:cs="Arial"/>
-          <w:b w:val="0"/>
-          <w:color w:val="000000" w:themeColor="text1"/>
-          <w:sz w:val="20"/>
-          <w:szCs w:val="20"/>
-        </w:rPr>
-        <w:t>25</w:t>
+          <w14:textFill>
+            <w14:solidFill>
+              <w14:schemeClr w14:val="tx1"/>
+            </w14:solidFill>
+          </w14:textFill>
+        </w:rPr>
+        <w:t>Nov’ 25</w:t>
       </w:r>
     </w:p>
     <w:p>
       <w:pPr>
-        <w:pStyle w:val="Heading4"/>
+        <w:pStyle w:val="5"/>
         <w:numPr>
           <w:ilvl w:val="0"/>
           <w:numId w:val="1"/>
@@ -2647,6 +2427,11 @@
           <w:color w:val="000000" w:themeColor="text1"/>
           <w:sz w:val="20"/>
           <w:szCs w:val="20"/>
+          <w14:textFill>
+            <w14:solidFill>
+              <w14:schemeClr w14:val="tx1"/>
+            </w14:solidFill>
+          </w14:textFill>
         </w:rPr>
       </w:pPr>
       <w:r>
@@ -2657,6 +2442,11 @@
           <w:color w:val="000000" w:themeColor="text1"/>
           <w:sz w:val="20"/>
           <w:szCs w:val="20"/>
+          <w14:textFill>
+            <w14:solidFill>
+              <w14:schemeClr w14:val="tx1"/>
+            </w14:solidFill>
+          </w14:textFill>
         </w:rPr>
         <w:t>Adobe India Hackathon</w:t>
       </w:r>
@@ -2666,26 +2456,13 @@
           <w:color w:val="000000" w:themeColor="text1"/>
           <w:sz w:val="20"/>
           <w:szCs w:val="20"/>
-        </w:rPr>
-        <w:t xml:space="preserve">                                                                                                                                   </w:t>
-      </w:r>
-      <w:r>
-        <w:rPr>
-          <w:rFonts w:ascii="Arial" w:hAnsi="Arial" w:cs="Arial"/>
-          <w:color w:val="000000" w:themeColor="text1"/>
-          <w:sz w:val="20"/>
-          <w:szCs w:val="20"/>
-        </w:rPr>
-        <w:t xml:space="preserve"> </w:t>
-      </w:r>
-      <w:r>
-        <w:rPr>
-          <w:rFonts w:ascii="Arial" w:hAnsi="Arial" w:cs="Arial"/>
-          <w:color w:val="000000" w:themeColor="text1"/>
-          <w:sz w:val="20"/>
-          <w:szCs w:val="20"/>
-        </w:rPr>
-        <w:t xml:space="preserve">   </w:t>
+          <w14:textFill>
+            <w14:solidFill>
+              <w14:schemeClr w14:val="tx1"/>
+            </w14:solidFill>
+          </w14:textFill>
+        </w:rPr>
+        <w:t xml:space="preserve">                                                                                                                                       </w:t>
       </w:r>
       <w:r>
         <w:rPr>
@@ -2694,33 +2471,18 @@
           <w:color w:val="000000" w:themeColor="text1"/>
           <w:sz w:val="20"/>
           <w:szCs w:val="20"/>
-        </w:rPr>
-        <w:t>Jan’</w:t>
-      </w:r>
-      <w:r>
-        <w:rPr>
-          <w:rFonts w:ascii="Arial" w:hAnsi="Arial" w:cs="Arial"/>
-          <w:b w:val="0"/>
-          <w:color w:val="000000" w:themeColor="text1"/>
-          <w:sz w:val="20"/>
-          <w:szCs w:val="20"/>
-        </w:rPr>
-        <w:t xml:space="preserve"> </w:t>
-      </w:r>
-      <w:r>
-        <w:rPr>
-          <w:rFonts w:ascii="Arial" w:hAnsi="Arial" w:cs="Arial"/>
-          <w:b w:val="0"/>
-          <w:color w:val="000000" w:themeColor="text1"/>
-          <w:sz w:val="20"/>
-          <w:szCs w:val="20"/>
-        </w:rPr>
-        <w:t>25</w:t>
+          <w14:textFill>
+            <w14:solidFill>
+              <w14:schemeClr w14:val="tx1"/>
+            </w14:solidFill>
+          </w14:textFill>
+        </w:rPr>
+        <w:t>Jan’ 25</w:t>
       </w:r>
     </w:p>
     <w:p>
       <w:pPr>
-        <w:pStyle w:val="Heading4"/>
+        <w:pStyle w:val="5"/>
         <w:numPr>
           <w:ilvl w:val="0"/>
           <w:numId w:val="1"/>
@@ -2737,7 +2499,6 @@
           <w:szCs w:val="20"/>
         </w:rPr>
       </w:pPr>
-      <w:proofErr w:type="spellStart"/>
       <w:r>
         <w:rPr>
           <w:rFonts w:ascii="Arial" w:hAnsi="Arial" w:cs="Arial"/>
@@ -2746,79 +2507,27 @@
           <w:color w:val="000000" w:themeColor="text1"/>
           <w:sz w:val="20"/>
           <w:szCs w:val="20"/>
-        </w:rPr>
-        <w:t>BinaryBlitz</w:t>
-      </w:r>
-      <w:proofErr w:type="spellEnd"/>
+          <w14:textFill>
+            <w14:solidFill>
+              <w14:schemeClr w14:val="tx1"/>
+            </w14:solidFill>
+          </w14:textFill>
+        </w:rPr>
+        <w:t>BinaryBlitz Achievement Certificate</w:t>
+      </w:r>
       <w:r>
         <w:rPr>
           <w:rFonts w:ascii="Arial" w:hAnsi="Arial" w:cs="Arial"/>
           <w:b w:val="0"/>
-          <w:bCs w:val="0"/>
-          <w:color w:val="000000" w:themeColor="text1"/>
-          <w:sz w:val="20"/>
-          <w:szCs w:val="20"/>
-        </w:rPr>
-        <w:t xml:space="preserve"> Achievement Certificate</w:t>
-      </w:r>
-      <w:r>
-        <w:rPr>
-          <w:rFonts w:ascii="Arial" w:hAnsi="Arial" w:cs="Arial"/>
-          <w:b w:val="0"/>
-          <w:sz w:val="20"/>
-          <w:szCs w:val="20"/>
-        </w:rPr>
-        <w:t xml:space="preserve">                                                                                                              </w:t>
-      </w:r>
-      <w:r>
-        <w:rPr>
-          <w:rFonts w:ascii="Arial" w:hAnsi="Arial" w:cs="Arial"/>
-          <w:b w:val="0"/>
-          <w:sz w:val="20"/>
-          <w:szCs w:val="20"/>
-        </w:rPr>
-        <w:t xml:space="preserve"> </w:t>
-      </w:r>
-      <w:r>
-        <w:rPr>
-          <w:rFonts w:ascii="Arial" w:hAnsi="Arial" w:cs="Arial"/>
-          <w:b w:val="0"/>
-          <w:sz w:val="20"/>
-          <w:szCs w:val="20"/>
-        </w:rPr>
-        <w:t xml:space="preserve">     </w:t>
-      </w:r>
-      <w:r>
-        <w:rPr>
-          <w:rFonts w:ascii="Arial" w:hAnsi="Arial" w:cs="Arial"/>
-          <w:b w:val="0"/>
-          <w:sz w:val="20"/>
-          <w:szCs w:val="20"/>
-        </w:rPr>
-        <w:t>Jan’</w:t>
-      </w:r>
-      <w:r>
-        <w:rPr>
-          <w:rFonts w:ascii="Arial" w:hAnsi="Arial" w:cs="Arial"/>
-          <w:b w:val="0"/>
-          <w:sz w:val="20"/>
-          <w:szCs w:val="20"/>
-        </w:rPr>
-        <w:t xml:space="preserve"> </w:t>
-      </w:r>
-      <w:r>
-        <w:rPr>
-          <w:rFonts w:ascii="Arial" w:hAnsi="Arial" w:cs="Arial"/>
-          <w:b w:val="0"/>
-          <w:sz w:val="20"/>
-          <w:szCs w:val="20"/>
-        </w:rPr>
-        <w:t>25</w:t>
+          <w:sz w:val="20"/>
+          <w:szCs w:val="20"/>
+        </w:rPr>
+        <w:t xml:space="preserve">                                                                                                                    Jan’ 25</w:t>
       </w:r>
     </w:p>
     <w:p>
       <w:pPr>
-        <w:pStyle w:val="Heading1"/>
+        <w:pStyle w:val="2"/>
         <w:spacing w:before="118"/>
         <w:rPr>
           <w:rFonts w:ascii="Arial" w:hAnsi="Arial" w:cs="Arial"/>
@@ -2827,12 +2536,11 @@
       <w:r>
         <w:rPr>
           <w:rFonts w:ascii="Arial" w:hAnsi="Arial" w:cs="Arial"/>
-          <w:noProof/>
         </w:rPr>
         <mc:AlternateContent>
           <mc:Choice Requires="wps">
             <w:drawing>
-              <wp:anchor distT="0" distB="0" distL="0" distR="0" simplePos="0" relativeHeight="251663360" behindDoc="1" locked="0" layoutInCell="1" allowOverlap="1" wp14:anchorId="3BF9DB6B" wp14:editId="7B6373CE">
+              <wp:anchor distT="0" distB="0" distL="0" distR="0" simplePos="0" relativeHeight="251663360" behindDoc="1" locked="0" layoutInCell="1" allowOverlap="1">
                 <wp:simplePos x="0" y="0"/>
                 <wp:positionH relativeFrom="page">
                   <wp:posOffset>429895</wp:posOffset>
@@ -2901,7 +2609,7 @@
               </wp:anchor>
             </w:drawing>
           </mc:Choice>
-          <mc:Fallback xmlns:wpsCustomData="http://www.wps.cn/officeDocument/2013/wpsCustomData">
+          <mc:Fallback>
             <w:pict>
               <v:shape id="Freeform 14" o:spid="_x0000_s1026" o:spt="100" style="position:absolute;left:0pt;margin-left:33.85pt;margin-top:21.3pt;height:0.1pt;width:523.3pt;mso-position-horizontal-relative:page;mso-wrap-distance-bottom:0pt;mso-wrap-distance-top:0pt;z-index:-251653120;mso-width-relative:page;mso-height-relative:page;" filled="f" stroked="t" coordsize="10466,1" o:gfxdata="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" path="m0,0l10465,0e">
                 <v:path o:connectlocs="0,0;6645275,0" o:connectangles="0,0"/>
@@ -2928,7 +2636,7 @@
     </w:p>
     <w:p>
       <w:pPr>
-        <w:pStyle w:val="ListParagraph"/>
+        <w:pStyle w:val="12"/>
         <w:numPr>
           <w:ilvl w:val="0"/>
           <w:numId w:val="9"/>
@@ -2998,34 +2706,15 @@
           <w:sz w:val="20"/>
           <w:szCs w:val="20"/>
         </w:rPr>
-        <w:t>University</w:t>
-      </w:r>
-      <w:r>
-        <w:rPr>
-          <w:rFonts w:ascii="Arial" w:hAnsi="Arial" w:cs="Arial"/>
-          <w:b/>
-          <w:color w:val="2E3092"/>
-          <w:w w:val="95"/>
-          <w:sz w:val="20"/>
-          <w:szCs w:val="20"/>
-        </w:rPr>
-        <w:t xml:space="preserve">                                                                                                          </w:t>
-      </w:r>
-      <w:r>
-        <w:rPr>
-          <w:rFonts w:ascii="Arial" w:hAnsi="Arial" w:cs="Arial"/>
-          <w:sz w:val="20"/>
-          <w:szCs w:val="20"/>
-        </w:rPr>
-        <w:t>Jalandhar</w:t>
-      </w:r>
-      <w:r>
-        <w:rPr>
-          <w:rFonts w:ascii="Arial" w:hAnsi="Arial" w:cs="Arial"/>
-          <w:sz w:val="20"/>
-          <w:szCs w:val="20"/>
-        </w:rPr>
-        <w:t>,</w:t>
+        <w:t xml:space="preserve">University                                                                                                          </w:t>
+      </w:r>
+      <w:r>
+        <w:rPr>
+          <w:rFonts w:ascii="Arial" w:hAnsi="Arial" w:cs="Arial"/>
+          <w:sz w:val="20"/>
+          <w:szCs w:val="20"/>
+        </w:rPr>
+        <w:t>Jalandhar,</w:t>
       </w:r>
       <w:r>
         <w:rPr>
@@ -3047,7 +2736,7 @@
     </w:p>
     <w:p>
       <w:pPr>
-        <w:pStyle w:val="Heading3"/>
+        <w:pStyle w:val="4"/>
         <w:tabs>
           <w:tab w:val="left" w:pos="8914"/>
         </w:tabs>
@@ -3219,25 +2908,7 @@
           <w:iCs w:val="0"/>
           <w:w w:val="105"/>
         </w:rPr>
-        <w:t>Aug’</w:t>
-      </w:r>
-      <w:r>
-        <w:rPr>
-          <w:rFonts w:ascii="Arial" w:hAnsi="Arial" w:cs="Arial"/>
-          <w:i w:val="0"/>
-          <w:iCs w:val="0"/>
-          <w:w w:val="105"/>
-        </w:rPr>
-        <w:t xml:space="preserve"> </w:t>
-      </w:r>
-      <w:r>
-        <w:rPr>
-          <w:rFonts w:ascii="Arial" w:hAnsi="Arial" w:cs="Arial"/>
-          <w:i w:val="0"/>
-          <w:iCs w:val="0"/>
-          <w:w w:val="105"/>
-        </w:rPr>
-        <w:t>23 – Present</w:t>
+        <w:t>Aug’ 23 – Present</w:t>
       </w:r>
       <w:r>
         <w:rPr>
@@ -3249,7 +2920,7 @@
     </w:p>
     <w:p>
       <w:pPr>
-        <w:pStyle w:val="ListParagraph"/>
+        <w:pStyle w:val="12"/>
         <w:numPr>
           <w:ilvl w:val="0"/>
           <w:numId w:val="9"/>
@@ -3265,13 +2936,10 @@
         </w:rPr>
       </w:pPr>
       <w:r>
-        <w:rPr>
-          <w:noProof/>
-        </w:rPr>
         <mc:AlternateContent>
           <mc:Choice Requires="wps">
             <w:drawing>
-              <wp:anchor distT="0" distB="0" distL="114300" distR="114300" simplePos="0" relativeHeight="251659264" behindDoc="0" locked="0" layoutInCell="1" allowOverlap="1" wp14:anchorId="315EA12B" wp14:editId="1659C7DD">
+              <wp:anchor distT="0" distB="0" distL="114300" distR="114300" simplePos="0" relativeHeight="251659264" behindDoc="0" locked="0" layoutInCell="1" allowOverlap="1">
                 <wp:simplePos x="0" y="0"/>
                 <wp:positionH relativeFrom="page">
                   <wp:posOffset>429895</wp:posOffset>
@@ -3283,9 +2951,7 @@
                 <wp:effectExtent l="0" t="0" r="0" b="0"/>
                 <wp:wrapNone/>
                 <wp:docPr id="1429801870" name="Text Box 3"/>
-                <wp:cNvGraphicFramePr>
-                  <a:graphicFrameLocks xmlns:a="http://schemas.openxmlformats.org/drawingml/2006/main"/>
-                </wp:cNvGraphicFramePr>
+                <wp:cNvGraphicFramePr/>
                 <a:graphic xmlns:a="http://schemas.openxmlformats.org/drawingml/2006/main">
                   <a:graphicData uri="http://schemas.microsoft.com/office/word/2010/wordprocessingShape">
                     <wps:wsp>
@@ -3328,12 +2994,12 @@
           </mc:Choice>
           <mc:Fallback>
             <w:pict>
-              <v:shapetype w14:anchorId="315EA12B" id="_x0000_t202" coordsize="21600,21600" o:spt="202" path="m,l,21600r21600,l21600,xe">
-                <v:stroke joinstyle="miter"/>
-                <v:path gradientshapeok="t" o:connecttype="rect"/>
-              </v:shapetype>
-              <v:shape id="Text Box 3" o:spid="_x0000_s1026" type="#_x0000_t202" style="position:absolute;left:0;text-align:left;margin-left:33.85pt;margin-top:10.3pt;width:7.8pt;height:14.15pt;z-index:251659264;visibility:visible;mso-wrap-style:square;mso-wrap-distance-left:9pt;mso-wrap-distance-top:0;mso-wrap-distance-right:9pt;mso-wrap-distance-bottom:0;mso-position-horizontal:absolute;mso-position-horizontal-relative:page;mso-position-vertical:absolute;mso-position-vertical-relative:text;v-text-anchor:top" o:gfxdata="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" filled="f" stroked="f">
-                <v:textbox inset="0,0,0,0">
+              <v:shape id="Text Box 3" o:spid="_x0000_s1026" o:spt="202" type="#_x0000_t202" style="position:absolute;left:0pt;margin-left:33.85pt;margin-top:10.3pt;height:14.15pt;width:7.8pt;mso-position-horizontal-relative:page;z-index:251659264;mso-width-relative:page;mso-height-relative:page;" filled="f" stroked="f" coordsize="21600,21600" o:gfxdata="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">
+                <v:fill on="f" focussize="0,0"/>
+                <v:stroke on="f"/>
+                <v:imagedata o:title=""/>
+                <o:lock v:ext="edit" aspectratio="f"/>
+                <v:textbox inset="0mm,0mm,0mm,0mm">
                   <w:txbxContent>
                     <w:p>
                       <w:pPr>
@@ -3345,7 +3011,6 @@
                     </w:p>
                   </w:txbxContent>
                 </v:textbox>
-                <w10:wrap anchorx="page"/>
               </v:shape>
             </w:pict>
           </mc:Fallback>
@@ -3359,46 +3024,20 @@
           <w:sz w:val="20"/>
           <w:szCs w:val="20"/>
         </w:rPr>
-        <w:t>Elite Junior Colle</w:t>
-      </w:r>
-      <w:r>
-        <w:rPr>
-          <w:rFonts w:ascii="Arial" w:hAnsi="Arial" w:cs="Arial"/>
-          <w:b/>
-          <w:color w:val="2E3092"/>
-          <w:sz w:val="20"/>
-          <w:szCs w:val="20"/>
-        </w:rPr>
-        <w:t xml:space="preserve">ge                                                                                              </w:t>
-      </w:r>
-      <w:r>
-        <w:rPr>
-          <w:rFonts w:ascii="Arial" w:hAnsi="Arial" w:cs="Arial"/>
-          <w:sz w:val="20"/>
-          <w:szCs w:val="20"/>
-        </w:rPr>
-        <w:t>Visakhapatnam</w:t>
-      </w:r>
-      <w:r>
-        <w:rPr>
-          <w:rFonts w:ascii="Arial" w:hAnsi="Arial" w:cs="Arial"/>
-          <w:sz w:val="20"/>
-          <w:szCs w:val="20"/>
-        </w:rPr>
-        <w:t>,</w:t>
-      </w:r>
-      <w:r>
-        <w:rPr>
-          <w:rFonts w:ascii="Arial" w:hAnsi="Arial" w:cs="Arial"/>
-          <w:sz w:val="20"/>
-          <w:szCs w:val="20"/>
-        </w:rPr>
-        <w:t xml:space="preserve"> Andhra Pradesh</w:t>
+        <w:t xml:space="preserve">Elite Junior College                                                                                              </w:t>
+      </w:r>
+      <w:r>
+        <w:rPr>
+          <w:rFonts w:ascii="Arial" w:hAnsi="Arial" w:cs="Arial"/>
+          <w:sz w:val="20"/>
+          <w:szCs w:val="20"/>
+        </w:rPr>
+        <w:t>Visakhapatnam, Andhra Pradesh</w:t>
       </w:r>
     </w:p>
     <w:p>
       <w:pPr>
-        <w:pStyle w:val="Heading3"/>
+        <w:pStyle w:val="4"/>
         <w:tabs>
           <w:tab w:val="left" w:pos="8356"/>
         </w:tabs>
@@ -3530,30 +3169,12 @@
           <w:iCs w:val="0"/>
           <w:w w:val="105"/>
         </w:rPr>
-        <w:t>Mar’</w:t>
-      </w:r>
-      <w:r>
-        <w:rPr>
-          <w:rFonts w:ascii="Arial" w:hAnsi="Arial" w:cs="Arial"/>
-          <w:i w:val="0"/>
-          <w:iCs w:val="0"/>
-          <w:w w:val="105"/>
-        </w:rPr>
-        <w:t xml:space="preserve"> </w:t>
-      </w:r>
-      <w:r>
-        <w:rPr>
-          <w:rFonts w:ascii="Arial" w:hAnsi="Arial" w:cs="Arial"/>
-          <w:i w:val="0"/>
-          <w:iCs w:val="0"/>
-          <w:w w:val="105"/>
-        </w:rPr>
-        <w:t>23</w:t>
+        <w:t>Mar’ 23</w:t>
       </w:r>
     </w:p>
     <w:p>
       <w:pPr>
-        <w:pStyle w:val="ListParagraph"/>
+        <w:pStyle w:val="12"/>
         <w:numPr>
           <w:ilvl w:val="0"/>
           <w:numId w:val="9"/>
@@ -3587,17 +3208,7 @@
           <w:sz w:val="20"/>
           <w:szCs w:val="20"/>
         </w:rPr>
-        <w:t xml:space="preserve">                                                                       </w:t>
-      </w:r>
-      <w:r>
-        <w:rPr>
-          <w:rFonts w:ascii="Arial" w:hAnsi="Arial" w:cs="Arial"/>
-          <w:b/>
-          <w:color w:val="2E3092"/>
-          <w:sz w:val="20"/>
-          <w:szCs w:val="20"/>
-        </w:rPr>
-        <w:t xml:space="preserve">            </w:t>
+        <w:t xml:space="preserve">                                                                                   </w:t>
       </w:r>
       <w:r>
         <w:rPr>
@@ -3606,18 +3217,13 @@
           <w:color w:val="000000" w:themeColor="text1"/>
           <w:sz w:val="20"/>
           <w:szCs w:val="20"/>
-        </w:rPr>
-        <w:t>N</w:t>
-      </w:r>
-      <w:r>
-        <w:rPr>
-          <w:rFonts w:ascii="Arial" w:hAnsi="Arial" w:cs="Arial"/>
-          <w:bCs/>
-          <w:color w:val="000000" w:themeColor="text1"/>
-          <w:sz w:val="20"/>
-          <w:szCs w:val="20"/>
-        </w:rPr>
-        <w:t xml:space="preserve">arasannapeta, </w:t>
+          <w14:textFill>
+            <w14:solidFill>
+              <w14:schemeClr w14:val="tx1"/>
+            </w14:solidFill>
+          </w14:textFill>
+        </w:rPr>
+        <w:t xml:space="preserve">Narasannapeta, </w:t>
       </w:r>
       <w:r>
         <w:rPr>
@@ -3630,7 +3236,7 @@
     </w:p>
     <w:p>
       <w:pPr>
-        <w:pStyle w:val="Heading3"/>
+        <w:pStyle w:val="4"/>
         <w:tabs>
           <w:tab w:val="left" w:pos="8356"/>
         </w:tabs>
@@ -3700,6 +3306,12 @@
           <w:w w:val="105"/>
         </w:rPr>
         <w:tab/>
+      </w:r>
+      <w:r>
+        <w:rPr>
+          <w:rFonts w:ascii="Arial" w:hAnsi="Arial" w:cs="Arial"/>
+          <w:w w:val="105"/>
+        </w:rPr>
         <w:t xml:space="preserve">          </w:t>
       </w:r>
       <w:r>
@@ -3709,25 +3321,7 @@
           <w:iCs w:val="0"/>
           <w:w w:val="105"/>
         </w:rPr>
-        <w:t>Apr’</w:t>
-      </w:r>
-      <w:r>
-        <w:rPr>
-          <w:rFonts w:ascii="Arial" w:hAnsi="Arial" w:cs="Arial"/>
-          <w:i w:val="0"/>
-          <w:iCs w:val="0"/>
-          <w:w w:val="105"/>
-        </w:rPr>
-        <w:t xml:space="preserve"> </w:t>
-      </w:r>
-      <w:r>
-        <w:rPr>
-          <w:rFonts w:ascii="Arial" w:hAnsi="Arial" w:cs="Arial"/>
-          <w:i w:val="0"/>
-          <w:iCs w:val="0"/>
-          <w:w w:val="105"/>
-        </w:rPr>
-        <w:t>20</w:t>
+        <w:t>Apr’ 20</w:t>
       </w:r>
       <w:r>
         <w:rPr>
@@ -3765,44 +3359,27 @@
           <w:iCs w:val="0"/>
           <w:w w:val="105"/>
         </w:rPr>
-        <w:t>Mar’</w:t>
-      </w:r>
-      <w:r>
-        <w:rPr>
-          <w:rFonts w:ascii="Arial" w:hAnsi="Arial" w:cs="Arial"/>
-          <w:i w:val="0"/>
-          <w:iCs w:val="0"/>
-          <w:w w:val="105"/>
-        </w:rPr>
-        <w:t xml:space="preserve"> </w:t>
-      </w:r>
-      <w:r>
-        <w:rPr>
-          <w:rFonts w:ascii="Arial" w:hAnsi="Arial" w:cs="Arial"/>
-          <w:i w:val="0"/>
-          <w:iCs w:val="0"/>
-          <w:w w:val="105"/>
-        </w:rPr>
-        <w:t>21</w:t>
+        <w:t>Mar’ 21</w:t>
       </w:r>
     </w:p>
     <w:sectPr>
       <w:type w:val="continuous"/>
       <w:pgSz w:w="11910" w:h="16840"/>
       <w:pgMar w:top="540" w:right="660" w:bottom="280" w:left="560" w:header="720" w:footer="720" w:gutter="0"/>
-      <w:cols w:space="720"/>
+      <w:cols w:space="720" w:num="1"/>
     </w:sectPr>
   </w:body>
 </w:document>
 </file>
 
 <file path=word/numbering.xml><?xml version="1.0" encoding="utf-8"?>
-<w:numbering xmlns:wpc="http://schemas.microsoft.com/office/word/2010/wordprocessingCanvas" xmlns:cx="http://schemas.microsoft.com/office/drawing/2014/chartex" xmlns:cx1="http://schemas.microsoft.com/office/drawing/2015/9/8/chartex" xmlns:cx2="http://schemas.microsoft.com/office/drawing/2015/10/21/chartex" xmlns:cx3="http://schemas.microsoft.com/office/drawing/2016/5/9/chartex" xmlns:cx4="http://schemas.microsoft.com/office/drawing/2016/5/10/chartex" xmlns:cx5="http://schemas.microsoft.com/office/drawing/2016/5/11/chartex" xmlns:cx6="http://schemas.microsoft.com/office/drawing/2016/5/12/chartex" xmlns:cx7="http://schemas.microsoft.com/office/drawing/2016/5/13/chartex" xmlns:cx8="http://schemas.microsoft.com/office/drawing/2016/5/14/chartex" xmlns:mc="http://schemas.openxmlformats.org/markup-compatibility/2006" xmlns:aink="http://schemas.microsoft.com/office/drawing/2016/ink" xmlns:am3d="http://schemas.microsoft.com/office/drawing/2017/model3d" xmlns:o="urn:schemas-microsoft-com:office:office" xmlns:oel="http://schemas.microsoft.com/office/2019/extlst" xmlns:r="http://schemas.openxmlformats.org/officeDocument/2006/relationships" xmlns:m="http://schemas.openxmlformats.org/officeDocument/2006/math" xmlns:v="urn:schemas-microsoft-com:vml" xmlns:wp14="http://schemas.microsoft.com/office/word/2010/wordprocessingDrawing" xmlns:wp="http://schemas.openxmlformats.org/drawingml/2006/wordprocessingDrawing" xmlns:w10="urn:schemas-microsoft-com:office:word" xmlns:w="http://schemas.openxmlformats.org/wordprocessingml/2006/main" xmlns:w14="http://schemas.microsoft.com/office/word/2010/wordml" xmlns:w15="http://schemas.microsoft.com/office/word/2012/wordml" xmlns:w16cex="http://schemas.microsoft.com/office/word/2018/wordml/cex" xmlns:w16cid="http://schemas.microsoft.com/office/word/2016/wordml/cid" xmlns:w16="http://schemas.microsoft.com/office/word/2018/wordml" xmlns:w16du="http://schemas.microsoft.com/office/word/2023/wordml/word16du" xmlns:w16sdtdh="http://schemas.microsoft.com/office/word/2020/wordml/sdtdatahash" xmlns:w16sdtfl="http://schemas.microsoft.com/office/word/2024/wordml/sdtformatlock" xmlns:w16se="http://schemas.microsoft.com/office/word/2015/wordml/symex" xmlns:wpg="http://schemas.microsoft.com/office/word/2010/wordprocessingGroup" xmlns:wpi="http://schemas.microsoft.com/office/word/2010/wordprocessingInk" xmlns:wne="http://schemas.microsoft.com/office/word/2006/wordml" xmlns:wps="http://schemas.microsoft.com/office/word/2010/wordprocessingShape" mc:Ignorable="w14 w15 w16se w16cid w16 w16cex w16sdtdh w16sdtfl w16du wp14">
-  <w:abstractNum w:abstractNumId="0" w15:restartNumberingAfterBreak="0">
+<w:numbering xmlns:wpc="http://schemas.microsoft.com/office/word/2010/wordprocessingCanvas" xmlns:mc="http://schemas.openxmlformats.org/markup-compatibility/2006" xmlns:o="urn:schemas-microsoft-com:office:office" xmlns:r="http://schemas.openxmlformats.org/officeDocument/2006/relationships" xmlns:m="http://schemas.openxmlformats.org/officeDocument/2006/math" xmlns:v="urn:schemas-microsoft-com:vml" xmlns:wp14="http://schemas.microsoft.com/office/word/2010/wordprocessingDrawing" xmlns:wp="http://schemas.openxmlformats.org/drawingml/2006/wordprocessingDrawing" xmlns:w10="urn:schemas-microsoft-com:office:word" xmlns:w="http://schemas.openxmlformats.org/wordprocessingml/2006/main" xmlns:w14="http://schemas.microsoft.com/office/word/2010/wordml" xmlns:wpg="http://schemas.microsoft.com/office/word/2010/wordprocessingGroup" xmlns:wpi="http://schemas.microsoft.com/office/word/2010/wordprocessingInk" xmlns:wne="http://schemas.microsoft.com/office/word/2006/wordml" xmlns:wps="http://schemas.microsoft.com/office/word/2010/wordprocessingShape" xmlns:wpsCustomData="http://www.wps.cn/officeDocument/2013/wpsCustomData" mc:Ignorable="w14 wp14">
+  <w:abstractNum w:abstractNumId="0">
     <w:nsid w:val="1C759880"/>
     <w:multiLevelType w:val="singleLevel"/>
     <w:tmpl w:val="1C759880"/>
-    <w:lvl w:ilvl="0">
+    <w:lvl w:ilvl="0" w:tentative="0">
+      <w:start w:val="0"/>
       <w:numFmt w:val="bullet"/>
       <w:lvlText w:val=""/>
       <w:lvlJc w:val="left"/>
@@ -3810,7 +3387,7 @@
         <w:ind w:left="540" w:hanging="360"/>
       </w:pPr>
       <w:rPr>
-        <w:rFonts w:ascii="Symbol" w:eastAsia="Symbol" w:hAnsi="Symbol" w:cs="Symbol" w:hint="default"/>
+        <w:rFonts w:hint="default" w:ascii="Symbol" w:hAnsi="Symbol" w:eastAsia="Symbol" w:cs="Symbol"/>
         <w:b w:val="0"/>
         <w:bCs w:val="0"/>
         <w:i w:val="0"/>
@@ -3823,11 +3400,12 @@
       </w:rPr>
     </w:lvl>
   </w:abstractNum>
-  <w:abstractNum w:abstractNumId="1" w15:restartNumberingAfterBreak="0">
-    <w:nsid w:val="2A2A3AF6"/>
+  <w:abstractNum w:abstractNumId="1">
+    <w:nsid w:val="37766669"/>
     <w:multiLevelType w:val="multilevel"/>
-    <w:tmpl w:val="2A2A3AF6"/>
-    <w:lvl w:ilvl="0">
+    <w:tmpl w:val="37766669"/>
+    <w:lvl w:ilvl="0" w:tentative="0">
+      <w:start w:val="0"/>
       <w:numFmt w:val="bullet"/>
       <w:lvlText w:val="◦"/>
       <w:lvlJc w:val="left"/>
@@ -3835,7 +3413,7 @@
         <w:ind w:left="720" w:hanging="360"/>
       </w:pPr>
       <w:rPr>
-        <w:rFonts w:ascii="Times New Roman" w:eastAsia="Times New Roman" w:hAnsi="Times New Roman" w:cs="Times New Roman" w:hint="default"/>
+        <w:rFonts w:hint="default" w:ascii="Times New Roman" w:hAnsi="Times New Roman" w:eastAsia="Times New Roman" w:cs="Times New Roman"/>
         <w:b w:val="0"/>
         <w:bCs w:val="0"/>
         <w:i/>
@@ -3847,7 +3425,7 @@
         <w:lang w:val="en-US" w:eastAsia="en-US" w:bidi="ar-SA"/>
       </w:rPr>
     </w:lvl>
-    <w:lvl w:ilvl="1">
+    <w:lvl w:ilvl="1" w:tentative="0">
       <w:start w:val="1"/>
       <w:numFmt w:val="bullet"/>
       <w:lvlText w:val="o"/>
@@ -3856,10 +3434,10 @@
         <w:ind w:left="1440" w:hanging="360"/>
       </w:pPr>
       <w:rPr>
-        <w:rFonts w:ascii="Courier New" w:hAnsi="Courier New" w:cs="Courier New" w:hint="default"/>
-      </w:rPr>
-    </w:lvl>
-    <w:lvl w:ilvl="2">
+        <w:rFonts w:hint="default" w:ascii="Courier New" w:hAnsi="Courier New" w:cs="Courier New"/>
+      </w:rPr>
+    </w:lvl>
+    <w:lvl w:ilvl="2" w:tentative="0">
       <w:start w:val="1"/>
       <w:numFmt w:val="bullet"/>
       <w:lvlText w:val=""/>
@@ -3868,10 +3446,10 @@
         <w:ind w:left="2160" w:hanging="360"/>
       </w:pPr>
       <w:rPr>
-        <w:rFonts w:ascii="Wingdings" w:hAnsi="Wingdings" w:hint="default"/>
-      </w:rPr>
-    </w:lvl>
-    <w:lvl w:ilvl="3">
+        <w:rFonts w:hint="default" w:ascii="Wingdings" w:hAnsi="Wingdings"/>
+      </w:rPr>
+    </w:lvl>
+    <w:lvl w:ilvl="3" w:tentative="0">
       <w:start w:val="1"/>
       <w:numFmt w:val="bullet"/>
       <w:lvlText w:val=""/>
@@ -3880,10 +3458,10 @@
         <w:ind w:left="2880" w:hanging="360"/>
       </w:pPr>
       <w:rPr>
-        <w:rFonts w:ascii="Symbol" w:hAnsi="Symbol" w:hint="default"/>
-      </w:rPr>
-    </w:lvl>
-    <w:lvl w:ilvl="4">
+        <w:rFonts w:hint="default" w:ascii="Symbol" w:hAnsi="Symbol"/>
+      </w:rPr>
+    </w:lvl>
+    <w:lvl w:ilvl="4" w:tentative="0">
       <w:start w:val="1"/>
       <w:numFmt w:val="bullet"/>
       <w:lvlText w:val="o"/>
@@ -3892,10 +3470,10 @@
         <w:ind w:left="3600" w:hanging="360"/>
       </w:pPr>
       <w:rPr>
-        <w:rFonts w:ascii="Courier New" w:hAnsi="Courier New" w:cs="Courier New" w:hint="default"/>
-      </w:rPr>
-    </w:lvl>
-    <w:lvl w:ilvl="5">
+        <w:rFonts w:hint="default" w:ascii="Courier New" w:hAnsi="Courier New" w:cs="Courier New"/>
+      </w:rPr>
+    </w:lvl>
+    <w:lvl w:ilvl="5" w:tentative="0">
       <w:start w:val="1"/>
       <w:numFmt w:val="bullet"/>
       <w:lvlText w:val=""/>
@@ -3904,10 +3482,10 @@
         <w:ind w:left="4320" w:hanging="360"/>
       </w:pPr>
       <w:rPr>
-        <w:rFonts w:ascii="Wingdings" w:hAnsi="Wingdings" w:hint="default"/>
-      </w:rPr>
-    </w:lvl>
-    <w:lvl w:ilvl="6">
+        <w:rFonts w:hint="default" w:ascii="Wingdings" w:hAnsi="Wingdings"/>
+      </w:rPr>
+    </w:lvl>
+    <w:lvl w:ilvl="6" w:tentative="0">
       <w:start w:val="1"/>
       <w:numFmt w:val="bullet"/>
       <w:lvlText w:val=""/>
@@ -3916,10 +3494,10 @@
         <w:ind w:left="5040" w:hanging="360"/>
       </w:pPr>
       <w:rPr>
-        <w:rFonts w:ascii="Symbol" w:hAnsi="Symbol" w:hint="default"/>
-      </w:rPr>
-    </w:lvl>
-    <w:lvl w:ilvl="7">
+        <w:rFonts w:hint="default" w:ascii="Symbol" w:hAnsi="Symbol"/>
+      </w:rPr>
+    </w:lvl>
+    <w:lvl w:ilvl="7" w:tentative="0">
       <w:start w:val="1"/>
       <w:numFmt w:val="bullet"/>
       <w:lvlText w:val="o"/>
@@ -3928,10 +3506,10 @@
         <w:ind w:left="5760" w:hanging="360"/>
       </w:pPr>
       <w:rPr>
-        <w:rFonts w:ascii="Courier New" w:hAnsi="Courier New" w:cs="Courier New" w:hint="default"/>
-      </w:rPr>
-    </w:lvl>
-    <w:lvl w:ilvl="8">
+        <w:rFonts w:hint="default" w:ascii="Courier New" w:hAnsi="Courier New" w:cs="Courier New"/>
+      </w:rPr>
+    </w:lvl>
+    <w:lvl w:ilvl="8" w:tentative="0">
       <w:start w:val="1"/>
       <w:numFmt w:val="bullet"/>
       <w:lvlText w:val=""/>
@@ -3940,15 +3518,16 @@
         <w:ind w:left="6480" w:hanging="360"/>
       </w:pPr>
       <w:rPr>
-        <w:rFonts w:ascii="Wingdings" w:hAnsi="Wingdings" w:hint="default"/>
+        <w:rFonts w:hint="default" w:ascii="Wingdings" w:hAnsi="Wingdings"/>
       </w:rPr>
     </w:lvl>
   </w:abstractNum>
-  <w:abstractNum w:abstractNumId="2" w15:restartNumberingAfterBreak="0">
-    <w:nsid w:val="37766669"/>
+  <w:abstractNum w:abstractNumId="2">
+    <w:nsid w:val="3B184FD3"/>
     <w:multiLevelType w:val="multilevel"/>
-    <w:tmpl w:val="37766669"/>
-    <w:lvl w:ilvl="0">
+    <w:tmpl w:val="3B184FD3"/>
+    <w:lvl w:ilvl="0" w:tentative="0">
+      <w:start w:val="0"/>
       <w:numFmt w:val="bullet"/>
       <w:lvlText w:val="◦"/>
       <w:lvlJc w:val="left"/>
@@ -3956,7 +3535,7 @@
         <w:ind w:left="720" w:hanging="360"/>
       </w:pPr>
       <w:rPr>
-        <w:rFonts w:ascii="Times New Roman" w:eastAsia="Times New Roman" w:hAnsi="Times New Roman" w:cs="Times New Roman" w:hint="default"/>
+        <w:rFonts w:hint="default" w:ascii="Times New Roman" w:hAnsi="Times New Roman" w:eastAsia="Times New Roman" w:cs="Times New Roman"/>
         <w:b w:val="0"/>
         <w:bCs w:val="0"/>
         <w:i/>
@@ -3968,7 +3547,7 @@
         <w:lang w:val="en-US" w:eastAsia="en-US" w:bidi="ar-SA"/>
       </w:rPr>
     </w:lvl>
-    <w:lvl w:ilvl="1">
+    <w:lvl w:ilvl="1" w:tentative="0">
       <w:start w:val="1"/>
       <w:numFmt w:val="bullet"/>
       <w:lvlText w:val="o"/>
@@ -3977,10 +3556,10 @@
         <w:ind w:left="1440" w:hanging="360"/>
       </w:pPr>
       <w:rPr>
-        <w:rFonts w:ascii="Courier New" w:hAnsi="Courier New" w:cs="Courier New" w:hint="default"/>
-      </w:rPr>
-    </w:lvl>
-    <w:lvl w:ilvl="2">
+        <w:rFonts w:hint="default" w:ascii="Courier New" w:hAnsi="Courier New" w:cs="Courier New"/>
+      </w:rPr>
+    </w:lvl>
+    <w:lvl w:ilvl="2" w:tentative="0">
       <w:start w:val="1"/>
       <w:numFmt w:val="bullet"/>
       <w:lvlText w:val=""/>
@@ -3989,10 +3568,10 @@
         <w:ind w:left="2160" w:hanging="360"/>
       </w:pPr>
       <w:rPr>
-        <w:rFonts w:ascii="Wingdings" w:hAnsi="Wingdings" w:hint="default"/>
-      </w:rPr>
-    </w:lvl>
-    <w:lvl w:ilvl="3">
+        <w:rFonts w:hint="default" w:ascii="Wingdings" w:hAnsi="Wingdings"/>
+      </w:rPr>
+    </w:lvl>
+    <w:lvl w:ilvl="3" w:tentative="0">
       <w:start w:val="1"/>
       <w:numFmt w:val="bullet"/>
       <w:lvlText w:val=""/>
@@ -4001,10 +3580,10 @@
         <w:ind w:left="2880" w:hanging="360"/>
       </w:pPr>
       <w:rPr>
-        <w:rFonts w:ascii="Symbol" w:hAnsi="Symbol" w:hint="default"/>
-      </w:rPr>
-    </w:lvl>
-    <w:lvl w:ilvl="4">
+        <w:rFonts w:hint="default" w:ascii="Symbol" w:hAnsi="Symbol"/>
+      </w:rPr>
+    </w:lvl>
+    <w:lvl w:ilvl="4" w:tentative="0">
       <w:start w:val="1"/>
       <w:numFmt w:val="bullet"/>
       <w:lvlText w:val="o"/>
@@ -4013,10 +3592,10 @@
         <w:ind w:left="3600" w:hanging="360"/>
       </w:pPr>
       <w:rPr>
-        <w:rFonts w:ascii="Courier New" w:hAnsi="Courier New" w:cs="Courier New" w:hint="default"/>
-      </w:rPr>
-    </w:lvl>
-    <w:lvl w:ilvl="5">
+        <w:rFonts w:hint="default" w:ascii="Courier New" w:hAnsi="Courier New" w:cs="Courier New"/>
+      </w:rPr>
+    </w:lvl>
+    <w:lvl w:ilvl="5" w:tentative="0">
       <w:start w:val="1"/>
       <w:numFmt w:val="bullet"/>
       <w:lvlText w:val=""/>
@@ -4025,10 +3604,10 @@
         <w:ind w:left="4320" w:hanging="360"/>
       </w:pPr>
       <w:rPr>
-        <w:rFonts w:ascii="Wingdings" w:hAnsi="Wingdings" w:hint="default"/>
-      </w:rPr>
-    </w:lvl>
-    <w:lvl w:ilvl="6">
+        <w:rFonts w:hint="default" w:ascii="Wingdings" w:hAnsi="Wingdings"/>
+      </w:rPr>
+    </w:lvl>
+    <w:lvl w:ilvl="6" w:tentative="0">
       <w:start w:val="1"/>
       <w:numFmt w:val="bullet"/>
       <w:lvlText w:val=""/>
@@ -4037,10 +3616,10 @@
         <w:ind w:left="5040" w:hanging="360"/>
       </w:pPr>
       <w:rPr>
-        <w:rFonts w:ascii="Symbol" w:hAnsi="Symbol" w:hint="default"/>
-      </w:rPr>
-    </w:lvl>
-    <w:lvl w:ilvl="7">
+        <w:rFonts w:hint="default" w:ascii="Symbol" w:hAnsi="Symbol"/>
+      </w:rPr>
+    </w:lvl>
+    <w:lvl w:ilvl="7" w:tentative="0">
       <w:start w:val="1"/>
       <w:numFmt w:val="bullet"/>
       <w:lvlText w:val="o"/>
@@ -4049,10 +3628,10 @@
         <w:ind w:left="5760" w:hanging="360"/>
       </w:pPr>
       <w:rPr>
-        <w:rFonts w:ascii="Courier New" w:hAnsi="Courier New" w:cs="Courier New" w:hint="default"/>
-      </w:rPr>
-    </w:lvl>
-    <w:lvl w:ilvl="8">
+        <w:rFonts w:hint="default" w:ascii="Courier New" w:hAnsi="Courier New" w:cs="Courier New"/>
+      </w:rPr>
+    </w:lvl>
+    <w:lvl w:ilvl="8" w:tentative="0">
       <w:start w:val="1"/>
       <w:numFmt w:val="bullet"/>
       <w:lvlText w:val=""/>
@@ -4061,136 +3640,16 @@
         <w:ind w:left="6480" w:hanging="360"/>
       </w:pPr>
       <w:rPr>
-        <w:rFonts w:ascii="Wingdings" w:hAnsi="Wingdings" w:hint="default"/>
+        <w:rFonts w:hint="default" w:ascii="Wingdings" w:hAnsi="Wingdings"/>
       </w:rPr>
     </w:lvl>
   </w:abstractNum>
-  <w:abstractNum w:abstractNumId="3" w15:restartNumberingAfterBreak="0">
-    <w:nsid w:val="3B184FD3"/>
-    <w:multiLevelType w:val="multilevel"/>
-    <w:tmpl w:val="3B184FD3"/>
-    <w:lvl w:ilvl="0">
-      <w:numFmt w:val="bullet"/>
-      <w:lvlText w:val="◦"/>
-      <w:lvlJc w:val="left"/>
-      <w:pPr>
-        <w:ind w:left="720" w:hanging="360"/>
-      </w:pPr>
-      <w:rPr>
-        <w:rFonts w:ascii="Times New Roman" w:eastAsia="Times New Roman" w:hAnsi="Times New Roman" w:cs="Times New Roman" w:hint="default"/>
-        <w:b w:val="0"/>
-        <w:bCs w:val="0"/>
-        <w:i/>
-        <w:iCs/>
-        <w:spacing w:val="0"/>
-        <w:w w:val="136"/>
-        <w:sz w:val="20"/>
-        <w:szCs w:val="20"/>
-        <w:lang w:val="en-US" w:eastAsia="en-US" w:bidi="ar-SA"/>
-      </w:rPr>
-    </w:lvl>
-    <w:lvl w:ilvl="1">
-      <w:start w:val="1"/>
-      <w:numFmt w:val="bullet"/>
-      <w:lvlText w:val="o"/>
-      <w:lvlJc w:val="left"/>
-      <w:pPr>
-        <w:ind w:left="1440" w:hanging="360"/>
-      </w:pPr>
-      <w:rPr>
-        <w:rFonts w:ascii="Courier New" w:hAnsi="Courier New" w:cs="Courier New" w:hint="default"/>
-      </w:rPr>
-    </w:lvl>
-    <w:lvl w:ilvl="2">
-      <w:start w:val="1"/>
-      <w:numFmt w:val="bullet"/>
-      <w:lvlText w:val=""/>
-      <w:lvlJc w:val="left"/>
-      <w:pPr>
-        <w:ind w:left="2160" w:hanging="360"/>
-      </w:pPr>
-      <w:rPr>
-        <w:rFonts w:ascii="Wingdings" w:hAnsi="Wingdings" w:hint="default"/>
-      </w:rPr>
-    </w:lvl>
-    <w:lvl w:ilvl="3">
-      <w:start w:val="1"/>
-      <w:numFmt w:val="bullet"/>
-      <w:lvlText w:val=""/>
-      <w:lvlJc w:val="left"/>
-      <w:pPr>
-        <w:ind w:left="2880" w:hanging="360"/>
-      </w:pPr>
-      <w:rPr>
-        <w:rFonts w:ascii="Symbol" w:hAnsi="Symbol" w:hint="default"/>
-      </w:rPr>
-    </w:lvl>
-    <w:lvl w:ilvl="4">
-      <w:start w:val="1"/>
-      <w:numFmt w:val="bullet"/>
-      <w:lvlText w:val="o"/>
-      <w:lvlJc w:val="left"/>
-      <w:pPr>
-        <w:ind w:left="3600" w:hanging="360"/>
-      </w:pPr>
-      <w:rPr>
-        <w:rFonts w:ascii="Courier New" w:hAnsi="Courier New" w:cs="Courier New" w:hint="default"/>
-      </w:rPr>
-    </w:lvl>
-    <w:lvl w:ilvl="5">
-      <w:start w:val="1"/>
-      <w:numFmt w:val="bullet"/>
-      <w:lvlText w:val=""/>
-      <w:lvlJc w:val="left"/>
-      <w:pPr>
-        <w:ind w:left="4320" w:hanging="360"/>
-      </w:pPr>
-      <w:rPr>
-        <w:rFonts w:ascii="Wingdings" w:hAnsi="Wingdings" w:hint="default"/>
-      </w:rPr>
-    </w:lvl>
-    <w:lvl w:ilvl="6">
-      <w:start w:val="1"/>
-      <w:numFmt w:val="bullet"/>
-      <w:lvlText w:val=""/>
-      <w:lvlJc w:val="left"/>
-      <w:pPr>
-        <w:ind w:left="5040" w:hanging="360"/>
-      </w:pPr>
-      <w:rPr>
-        <w:rFonts w:ascii="Symbol" w:hAnsi="Symbol" w:hint="default"/>
-      </w:rPr>
-    </w:lvl>
-    <w:lvl w:ilvl="7">
-      <w:start w:val="1"/>
-      <w:numFmt w:val="bullet"/>
-      <w:lvlText w:val="o"/>
-      <w:lvlJc w:val="left"/>
-      <w:pPr>
-        <w:ind w:left="5760" w:hanging="360"/>
-      </w:pPr>
-      <w:rPr>
-        <w:rFonts w:ascii="Courier New" w:hAnsi="Courier New" w:cs="Courier New" w:hint="default"/>
-      </w:rPr>
-    </w:lvl>
-    <w:lvl w:ilvl="8">
-      <w:start w:val="1"/>
-      <w:numFmt w:val="bullet"/>
-      <w:lvlText w:val=""/>
-      <w:lvlJc w:val="left"/>
-      <w:pPr>
-        <w:ind w:left="6480" w:hanging="360"/>
-      </w:pPr>
-      <w:rPr>
-        <w:rFonts w:ascii="Wingdings" w:hAnsi="Wingdings" w:hint="default"/>
-      </w:rPr>
-    </w:lvl>
-  </w:abstractNum>
-  <w:abstractNum w:abstractNumId="4" w15:restartNumberingAfterBreak="0">
+  <w:abstractNum w:abstractNumId="3">
     <w:nsid w:val="42B255CD"/>
     <w:multiLevelType w:val="multilevel"/>
     <w:tmpl w:val="42B255CD"/>
-    <w:lvl w:ilvl="0">
+    <w:lvl w:ilvl="0" w:tentative="0">
+      <w:start w:val="0"/>
       <w:numFmt w:val="bullet"/>
       <w:lvlText w:val=""/>
       <w:lvlJc w:val="left"/>
@@ -4198,7 +3657,7 @@
         <w:ind w:left="435" w:hanging="255"/>
       </w:pPr>
       <w:rPr>
-        <w:rFonts w:ascii="Symbol" w:eastAsia="Symbol" w:hAnsi="Symbol" w:cs="Symbol" w:hint="default"/>
+        <w:rFonts w:hint="default" w:ascii="Symbol" w:hAnsi="Symbol" w:eastAsia="Symbol" w:cs="Symbol"/>
         <w:b w:val="0"/>
         <w:bCs w:val="0"/>
         <w:i w:val="0"/>
@@ -4210,7 +3669,8 @@
         <w:lang w:val="en-US" w:eastAsia="en-US" w:bidi="ar-SA"/>
       </w:rPr>
     </w:lvl>
-    <w:lvl w:ilvl="1">
+    <w:lvl w:ilvl="1" w:tentative="0">
+      <w:start w:val="0"/>
       <w:numFmt w:val="bullet"/>
       <w:lvlText w:val="◦"/>
       <w:lvlJc w:val="left"/>
@@ -4218,7 +3678,7 @@
         <w:ind w:left="719" w:hanging="192"/>
       </w:pPr>
       <w:rPr>
-        <w:rFonts w:ascii="Times New Roman" w:eastAsia="Times New Roman" w:hAnsi="Times New Roman" w:cs="Times New Roman" w:hint="default"/>
+        <w:rFonts w:hint="default" w:ascii="Times New Roman" w:hAnsi="Times New Roman" w:eastAsia="Times New Roman" w:cs="Times New Roman"/>
         <w:i/>
         <w:iCs/>
         <w:w w:val="144"/>
@@ -4227,7 +3687,8 @@
         <w:lang w:val="en-US" w:eastAsia="en-US" w:bidi="ar-SA"/>
       </w:rPr>
     </w:lvl>
-    <w:lvl w:ilvl="2">
+    <w:lvl w:ilvl="2" w:tentative="0">
+      <w:start w:val="0"/>
       <w:numFmt w:val="bullet"/>
       <w:lvlText w:val="•"/>
       <w:lvlJc w:val="left"/>
@@ -4239,7 +3700,8 @@
         <w:lang w:val="en-US" w:eastAsia="en-US" w:bidi="ar-SA"/>
       </w:rPr>
     </w:lvl>
-    <w:lvl w:ilvl="3">
+    <w:lvl w:ilvl="3" w:tentative="0">
+      <w:start w:val="0"/>
       <w:numFmt w:val="bullet"/>
       <w:lvlText w:val="•"/>
       <w:lvlJc w:val="left"/>
@@ -4251,7 +3713,8 @@
         <w:lang w:val="en-US" w:eastAsia="en-US" w:bidi="ar-SA"/>
       </w:rPr>
     </w:lvl>
-    <w:lvl w:ilvl="4">
+    <w:lvl w:ilvl="4" w:tentative="0">
+      <w:start w:val="0"/>
       <w:numFmt w:val="bullet"/>
       <w:lvlText w:val="•"/>
       <w:lvlJc w:val="left"/>
@@ -4263,7 +3726,8 @@
         <w:lang w:val="en-US" w:eastAsia="en-US" w:bidi="ar-SA"/>
       </w:rPr>
     </w:lvl>
-    <w:lvl w:ilvl="5">
+    <w:lvl w:ilvl="5" w:tentative="0">
+      <w:start w:val="0"/>
       <w:numFmt w:val="bullet"/>
       <w:lvlText w:val="•"/>
       <w:lvlJc w:val="left"/>
@@ -4275,7 +3739,8 @@
         <w:lang w:val="en-US" w:eastAsia="en-US" w:bidi="ar-SA"/>
       </w:rPr>
     </w:lvl>
-    <w:lvl w:ilvl="6">
+    <w:lvl w:ilvl="6" w:tentative="0">
+      <w:start w:val="0"/>
       <w:numFmt w:val="bullet"/>
       <w:lvlText w:val="•"/>
       <w:lvlJc w:val="left"/>
@@ -4287,7 +3752,8 @@
         <w:lang w:val="en-US" w:eastAsia="en-US" w:bidi="ar-SA"/>
       </w:rPr>
     </w:lvl>
-    <w:lvl w:ilvl="7">
+    <w:lvl w:ilvl="7" w:tentative="0">
+      <w:start w:val="0"/>
       <w:numFmt w:val="bullet"/>
       <w:lvlText w:val="•"/>
       <w:lvlJc w:val="left"/>
@@ -4299,7 +3765,8 @@
         <w:lang w:val="en-US" w:eastAsia="en-US" w:bidi="ar-SA"/>
       </w:rPr>
     </w:lvl>
-    <w:lvl w:ilvl="8">
+    <w:lvl w:ilvl="8" w:tentative="0">
+      <w:start w:val="0"/>
       <w:numFmt w:val="bullet"/>
       <w:lvlText w:val="•"/>
       <w:lvlJc w:val="left"/>
@@ -4312,11 +3779,12 @@
       </w:rPr>
     </w:lvl>
   </w:abstractNum>
-  <w:abstractNum w:abstractNumId="5" w15:restartNumberingAfterBreak="0">
+  <w:abstractNum w:abstractNumId="4">
     <w:nsid w:val="48510649"/>
     <w:multiLevelType w:val="multilevel"/>
     <w:tmpl w:val="48510649"/>
-    <w:lvl w:ilvl="0">
+    <w:lvl w:ilvl="0" w:tentative="0">
+      <w:start w:val="0"/>
       <w:numFmt w:val="bullet"/>
       <w:lvlText w:val=""/>
       <w:lvlJc w:val="left"/>
@@ -4324,7 +3792,7 @@
         <w:ind w:left="380" w:hanging="200"/>
       </w:pPr>
       <w:rPr>
-        <w:rFonts w:ascii="Symbol" w:eastAsia="Symbol" w:hAnsi="Symbol" w:cs="Symbol" w:hint="default"/>
+        <w:rFonts w:hint="default" w:ascii="Symbol" w:hAnsi="Symbol" w:eastAsia="Symbol" w:cs="Symbol"/>
         <w:b w:val="0"/>
         <w:bCs w:val="0"/>
         <w:i w:val="0"/>
@@ -4337,7 +3805,8 @@
         <w:lang w:val="en-US" w:eastAsia="en-US" w:bidi="ar-SA"/>
       </w:rPr>
     </w:lvl>
-    <w:lvl w:ilvl="1">
+    <w:lvl w:ilvl="1" w:tentative="0">
+      <w:start w:val="0"/>
       <w:numFmt w:val="bullet"/>
       <w:lvlText w:val="•"/>
       <w:lvlJc w:val="left"/>
@@ -4349,7 +3818,8 @@
         <w:lang w:val="en-US" w:eastAsia="en-US" w:bidi="ar-SA"/>
       </w:rPr>
     </w:lvl>
-    <w:lvl w:ilvl="2">
+    <w:lvl w:ilvl="2" w:tentative="0">
+      <w:start w:val="0"/>
       <w:numFmt w:val="bullet"/>
       <w:lvlText w:val="•"/>
       <w:lvlJc w:val="left"/>
@@ -4361,7 +3831,8 @@
         <w:lang w:val="en-US" w:eastAsia="en-US" w:bidi="ar-SA"/>
       </w:rPr>
     </w:lvl>
-    <w:lvl w:ilvl="3">
+    <w:lvl w:ilvl="3" w:tentative="0">
+      <w:start w:val="0"/>
       <w:numFmt w:val="bullet"/>
       <w:lvlText w:val="•"/>
       <w:lvlJc w:val="left"/>
@@ -4373,7 +3844,8 @@
         <w:lang w:val="en-US" w:eastAsia="en-US" w:bidi="ar-SA"/>
       </w:rPr>
     </w:lvl>
-    <w:lvl w:ilvl="4">
+    <w:lvl w:ilvl="4" w:tentative="0">
+      <w:start w:val="0"/>
       <w:numFmt w:val="bullet"/>
       <w:lvlText w:val="•"/>
       <w:lvlJc w:val="left"/>
@@ -4385,7 +3857,8 @@
         <w:lang w:val="en-US" w:eastAsia="en-US" w:bidi="ar-SA"/>
       </w:rPr>
     </w:lvl>
-    <w:lvl w:ilvl="5">
+    <w:lvl w:ilvl="5" w:tentative="0">
+      <w:start w:val="0"/>
       <w:numFmt w:val="bullet"/>
       <w:lvlText w:val="•"/>
       <w:lvlJc w:val="left"/>
@@ -4397,7 +3870,8 @@
         <w:lang w:val="en-US" w:eastAsia="en-US" w:bidi="ar-SA"/>
       </w:rPr>
     </w:lvl>
-    <w:lvl w:ilvl="6">
+    <w:lvl w:ilvl="6" w:tentative="0">
+      <w:start w:val="0"/>
       <w:numFmt w:val="bullet"/>
       <w:lvlText w:val="•"/>
       <w:lvlJc w:val="left"/>
@@ -4409,7 +3883,8 @@
         <w:lang w:val="en-US" w:eastAsia="en-US" w:bidi="ar-SA"/>
       </w:rPr>
     </w:lvl>
-    <w:lvl w:ilvl="7">
+    <w:lvl w:ilvl="7" w:tentative="0">
+      <w:start w:val="0"/>
       <w:numFmt w:val="bullet"/>
       <w:lvlText w:val="•"/>
       <w:lvlJc w:val="left"/>
@@ -4421,7 +3896,8 @@
         <w:lang w:val="en-US" w:eastAsia="en-US" w:bidi="ar-SA"/>
       </w:rPr>
     </w:lvl>
-    <w:lvl w:ilvl="8">
+    <w:lvl w:ilvl="8" w:tentative="0">
+      <w:start w:val="0"/>
       <w:numFmt w:val="bullet"/>
       <w:lvlText w:val="•"/>
       <w:lvlJc w:val="left"/>
@@ -4434,11 +3910,12 @@
       </w:rPr>
     </w:lvl>
   </w:abstractNum>
-  <w:abstractNum w:abstractNumId="6" w15:restartNumberingAfterBreak="0">
+  <w:abstractNum w:abstractNumId="5">
     <w:nsid w:val="57F75E46"/>
     <w:multiLevelType w:val="multilevel"/>
     <w:tmpl w:val="57F75E46"/>
-    <w:lvl w:ilvl="0">
+    <w:lvl w:ilvl="0" w:tentative="0">
+      <w:start w:val="0"/>
       <w:numFmt w:val="bullet"/>
       <w:lvlText w:val="◦"/>
       <w:lvlJc w:val="left"/>
@@ -4446,7 +3923,7 @@
         <w:ind w:left="720" w:hanging="360"/>
       </w:pPr>
       <w:rPr>
-        <w:rFonts w:ascii="Times New Roman" w:eastAsia="Times New Roman" w:hAnsi="Times New Roman" w:cs="Times New Roman" w:hint="default"/>
+        <w:rFonts w:hint="default" w:ascii="Times New Roman" w:hAnsi="Times New Roman" w:eastAsia="Times New Roman" w:cs="Times New Roman"/>
         <w:b w:val="0"/>
         <w:bCs w:val="0"/>
         <w:i/>
@@ -4458,7 +3935,7 @@
         <w:lang w:val="en-US" w:eastAsia="en-US" w:bidi="ar-SA"/>
       </w:rPr>
     </w:lvl>
-    <w:lvl w:ilvl="1">
+    <w:lvl w:ilvl="1" w:tentative="0">
       <w:start w:val="1"/>
       <w:numFmt w:val="bullet"/>
       <w:lvlText w:val="o"/>
@@ -4467,10 +3944,10 @@
         <w:ind w:left="1440" w:hanging="360"/>
       </w:pPr>
       <w:rPr>
-        <w:rFonts w:ascii="Courier New" w:hAnsi="Courier New" w:cs="Courier New" w:hint="default"/>
-      </w:rPr>
-    </w:lvl>
-    <w:lvl w:ilvl="2">
+        <w:rFonts w:hint="default" w:ascii="Courier New" w:hAnsi="Courier New" w:cs="Courier New"/>
+      </w:rPr>
+    </w:lvl>
+    <w:lvl w:ilvl="2" w:tentative="0">
       <w:start w:val="1"/>
       <w:numFmt w:val="bullet"/>
       <w:lvlText w:val=""/>
@@ -4479,10 +3956,10 @@
         <w:ind w:left="2160" w:hanging="360"/>
       </w:pPr>
       <w:rPr>
-        <w:rFonts w:ascii="Wingdings" w:hAnsi="Wingdings" w:hint="default"/>
-      </w:rPr>
-    </w:lvl>
-    <w:lvl w:ilvl="3">
+        <w:rFonts w:hint="default" w:ascii="Wingdings" w:hAnsi="Wingdings"/>
+      </w:rPr>
+    </w:lvl>
+    <w:lvl w:ilvl="3" w:tentative="0">
       <w:start w:val="1"/>
       <w:numFmt w:val="bullet"/>
       <w:lvlText w:val=""/>
@@ -4491,10 +3968,10 @@
         <w:ind w:left="2880" w:hanging="360"/>
       </w:pPr>
       <w:rPr>
-        <w:rFonts w:ascii="Symbol" w:hAnsi="Symbol" w:hint="default"/>
-      </w:rPr>
-    </w:lvl>
-    <w:lvl w:ilvl="4">
+        <w:rFonts w:hint="default" w:ascii="Symbol" w:hAnsi="Symbol"/>
+      </w:rPr>
+    </w:lvl>
+    <w:lvl w:ilvl="4" w:tentative="0">
       <w:start w:val="1"/>
       <w:numFmt w:val="bullet"/>
       <w:lvlText w:val="o"/>
@@ -4503,10 +3980,10 @@
         <w:ind w:left="3600" w:hanging="360"/>
       </w:pPr>
       <w:rPr>
-        <w:rFonts w:ascii="Courier New" w:hAnsi="Courier New" w:cs="Courier New" w:hint="default"/>
-      </w:rPr>
-    </w:lvl>
-    <w:lvl w:ilvl="5">
+        <w:rFonts w:hint="default" w:ascii="Courier New" w:hAnsi="Courier New" w:cs="Courier New"/>
+      </w:rPr>
+    </w:lvl>
+    <w:lvl w:ilvl="5" w:tentative="0">
       <w:start w:val="1"/>
       <w:numFmt w:val="bullet"/>
       <w:lvlText w:val=""/>
@@ -4515,10 +3992,10 @@
         <w:ind w:left="4320" w:hanging="360"/>
       </w:pPr>
       <w:rPr>
-        <w:rFonts w:ascii="Wingdings" w:hAnsi="Wingdings" w:hint="default"/>
-      </w:rPr>
-    </w:lvl>
-    <w:lvl w:ilvl="6">
+        <w:rFonts w:hint="default" w:ascii="Wingdings" w:hAnsi="Wingdings"/>
+      </w:rPr>
+    </w:lvl>
+    <w:lvl w:ilvl="6" w:tentative="0">
       <w:start w:val="1"/>
       <w:numFmt w:val="bullet"/>
       <w:lvlText w:val=""/>
@@ -4527,10 +4004,10 @@
         <w:ind w:left="5040" w:hanging="360"/>
       </w:pPr>
       <w:rPr>
-        <w:rFonts w:ascii="Symbol" w:hAnsi="Symbol" w:hint="default"/>
-      </w:rPr>
-    </w:lvl>
-    <w:lvl w:ilvl="7">
+        <w:rFonts w:hint="default" w:ascii="Symbol" w:hAnsi="Symbol"/>
+      </w:rPr>
+    </w:lvl>
+    <w:lvl w:ilvl="7" w:tentative="0">
       <w:start w:val="1"/>
       <w:numFmt w:val="bullet"/>
       <w:lvlText w:val="o"/>
@@ -4539,10 +4016,10 @@
         <w:ind w:left="5760" w:hanging="360"/>
       </w:pPr>
       <w:rPr>
-        <w:rFonts w:ascii="Courier New" w:hAnsi="Courier New" w:cs="Courier New" w:hint="default"/>
-      </w:rPr>
-    </w:lvl>
-    <w:lvl w:ilvl="8">
+        <w:rFonts w:hint="default" w:ascii="Courier New" w:hAnsi="Courier New" w:cs="Courier New"/>
+      </w:rPr>
+    </w:lvl>
+    <w:lvl w:ilvl="8" w:tentative="0">
       <w:start w:val="1"/>
       <w:numFmt w:val="bullet"/>
       <w:lvlText w:val=""/>
@@ -4551,15 +4028,16 @@
         <w:ind w:left="6480" w:hanging="360"/>
       </w:pPr>
       <w:rPr>
-        <w:rFonts w:ascii="Wingdings" w:hAnsi="Wingdings" w:hint="default"/>
+        <w:rFonts w:hint="default" w:ascii="Wingdings" w:hAnsi="Wingdings"/>
       </w:rPr>
     </w:lvl>
   </w:abstractNum>
-  <w:abstractNum w:abstractNumId="7" w15:restartNumberingAfterBreak="0">
+  <w:abstractNum w:abstractNumId="6">
     <w:nsid w:val="65ED0171"/>
     <w:multiLevelType w:val="multilevel"/>
     <w:tmpl w:val="65ED0171"/>
-    <w:lvl w:ilvl="0">
+    <w:lvl w:ilvl="0" w:tentative="0">
+      <w:start w:val="0"/>
       <w:numFmt w:val="bullet"/>
       <w:lvlText w:val="◦"/>
       <w:lvlJc w:val="left"/>
@@ -4567,7 +4045,7 @@
         <w:ind w:left="720" w:hanging="360"/>
       </w:pPr>
       <w:rPr>
-        <w:rFonts w:ascii="Times New Roman" w:eastAsia="Times New Roman" w:hAnsi="Times New Roman" w:cs="Times New Roman" w:hint="default"/>
+        <w:rFonts w:hint="default" w:ascii="Times New Roman" w:hAnsi="Times New Roman" w:eastAsia="Times New Roman" w:cs="Times New Roman"/>
         <w:b w:val="0"/>
         <w:bCs w:val="0"/>
         <w:i/>
@@ -4579,7 +4057,7 @@
         <w:lang w:val="en-US" w:eastAsia="en-US" w:bidi="ar-SA"/>
       </w:rPr>
     </w:lvl>
-    <w:lvl w:ilvl="1">
+    <w:lvl w:ilvl="1" w:tentative="0">
       <w:start w:val="1"/>
       <w:numFmt w:val="bullet"/>
       <w:lvlText w:val="o"/>
@@ -4588,10 +4066,10 @@
         <w:ind w:left="1440" w:hanging="360"/>
       </w:pPr>
       <w:rPr>
-        <w:rFonts w:ascii="Courier New" w:hAnsi="Courier New" w:cs="Courier New" w:hint="default"/>
-      </w:rPr>
-    </w:lvl>
-    <w:lvl w:ilvl="2">
+        <w:rFonts w:hint="default" w:ascii="Courier New" w:hAnsi="Courier New" w:cs="Courier New"/>
+      </w:rPr>
+    </w:lvl>
+    <w:lvl w:ilvl="2" w:tentative="0">
       <w:start w:val="1"/>
       <w:numFmt w:val="bullet"/>
       <w:lvlText w:val=""/>
@@ -4600,10 +4078,10 @@
         <w:ind w:left="2160" w:hanging="360"/>
       </w:pPr>
       <w:rPr>
-        <w:rFonts w:ascii="Wingdings" w:hAnsi="Wingdings" w:hint="default"/>
-      </w:rPr>
-    </w:lvl>
-    <w:lvl w:ilvl="3">
+        <w:rFonts w:hint="default" w:ascii="Wingdings" w:hAnsi="Wingdings"/>
+      </w:rPr>
+    </w:lvl>
+    <w:lvl w:ilvl="3" w:tentative="0">
       <w:start w:val="1"/>
       <w:numFmt w:val="bullet"/>
       <w:lvlText w:val=""/>
@@ -4612,10 +4090,10 @@
         <w:ind w:left="2880" w:hanging="360"/>
       </w:pPr>
       <w:rPr>
-        <w:rFonts w:ascii="Symbol" w:hAnsi="Symbol" w:hint="default"/>
-      </w:rPr>
-    </w:lvl>
-    <w:lvl w:ilvl="4">
+        <w:rFonts w:hint="default" w:ascii="Symbol" w:hAnsi="Symbol"/>
+      </w:rPr>
+    </w:lvl>
+    <w:lvl w:ilvl="4" w:tentative="0">
       <w:start w:val="1"/>
       <w:numFmt w:val="bullet"/>
       <w:lvlText w:val="o"/>
@@ -4624,10 +4102,10 @@
         <w:ind w:left="3600" w:hanging="360"/>
       </w:pPr>
       <w:rPr>
-        <w:rFonts w:ascii="Courier New" w:hAnsi="Courier New" w:cs="Courier New" w:hint="default"/>
-      </w:rPr>
-    </w:lvl>
-    <w:lvl w:ilvl="5">
+        <w:rFonts w:hint="default" w:ascii="Courier New" w:hAnsi="Courier New" w:cs="Courier New"/>
+      </w:rPr>
+    </w:lvl>
+    <w:lvl w:ilvl="5" w:tentative="0">
       <w:start w:val="1"/>
       <w:numFmt w:val="bullet"/>
       <w:lvlText w:val=""/>
@@ -4636,10 +4114,10 @@
         <w:ind w:left="4320" w:hanging="360"/>
       </w:pPr>
       <w:rPr>
-        <w:rFonts w:ascii="Wingdings" w:hAnsi="Wingdings" w:hint="default"/>
-      </w:rPr>
-    </w:lvl>
-    <w:lvl w:ilvl="6">
+        <w:rFonts w:hint="default" w:ascii="Wingdings" w:hAnsi="Wingdings"/>
+      </w:rPr>
+    </w:lvl>
+    <w:lvl w:ilvl="6" w:tentative="0">
       <w:start w:val="1"/>
       <w:numFmt w:val="bullet"/>
       <w:lvlText w:val=""/>
@@ -4648,10 +4126,10 @@
         <w:ind w:left="5040" w:hanging="360"/>
       </w:pPr>
       <w:rPr>
-        <w:rFonts w:ascii="Symbol" w:hAnsi="Symbol" w:hint="default"/>
-      </w:rPr>
-    </w:lvl>
-    <w:lvl w:ilvl="7">
+        <w:rFonts w:hint="default" w:ascii="Symbol" w:hAnsi="Symbol"/>
+      </w:rPr>
+    </w:lvl>
+    <w:lvl w:ilvl="7" w:tentative="0">
       <w:start w:val="1"/>
       <w:numFmt w:val="bullet"/>
       <w:lvlText w:val="o"/>
@@ -4660,10 +4138,10 @@
         <w:ind w:left="5760" w:hanging="360"/>
       </w:pPr>
       <w:rPr>
-        <w:rFonts w:ascii="Courier New" w:hAnsi="Courier New" w:cs="Courier New" w:hint="default"/>
-      </w:rPr>
-    </w:lvl>
-    <w:lvl w:ilvl="8">
+        <w:rFonts w:hint="default" w:ascii="Courier New" w:hAnsi="Courier New" w:cs="Courier New"/>
+      </w:rPr>
+    </w:lvl>
+    <w:lvl w:ilvl="8" w:tentative="0">
       <w:start w:val="1"/>
       <w:numFmt w:val="bullet"/>
       <w:lvlText w:val=""/>
@@ -4672,15 +4150,16 @@
         <w:ind w:left="6480" w:hanging="360"/>
       </w:pPr>
       <w:rPr>
-        <w:rFonts w:ascii="Wingdings" w:hAnsi="Wingdings" w:hint="default"/>
+        <w:rFonts w:hint="default" w:ascii="Wingdings" w:hAnsi="Wingdings"/>
       </w:rPr>
     </w:lvl>
   </w:abstractNum>
-  <w:abstractNum w:abstractNumId="8" w15:restartNumberingAfterBreak="0">
+  <w:abstractNum w:abstractNumId="7">
     <w:nsid w:val="6D594D61"/>
     <w:multiLevelType w:val="multilevel"/>
     <w:tmpl w:val="6D594D61"/>
-    <w:lvl w:ilvl="0">
+    <w:lvl w:ilvl="0" w:tentative="0">
+      <w:start w:val="0"/>
       <w:numFmt w:val="bullet"/>
       <w:lvlText w:val=""/>
       <w:lvlJc w:val="left"/>
@@ -4688,7 +4167,7 @@
         <w:ind w:left="540" w:hanging="360"/>
       </w:pPr>
       <w:rPr>
-        <w:rFonts w:ascii="Symbol" w:eastAsia="Symbol" w:hAnsi="Symbol" w:cs="Symbol" w:hint="default"/>
+        <w:rFonts w:hint="default" w:ascii="Symbol" w:hAnsi="Symbol" w:eastAsia="Symbol" w:cs="Symbol"/>
         <w:b w:val="0"/>
         <w:bCs w:val="0"/>
         <w:i w:val="0"/>
@@ -4700,7 +4179,7 @@
         <w:lang w:val="en-US" w:eastAsia="en-US" w:bidi="ar-SA"/>
       </w:rPr>
     </w:lvl>
-    <w:lvl w:ilvl="1">
+    <w:lvl w:ilvl="1" w:tentative="0">
       <w:start w:val="1"/>
       <w:numFmt w:val="bullet"/>
       <w:lvlText w:val="o"/>
@@ -4709,10 +4188,10 @@
         <w:ind w:left="1901" w:hanging="360"/>
       </w:pPr>
       <w:rPr>
-        <w:rFonts w:ascii="Courier New" w:hAnsi="Courier New" w:cs="Courier New" w:hint="default"/>
-      </w:rPr>
-    </w:lvl>
-    <w:lvl w:ilvl="2">
+        <w:rFonts w:hint="default" w:ascii="Courier New" w:hAnsi="Courier New" w:cs="Courier New"/>
+      </w:rPr>
+    </w:lvl>
+    <w:lvl w:ilvl="2" w:tentative="0">
       <w:start w:val="1"/>
       <w:numFmt w:val="bullet"/>
       <w:lvlText w:val=""/>
@@ -4721,10 +4200,10 @@
         <w:ind w:left="2621" w:hanging="360"/>
       </w:pPr>
       <w:rPr>
-        <w:rFonts w:ascii="Wingdings" w:hAnsi="Wingdings" w:hint="default"/>
-      </w:rPr>
-    </w:lvl>
-    <w:lvl w:ilvl="3">
+        <w:rFonts w:hint="default" w:ascii="Wingdings" w:hAnsi="Wingdings"/>
+      </w:rPr>
+    </w:lvl>
+    <w:lvl w:ilvl="3" w:tentative="0">
       <w:start w:val="1"/>
       <w:numFmt w:val="bullet"/>
       <w:lvlText w:val=""/>
@@ -4733,10 +4212,10 @@
         <w:ind w:left="3341" w:hanging="360"/>
       </w:pPr>
       <w:rPr>
-        <w:rFonts w:ascii="Symbol" w:hAnsi="Symbol" w:hint="default"/>
-      </w:rPr>
-    </w:lvl>
-    <w:lvl w:ilvl="4">
+        <w:rFonts w:hint="default" w:ascii="Symbol" w:hAnsi="Symbol"/>
+      </w:rPr>
+    </w:lvl>
+    <w:lvl w:ilvl="4" w:tentative="0">
       <w:start w:val="1"/>
       <w:numFmt w:val="bullet"/>
       <w:lvlText w:val="o"/>
@@ -4745,10 +4224,10 @@
         <w:ind w:left="4061" w:hanging="360"/>
       </w:pPr>
       <w:rPr>
-        <w:rFonts w:ascii="Courier New" w:hAnsi="Courier New" w:cs="Courier New" w:hint="default"/>
-      </w:rPr>
-    </w:lvl>
-    <w:lvl w:ilvl="5">
+        <w:rFonts w:hint="default" w:ascii="Courier New" w:hAnsi="Courier New" w:cs="Courier New"/>
+      </w:rPr>
+    </w:lvl>
+    <w:lvl w:ilvl="5" w:tentative="0">
       <w:start w:val="1"/>
       <w:numFmt w:val="bullet"/>
       <w:lvlText w:val=""/>
@@ -4757,10 +4236,10 @@
         <w:ind w:left="4781" w:hanging="360"/>
       </w:pPr>
       <w:rPr>
-        <w:rFonts w:ascii="Wingdings" w:hAnsi="Wingdings" w:hint="default"/>
-      </w:rPr>
-    </w:lvl>
-    <w:lvl w:ilvl="6">
+        <w:rFonts w:hint="default" w:ascii="Wingdings" w:hAnsi="Wingdings"/>
+      </w:rPr>
+    </w:lvl>
+    <w:lvl w:ilvl="6" w:tentative="0">
       <w:start w:val="1"/>
       <w:numFmt w:val="bullet"/>
       <w:lvlText w:val=""/>
@@ -4769,10 +4248,10 @@
         <w:ind w:left="5501" w:hanging="360"/>
       </w:pPr>
       <w:rPr>
-        <w:rFonts w:ascii="Symbol" w:hAnsi="Symbol" w:hint="default"/>
-      </w:rPr>
-    </w:lvl>
-    <w:lvl w:ilvl="7">
+        <w:rFonts w:hint="default" w:ascii="Symbol" w:hAnsi="Symbol"/>
+      </w:rPr>
+    </w:lvl>
+    <w:lvl w:ilvl="7" w:tentative="0">
       <w:start w:val="1"/>
       <w:numFmt w:val="bullet"/>
       <w:lvlText w:val="o"/>
@@ -4781,10 +4260,10 @@
         <w:ind w:left="6221" w:hanging="360"/>
       </w:pPr>
       <w:rPr>
-        <w:rFonts w:ascii="Courier New" w:hAnsi="Courier New" w:cs="Courier New" w:hint="default"/>
-      </w:rPr>
-    </w:lvl>
-    <w:lvl w:ilvl="8">
+        <w:rFonts w:hint="default" w:ascii="Courier New" w:hAnsi="Courier New" w:cs="Courier New"/>
+      </w:rPr>
+    </w:lvl>
+    <w:lvl w:ilvl="8" w:tentative="0">
       <w:start w:val="1"/>
       <w:numFmt w:val="bullet"/>
       <w:lvlText w:val=""/>
@@ -4793,15 +4272,16 @@
         <w:ind w:left="6941" w:hanging="360"/>
       </w:pPr>
       <w:rPr>
-        <w:rFonts w:ascii="Wingdings" w:hAnsi="Wingdings" w:hint="default"/>
+        <w:rFonts w:hint="default" w:ascii="Wingdings" w:hAnsi="Wingdings"/>
       </w:rPr>
     </w:lvl>
   </w:abstractNum>
-  <w:abstractNum w:abstractNumId="9" w15:restartNumberingAfterBreak="0">
+  <w:abstractNum w:abstractNumId="8">
     <w:nsid w:val="6D5E7601"/>
     <w:multiLevelType w:val="multilevel"/>
     <w:tmpl w:val="6D5E7601"/>
-    <w:lvl w:ilvl="0">
+    <w:lvl w:ilvl="0" w:tentative="0">
+      <w:start w:val="0"/>
       <w:numFmt w:val="bullet"/>
       <w:lvlText w:val="◦"/>
       <w:lvlJc w:val="left"/>
@@ -4809,7 +4289,7 @@
         <w:ind w:left="720" w:hanging="360"/>
       </w:pPr>
       <w:rPr>
-        <w:rFonts w:ascii="Times New Roman" w:eastAsia="Times New Roman" w:hAnsi="Times New Roman" w:cs="Times New Roman" w:hint="default"/>
+        <w:rFonts w:hint="default" w:ascii="Times New Roman" w:hAnsi="Times New Roman" w:eastAsia="Times New Roman" w:cs="Times New Roman"/>
         <w:b w:val="0"/>
         <w:bCs w:val="0"/>
         <w:i/>
@@ -4821,7 +4301,7 @@
         <w:lang w:val="en-US" w:eastAsia="en-US" w:bidi="ar-SA"/>
       </w:rPr>
     </w:lvl>
-    <w:lvl w:ilvl="1">
+    <w:lvl w:ilvl="1" w:tentative="0">
       <w:start w:val="1"/>
       <w:numFmt w:val="bullet"/>
       <w:lvlText w:val="o"/>
@@ -4830,10 +4310,10 @@
         <w:ind w:left="1440" w:hanging="360"/>
       </w:pPr>
       <w:rPr>
-        <w:rFonts w:ascii="Courier New" w:hAnsi="Courier New" w:cs="Courier New" w:hint="default"/>
-      </w:rPr>
-    </w:lvl>
-    <w:lvl w:ilvl="2">
+        <w:rFonts w:hint="default" w:ascii="Courier New" w:hAnsi="Courier New" w:cs="Courier New"/>
+      </w:rPr>
+    </w:lvl>
+    <w:lvl w:ilvl="2" w:tentative="0">
       <w:start w:val="1"/>
       <w:numFmt w:val="bullet"/>
       <w:lvlText w:val=""/>
@@ -4842,10 +4322,10 @@
         <w:ind w:left="2160" w:hanging="360"/>
       </w:pPr>
       <w:rPr>
-        <w:rFonts w:ascii="Wingdings" w:hAnsi="Wingdings" w:hint="default"/>
-      </w:rPr>
-    </w:lvl>
-    <w:lvl w:ilvl="3">
+        <w:rFonts w:hint="default" w:ascii="Wingdings" w:hAnsi="Wingdings"/>
+      </w:rPr>
+    </w:lvl>
+    <w:lvl w:ilvl="3" w:tentative="0">
       <w:start w:val="1"/>
       <w:numFmt w:val="bullet"/>
       <w:lvlText w:val=""/>
@@ -4854,10 +4334,10 @@
         <w:ind w:left="2880" w:hanging="360"/>
       </w:pPr>
       <w:rPr>
-        <w:rFonts w:ascii="Symbol" w:hAnsi="Symbol" w:hint="default"/>
-      </w:rPr>
-    </w:lvl>
-    <w:lvl w:ilvl="4">
+        <w:rFonts w:hint="default" w:ascii="Symbol" w:hAnsi="Symbol"/>
+      </w:rPr>
+    </w:lvl>
+    <w:lvl w:ilvl="4" w:tentative="0">
       <w:start w:val="1"/>
       <w:numFmt w:val="bullet"/>
       <w:lvlText w:val="o"/>
@@ -4866,10 +4346,10 @@
         <w:ind w:left="3600" w:hanging="360"/>
       </w:pPr>
       <w:rPr>
-        <w:rFonts w:ascii="Courier New" w:hAnsi="Courier New" w:cs="Courier New" w:hint="default"/>
-      </w:rPr>
-    </w:lvl>
-    <w:lvl w:ilvl="5">
+        <w:rFonts w:hint="default" w:ascii="Courier New" w:hAnsi="Courier New" w:cs="Courier New"/>
+      </w:rPr>
+    </w:lvl>
+    <w:lvl w:ilvl="5" w:tentative="0">
       <w:start w:val="1"/>
       <w:numFmt w:val="bullet"/>
       <w:lvlText w:val=""/>
@@ -4878,10 +4358,10 @@
         <w:ind w:left="4320" w:hanging="360"/>
       </w:pPr>
       <w:rPr>
-        <w:rFonts w:ascii="Wingdings" w:hAnsi="Wingdings" w:hint="default"/>
-      </w:rPr>
-    </w:lvl>
-    <w:lvl w:ilvl="6">
+        <w:rFonts w:hint="default" w:ascii="Wingdings" w:hAnsi="Wingdings"/>
+      </w:rPr>
+    </w:lvl>
+    <w:lvl w:ilvl="6" w:tentative="0">
       <w:start w:val="1"/>
       <w:numFmt w:val="bullet"/>
       <w:lvlText w:val=""/>
@@ -4890,10 +4370,10 @@
         <w:ind w:left="5040" w:hanging="360"/>
       </w:pPr>
       <w:rPr>
-        <w:rFonts w:ascii="Symbol" w:hAnsi="Symbol" w:hint="default"/>
-      </w:rPr>
-    </w:lvl>
-    <w:lvl w:ilvl="7">
+        <w:rFonts w:hint="default" w:ascii="Symbol" w:hAnsi="Symbol"/>
+      </w:rPr>
+    </w:lvl>
+    <w:lvl w:ilvl="7" w:tentative="0">
       <w:start w:val="1"/>
       <w:numFmt w:val="bullet"/>
       <w:lvlText w:val="o"/>
@@ -4902,10 +4382,10 @@
         <w:ind w:left="5760" w:hanging="360"/>
       </w:pPr>
       <w:rPr>
-        <w:rFonts w:ascii="Courier New" w:hAnsi="Courier New" w:cs="Courier New" w:hint="default"/>
-      </w:rPr>
-    </w:lvl>
-    <w:lvl w:ilvl="8">
+        <w:rFonts w:hint="default" w:ascii="Courier New" w:hAnsi="Courier New" w:cs="Courier New"/>
+      </w:rPr>
+    </w:lvl>
+    <w:lvl w:ilvl="8" w:tentative="0">
       <w:start w:val="1"/>
       <w:numFmt w:val="bullet"/>
       <w:lvlText w:val=""/>
@@ -4914,451 +4394,322 @@
         <w:ind w:left="6480" w:hanging="360"/>
       </w:pPr>
       <w:rPr>
-        <w:rFonts w:ascii="Wingdings" w:hAnsi="Wingdings" w:hint="default"/>
+        <w:rFonts w:hint="default" w:ascii="Wingdings" w:hAnsi="Wingdings"/>
       </w:rPr>
     </w:lvl>
   </w:abstractNum>
-  <w:num w:numId="1" w16cid:durableId="974020829">
+  <w:num w:numId="1">
+    <w:abstractNumId w:val="3"/>
+  </w:num>
+  <w:num w:numId="2">
+    <w:abstractNumId w:val="0"/>
+  </w:num>
+  <w:num w:numId="3">
+    <w:abstractNumId w:val="1"/>
+  </w:num>
+  <w:num w:numId="4">
+    <w:abstractNumId w:val="2"/>
+  </w:num>
+  <w:num w:numId="5">
+    <w:abstractNumId w:val="6"/>
+  </w:num>
+  <w:num w:numId="6">
+    <w:abstractNumId w:val="8"/>
+  </w:num>
+  <w:num w:numId="7">
     <w:abstractNumId w:val="4"/>
   </w:num>
-  <w:num w:numId="2" w16cid:durableId="1764178707">
-    <w:abstractNumId w:val="0"/>
-  </w:num>
-  <w:num w:numId="3" w16cid:durableId="1865172739">
-    <w:abstractNumId w:val="2"/>
-  </w:num>
-  <w:num w:numId="4" w16cid:durableId="1229536188">
-    <w:abstractNumId w:val="3"/>
-  </w:num>
-  <w:num w:numId="5" w16cid:durableId="341709246">
-    <w:abstractNumId w:val="7"/>
-  </w:num>
-  <w:num w:numId="6" w16cid:durableId="1195461399">
-    <w:abstractNumId w:val="9"/>
-  </w:num>
-  <w:num w:numId="7" w16cid:durableId="1587033154">
+  <w:num w:numId="8">
     <w:abstractNumId w:val="5"/>
   </w:num>
-  <w:num w:numId="8" w16cid:durableId="2141222444">
-    <w:abstractNumId w:val="6"/>
-  </w:num>
-  <w:num w:numId="9" w16cid:durableId="510610447">
-    <w:abstractNumId w:val="8"/>
-  </w:num>
-  <w:num w:numId="10" w16cid:durableId="1167286176">
-    <w:abstractNumId w:val="1"/>
+  <w:num w:numId="9">
+    <w:abstractNumId w:val="7"/>
   </w:num>
 </w:numbering>
 </file>
 
 <file path=word/styles.xml><?xml version="1.0" encoding="utf-8"?>
-<w:styles xmlns:mc="http://schemas.openxmlformats.org/markup-compatibility/2006" xmlns:r="http://schemas.openxmlformats.org/officeDocument/2006/relationships" xmlns:w="http://schemas.openxmlformats.org/wordprocessingml/2006/main" xmlns:w14="http://schemas.microsoft.com/office/word/2010/wordml" xmlns:w15="http://schemas.microsoft.com/office/word/2012/wordml" xmlns:w16cex="http://schemas.microsoft.com/office/word/2018/wordml/cex" xmlns:w16cid="http://schemas.microsoft.com/office/word/2016/wordml/cid" xmlns:w16="http://schemas.microsoft.com/office/word/2018/wordml" xmlns:w16du="http://schemas.microsoft.com/office/word/2023/wordml/word16du" xmlns:w16sdtdh="http://schemas.microsoft.com/office/word/2020/wordml/sdtdatahash" xmlns:w16sdtfl="http://schemas.microsoft.com/office/word/2024/wordml/sdtformatlock" xmlns:w16se="http://schemas.microsoft.com/office/word/2015/wordml/symex" mc:Ignorable="w14 w15 w16se w16cid w16 w16cex w16sdtdh w16sdtfl w16du">
+<w:styles xmlns:mc="http://schemas.openxmlformats.org/markup-compatibility/2006" xmlns:o="urn:schemas-microsoft-com:office:office" xmlns:r="http://schemas.openxmlformats.org/officeDocument/2006/relationships" xmlns:m="http://schemas.openxmlformats.org/officeDocument/2006/math" xmlns:v="urn:schemas-microsoft-com:vml" xmlns:w="http://schemas.openxmlformats.org/wordprocessingml/2006/main" xmlns:w14="http://schemas.microsoft.com/office/word/2010/wordml" xmlns:w10="urn:schemas-microsoft-com:office:word" xmlns:sl="http://schemas.openxmlformats.org/schemaLibrary/2006/main" xmlns:wpsCustomData="http://www.wps.cn/officeDocument/2013/wpsCustomData" mc:Ignorable="w14">
   <w:docDefaults>
     <w:rPrDefault>
       <w:rPr>
-        <w:rFonts w:ascii="Times New Roman" w:eastAsia="SimSun" w:hAnsi="Times New Roman" w:cs="Times New Roman"/>
-        <w:lang w:val="en-US" w:eastAsia="en-US" w:bidi="ar-SA"/>
+        <w:rFonts w:ascii="Times New Roman" w:hAnsi="Times New Roman" w:eastAsia="SimSun" w:cs="Times New Roman"/>
       </w:rPr>
     </w:rPrDefault>
     <w:pPrDefault/>
   </w:docDefaults>
-  <w:latentStyles w:defLockedState="0" w:defUIPriority="99" w:defSemiHidden="0" w:defUnhideWhenUsed="0" w:defQFormat="0" w:count="376">
-    <w:lsdException w:name="Normal" w:uiPriority="0" w:qFormat="1"/>
-    <w:lsdException w:name="heading 1" w:uiPriority="9" w:qFormat="1"/>
-    <w:lsdException w:name="heading 2" w:uiPriority="9" w:unhideWhenUsed="1" w:qFormat="1"/>
-    <w:lsdException w:name="heading 3" w:uiPriority="9" w:unhideWhenUsed="1" w:qFormat="1"/>
-    <w:lsdException w:name="heading 4" w:uiPriority="9" w:unhideWhenUsed="1" w:qFormat="1"/>
-    <w:lsdException w:name="heading 5" w:semiHidden="1" w:uiPriority="9" w:unhideWhenUsed="1" w:qFormat="1"/>
-    <w:lsdException w:name="heading 6" w:semiHidden="1" w:uiPriority="9" w:unhideWhenUsed="1" w:qFormat="1"/>
-    <w:lsdException w:name="heading 7" w:semiHidden="1" w:uiPriority="9" w:unhideWhenUsed="1" w:qFormat="1"/>
-    <w:lsdException w:name="heading 8" w:semiHidden="1" w:uiPriority="9" w:unhideWhenUsed="1" w:qFormat="1"/>
-    <w:lsdException w:name="heading 9" w:semiHidden="1" w:uiPriority="9" w:unhideWhenUsed="1" w:qFormat="1"/>
-    <w:lsdException w:name="index 1" w:semiHidden="1" w:unhideWhenUsed="1"/>
-    <w:lsdException w:name="index 2" w:semiHidden="1" w:unhideWhenUsed="1"/>
-    <w:lsdException w:name="index 3" w:semiHidden="1" w:unhideWhenUsed="1"/>
-    <w:lsdException w:name="index 4" w:semiHidden="1" w:unhideWhenUsed="1"/>
-    <w:lsdException w:name="index 5" w:semiHidden="1" w:unhideWhenUsed="1"/>
-    <w:lsdException w:name="index 6" w:semiHidden="1" w:unhideWhenUsed="1"/>
-    <w:lsdException w:name="index 7" w:semiHidden="1" w:unhideWhenUsed="1"/>
-    <w:lsdException w:name="index 8" w:semiHidden="1" w:unhideWhenUsed="1"/>
-    <w:lsdException w:name="index 9" w:semiHidden="1" w:unhideWhenUsed="1"/>
-    <w:lsdException w:name="toc 1" w:semiHidden="1" w:uiPriority="39" w:unhideWhenUsed="1"/>
-    <w:lsdException w:name="toc 2" w:semiHidden="1" w:uiPriority="39" w:unhideWhenUsed="1"/>
-    <w:lsdException w:name="toc 3" w:semiHidden="1" w:uiPriority="39" w:unhideWhenUsed="1"/>
-    <w:lsdException w:name="toc 4" w:semiHidden="1" w:uiPriority="39" w:unhideWhenUsed="1"/>
-    <w:lsdException w:name="toc 5" w:semiHidden="1" w:uiPriority="39" w:unhideWhenUsed="1"/>
-    <w:lsdException w:name="toc 6" w:semiHidden="1" w:uiPriority="39" w:unhideWhenUsed="1"/>
-    <w:lsdException w:name="toc 7" w:semiHidden="1" w:uiPriority="39" w:unhideWhenUsed="1"/>
-    <w:lsdException w:name="toc 8" w:semiHidden="1" w:uiPriority="39" w:unhideWhenUsed="1"/>
-    <w:lsdException w:name="toc 9" w:semiHidden="1" w:uiPriority="39" w:unhideWhenUsed="1"/>
-    <w:lsdException w:name="Normal Indent" w:semiHidden="1" w:unhideWhenUsed="1"/>
-    <w:lsdException w:name="footnote text" w:semiHidden="1" w:unhideWhenUsed="1"/>
-    <w:lsdException w:name="annotation text" w:semiHidden="1" w:unhideWhenUsed="1"/>
-    <w:lsdException w:name="header" w:semiHidden="1" w:unhideWhenUsed="1"/>
-    <w:lsdException w:name="footer" w:semiHidden="1" w:unhideWhenUsed="1"/>
-    <w:lsdException w:name="index heading" w:semiHidden="1" w:unhideWhenUsed="1"/>
-    <w:lsdException w:name="caption" w:semiHidden="1" w:uiPriority="35" w:unhideWhenUsed="1" w:qFormat="1"/>
-    <w:lsdException w:name="table of figures" w:semiHidden="1" w:unhideWhenUsed="1"/>
-    <w:lsdException w:name="envelope address" w:semiHidden="1" w:unhideWhenUsed="1"/>
-    <w:lsdException w:name="envelope return" w:semiHidden="1" w:unhideWhenUsed="1"/>
-    <w:lsdException w:name="footnote reference" w:semiHidden="1" w:unhideWhenUsed="1"/>
-    <w:lsdException w:name="annotation reference" w:semiHidden="1" w:unhideWhenUsed="1"/>
-    <w:lsdException w:name="line number" w:semiHidden="1" w:unhideWhenUsed="1"/>
-    <w:lsdException w:name="page number" w:semiHidden="1" w:unhideWhenUsed="1"/>
-    <w:lsdException w:name="endnote reference" w:semiHidden="1" w:unhideWhenUsed="1"/>
-    <w:lsdException w:name="endnote text" w:semiHidden="1" w:unhideWhenUsed="1"/>
-    <w:lsdException w:name="table of authorities" w:semiHidden="1" w:unhideWhenUsed="1"/>
-    <w:lsdException w:name="macro" w:semiHidden="1" w:unhideWhenUsed="1"/>
-    <w:lsdException w:name="toa heading" w:semiHidden="1" w:unhideWhenUsed="1"/>
-    <w:lsdException w:name="List" w:semiHidden="1" w:unhideWhenUsed="1"/>
-    <w:lsdException w:name="List Bullet" w:semiHidden="1" w:unhideWhenUsed="1"/>
-    <w:lsdException w:name="List Number" w:semiHidden="1" w:unhideWhenUsed="1"/>
-    <w:lsdException w:name="List 2" w:semiHidden="1" w:unhideWhenUsed="1"/>
-    <w:lsdException w:name="List 3" w:semiHidden="1" w:unhideWhenUsed="1"/>
-    <w:lsdException w:name="List 4" w:semiHidden="1" w:unhideWhenUsed="1"/>
-    <w:lsdException w:name="List 5" w:semiHidden="1" w:unhideWhenUsed="1"/>
-    <w:lsdException w:name="List Bullet 2" w:semiHidden="1" w:unhideWhenUsed="1"/>
-    <w:lsdException w:name="List Bullet 3" w:semiHidden="1" w:unhideWhenUsed="1"/>
-    <w:lsdException w:name="List Bullet 4" w:semiHidden="1" w:unhideWhenUsed="1"/>
-    <w:lsdException w:name="List Bullet 5" w:semiHidden="1" w:unhideWhenUsed="1"/>
-    <w:lsdException w:name="List Number 2" w:semiHidden="1" w:unhideWhenUsed="1"/>
-    <w:lsdException w:name="List Number 3" w:semiHidden="1" w:unhideWhenUsed="1"/>
-    <w:lsdException w:name="List Number 4" w:semiHidden="1" w:unhideWhenUsed="1"/>
-    <w:lsdException w:name="List Number 5" w:semiHidden="1" w:unhideWhenUsed="1"/>
-    <w:lsdException w:name="Title" w:uiPriority="10" w:qFormat="1"/>
-    <w:lsdException w:name="Closing" w:semiHidden="1" w:unhideWhenUsed="1"/>
-    <w:lsdException w:name="Signature" w:semiHidden="1" w:unhideWhenUsed="1"/>
-    <w:lsdException w:name="Default Paragraph Font" w:uiPriority="1" w:unhideWhenUsed="1" w:qFormat="1"/>
-    <w:lsdException w:name="Body Text" w:uiPriority="1" w:qFormat="1"/>
-    <w:lsdException w:name="Body Text Indent" w:semiHidden="1" w:unhideWhenUsed="1"/>
-    <w:lsdException w:name="List Continue" w:semiHidden="1" w:unhideWhenUsed="1"/>
-    <w:lsdException w:name="List Continue 2" w:semiHidden="1" w:unhideWhenUsed="1"/>
-    <w:lsdException w:name="List Continue 3" w:semiHidden="1" w:unhideWhenUsed="1"/>
-    <w:lsdException w:name="List Continue 4" w:semiHidden="1" w:unhideWhenUsed="1"/>
-    <w:lsdException w:name="List Continue 5" w:semiHidden="1" w:unhideWhenUsed="1"/>
-    <w:lsdException w:name="Message Header" w:semiHidden="1" w:unhideWhenUsed="1"/>
-    <w:lsdException w:name="Subtitle" w:uiPriority="11" w:qFormat="1"/>
-    <w:lsdException w:name="Salutation" w:semiHidden="1" w:unhideWhenUsed="1"/>
-    <w:lsdException w:name="Date" w:semiHidden="1" w:unhideWhenUsed="1"/>
-    <w:lsdException w:name="Body Text First Indent" w:semiHidden="1" w:unhideWhenUsed="1"/>
-    <w:lsdException w:name="Body Text First Indent 2" w:semiHidden="1" w:unhideWhenUsed="1"/>
-    <w:lsdException w:name="Note Heading" w:semiHidden="1" w:unhideWhenUsed="1"/>
-    <w:lsdException w:name="Body Text 2" w:semiHidden="1" w:unhideWhenUsed="1"/>
-    <w:lsdException w:name="Body Text 3" w:semiHidden="1" w:unhideWhenUsed="1"/>
-    <w:lsdException w:name="Body Text Indent 2" w:semiHidden="1" w:unhideWhenUsed="1"/>
-    <w:lsdException w:name="Body Text Indent 3" w:semiHidden="1" w:unhideWhenUsed="1"/>
-    <w:lsdException w:name="Block Text" w:semiHidden="1" w:unhideWhenUsed="1"/>
-    <w:lsdException w:name="Hyperlink" w:unhideWhenUsed="1" w:qFormat="1"/>
-    <w:lsdException w:name="FollowedHyperlink" w:semiHidden="1" w:unhideWhenUsed="1" w:qFormat="1"/>
-    <w:lsdException w:name="Strong" w:uiPriority="22" w:qFormat="1"/>
-    <w:lsdException w:name="Emphasis" w:uiPriority="20" w:qFormat="1"/>
-    <w:lsdException w:name="Document Map" w:semiHidden="1" w:unhideWhenUsed="1"/>
-    <w:lsdException w:name="Plain Text" w:semiHidden="1" w:unhideWhenUsed="1"/>
-    <w:lsdException w:name="E-mail Signature" w:semiHidden="1" w:unhideWhenUsed="1"/>
-    <w:lsdException w:name="HTML Top of Form" w:semiHidden="1" w:unhideWhenUsed="1"/>
-    <w:lsdException w:name="HTML Bottom of Form" w:semiHidden="1" w:unhideWhenUsed="1"/>
-    <w:lsdException w:name="Normal (Web)" w:semiHidden="1" w:unhideWhenUsed="1"/>
-    <w:lsdException w:name="HTML Acronym" w:semiHidden="1" w:unhideWhenUsed="1"/>
-    <w:lsdException w:name="HTML Address" w:semiHidden="1" w:unhideWhenUsed="1"/>
-    <w:lsdException w:name="HTML Cite" w:semiHidden="1" w:unhideWhenUsed="1"/>
-    <w:lsdException w:name="HTML Code" w:semiHidden="1" w:unhideWhenUsed="1"/>
-    <w:lsdException w:name="HTML Definition" w:semiHidden="1" w:unhideWhenUsed="1"/>
-    <w:lsdException w:name="HTML Keyboard" w:semiHidden="1" w:unhideWhenUsed="1"/>
-    <w:lsdException w:name="HTML Preformatted" w:semiHidden="1" w:unhideWhenUsed="1"/>
-    <w:lsdException w:name="HTML Sample" w:semiHidden="1" w:unhideWhenUsed="1"/>
-    <w:lsdException w:name="HTML Typewriter" w:semiHidden="1" w:unhideWhenUsed="1"/>
-    <w:lsdException w:name="HTML Variable" w:semiHidden="1" w:unhideWhenUsed="1"/>
-    <w:lsdException w:name="Normal Table" w:semiHidden="1" w:unhideWhenUsed="1" w:qFormat="1"/>
-    <w:lsdException w:name="annotation subject" w:semiHidden="1" w:unhideWhenUsed="1"/>
-    <w:lsdException w:name="No List" w:semiHidden="1" w:unhideWhenUsed="1"/>
-    <w:lsdException w:name="Outline List 1" w:semiHidden="1" w:unhideWhenUsed="1"/>
-    <w:lsdException w:name="Outline List 2" w:semiHidden="1" w:unhideWhenUsed="1"/>
-    <w:lsdException w:name="Outline List 3" w:semiHidden="1" w:unhideWhenUsed="1"/>
-    <w:lsdException w:name="Table Simple 1" w:semiHidden="1" w:unhideWhenUsed="1"/>
-    <w:lsdException w:name="Table Simple 2" w:semiHidden="1" w:unhideWhenUsed="1"/>
-    <w:lsdException w:name="Table Simple 3" w:semiHidden="1" w:unhideWhenUsed="1"/>
-    <w:lsdException w:name="Table Classic 1" w:semiHidden="1" w:unhideWhenUsed="1"/>
-    <w:lsdException w:name="Table Classic 2" w:semiHidden="1" w:unhideWhenUsed="1"/>
-    <w:lsdException w:name="Table Classic 3" w:semiHidden="1" w:unhideWhenUsed="1"/>
-    <w:lsdException w:name="Table Classic 4" w:semiHidden="1" w:unhideWhenUsed="1"/>
-    <w:lsdException w:name="Table Colorful 1" w:semiHidden="1" w:unhideWhenUsed="1"/>
-    <w:lsdException w:name="Table Colorful 2" w:semiHidden="1" w:unhideWhenUsed="1"/>
-    <w:lsdException w:name="Table Colorful 3" w:semiHidden="1" w:unhideWhenUsed="1"/>
-    <w:lsdException w:name="Table Columns 1" w:semiHidden="1" w:unhideWhenUsed="1"/>
-    <w:lsdException w:name="Table Columns 2" w:semiHidden="1" w:unhideWhenUsed="1"/>
-    <w:lsdException w:name="Table Columns 3" w:semiHidden="1" w:unhideWhenUsed="1"/>
-    <w:lsdException w:name="Table Columns 4" w:semiHidden="1" w:unhideWhenUsed="1"/>
-    <w:lsdException w:name="Table Columns 5" w:semiHidden="1" w:unhideWhenUsed="1"/>
-    <w:lsdException w:name="Table Grid 1" w:semiHidden="1" w:unhideWhenUsed="1"/>
-    <w:lsdException w:name="Table Grid 2" w:semiHidden="1" w:unhideWhenUsed="1"/>
-    <w:lsdException w:name="Table Grid 3" w:semiHidden="1" w:unhideWhenUsed="1"/>
-    <w:lsdException w:name="Table Grid 4" w:semiHidden="1" w:unhideWhenUsed="1"/>
-    <w:lsdException w:name="Table Grid 5" w:semiHidden="1" w:unhideWhenUsed="1"/>
-    <w:lsdException w:name="Table Grid 6" w:semiHidden="1" w:unhideWhenUsed="1"/>
-    <w:lsdException w:name="Table Grid 7" w:semiHidden="1" w:unhideWhenUsed="1"/>
-    <w:lsdException w:name="Table Grid 8" w:semiHidden="1" w:unhideWhenUsed="1"/>
-    <w:lsdException w:name="Table List 1" w:semiHidden="1" w:unhideWhenUsed="1"/>
-    <w:lsdException w:name="Table List 2" w:semiHidden="1" w:unhideWhenUsed="1"/>
-    <w:lsdException w:name="Table List 3" w:semiHidden="1" w:unhideWhenUsed="1"/>
-    <w:lsdException w:name="Table List 4" w:semiHidden="1" w:unhideWhenUsed="1"/>
-    <w:lsdException w:name="Table List 5" w:semiHidden="1" w:unhideWhenUsed="1"/>
-    <w:lsdException w:name="Table List 6" w:semiHidden="1" w:unhideWhenUsed="1"/>
-    <w:lsdException w:name="Table List 7" w:semiHidden="1" w:unhideWhenUsed="1"/>
-    <w:lsdException w:name="Table List 8" w:semiHidden="1" w:unhideWhenUsed="1"/>
-    <w:lsdException w:name="Table 3D effects 1" w:semiHidden="1" w:unhideWhenUsed="1"/>
-    <w:lsdException w:name="Table 3D effects 2" w:semiHidden="1" w:unhideWhenUsed="1"/>
-    <w:lsdException w:name="Table 3D effects 3" w:semiHidden="1" w:unhideWhenUsed="1"/>
-    <w:lsdException w:name="Table Contemporary" w:semiHidden="1" w:unhideWhenUsed="1"/>
-    <w:lsdException w:name="Table Elegant" w:semiHidden="1" w:unhideWhenUsed="1"/>
-    <w:lsdException w:name="Table Professional" w:semiHidden="1" w:unhideWhenUsed="1"/>
-    <w:lsdException w:name="Table Subtle 1" w:semiHidden="1" w:unhideWhenUsed="1"/>
-    <w:lsdException w:name="Table Subtle 2" w:semiHidden="1" w:unhideWhenUsed="1"/>
-    <w:lsdException w:name="Table Web 1" w:semiHidden="1" w:unhideWhenUsed="1"/>
-    <w:lsdException w:name="Table Web 2" w:semiHidden="1" w:unhideWhenUsed="1"/>
-    <w:lsdException w:name="Table Web 3" w:semiHidden="1" w:unhideWhenUsed="1"/>
-    <w:lsdException w:name="Balloon Text" w:semiHidden="1" w:unhideWhenUsed="1"/>
-    <w:lsdException w:name="Table Grid" w:uiPriority="39"/>
-    <w:lsdException w:name="Table Theme" w:semiHidden="1" w:unhideWhenUsed="1"/>
-    <w:lsdException w:name="Placeholder Text" w:semiHidden="1" w:unhideWhenUsed="1"/>
-    <w:lsdException w:name="No Spacing" w:semiHidden="1" w:unhideWhenUsed="1"/>
-    <w:lsdException w:name="Light Shading" w:uiPriority="60"/>
-    <w:lsdException w:name="Light List" w:uiPriority="61"/>
-    <w:lsdException w:name="Light Grid" w:uiPriority="62"/>
-    <w:lsdException w:name="Medium Shading 1" w:uiPriority="63"/>
-    <w:lsdException w:name="Medium Shading 2" w:uiPriority="64"/>
-    <w:lsdException w:name="Medium List 1" w:uiPriority="65"/>
-    <w:lsdException w:name="Medium List 2" w:uiPriority="66"/>
-    <w:lsdException w:name="Medium Grid 1" w:uiPriority="67"/>
-    <w:lsdException w:name="Medium Grid 2" w:uiPriority="68"/>
-    <w:lsdException w:name="Medium Grid 3" w:uiPriority="69"/>
-    <w:lsdException w:name="Dark List" w:uiPriority="70"/>
-    <w:lsdException w:name="Colorful Shading" w:uiPriority="71"/>
-    <w:lsdException w:name="Colorful List" w:uiPriority="72"/>
-    <w:lsdException w:name="Colorful Grid" w:uiPriority="73"/>
-    <w:lsdException w:name="Light Shading Accent 1" w:uiPriority="60"/>
-    <w:lsdException w:name="Light List Accent 1" w:uiPriority="61"/>
-    <w:lsdException w:name="Light Grid Accent 1" w:uiPriority="62"/>
-    <w:lsdException w:name="Medium Shading 1 Accent 1" w:uiPriority="63"/>
-    <w:lsdException w:name="Medium Shading 2 Accent 1" w:uiPriority="64"/>
-    <w:lsdException w:name="Medium List 1 Accent 1" w:uiPriority="65"/>
-    <w:lsdException w:name="Revision" w:semiHidden="1" w:unhideWhenUsed="1"/>
-    <w:lsdException w:name="List Paragraph" w:uiPriority="1" w:qFormat="1"/>
-    <w:lsdException w:name="Quote" w:semiHidden="1" w:unhideWhenUsed="1"/>
-    <w:lsdException w:name="Intense Quote" w:semiHidden="1" w:unhideWhenUsed="1"/>
-    <w:lsdException w:name="Medium List 2 Accent 1" w:uiPriority="66"/>
-    <w:lsdException w:name="Medium Grid 1 Accent 1" w:uiPriority="67"/>
-    <w:lsdException w:name="Medium Grid 2 Accent 1" w:uiPriority="68"/>
-    <w:lsdException w:name="Medium Grid 3 Accent 1" w:uiPriority="69"/>
-    <w:lsdException w:name="Dark List Accent 1" w:uiPriority="70"/>
-    <w:lsdException w:name="Colorful Shading Accent 1" w:uiPriority="71"/>
-    <w:lsdException w:name="Colorful List Accent 1" w:uiPriority="72"/>
-    <w:lsdException w:name="Colorful Grid Accent 1" w:uiPriority="73"/>
-    <w:lsdException w:name="Light Shading Accent 2" w:uiPriority="60"/>
-    <w:lsdException w:name="Light List Accent 2" w:uiPriority="61"/>
-    <w:lsdException w:name="Light Grid Accent 2" w:uiPriority="62"/>
-    <w:lsdException w:name="Medium Shading 1 Accent 2" w:uiPriority="63"/>
-    <w:lsdException w:name="Medium Shading 2 Accent 2" w:uiPriority="64"/>
-    <w:lsdException w:name="Medium List 1 Accent 2" w:uiPriority="65"/>
-    <w:lsdException w:name="Medium List 2 Accent 2" w:uiPriority="66"/>
-    <w:lsdException w:name="Medium Grid 1 Accent 2" w:uiPriority="67"/>
-    <w:lsdException w:name="Medium Grid 2 Accent 2" w:uiPriority="68"/>
-    <w:lsdException w:name="Medium Grid 3 Accent 2" w:uiPriority="69"/>
-    <w:lsdException w:name="Dark List Accent 2" w:uiPriority="70"/>
-    <w:lsdException w:name="Colorful Shading Accent 2" w:uiPriority="71"/>
-    <w:lsdException w:name="Colorful List Accent 2" w:uiPriority="72"/>
-    <w:lsdException w:name="Colorful Grid Accent 2" w:uiPriority="73"/>
-    <w:lsdException w:name="Light Shading Accent 3" w:uiPriority="60"/>
-    <w:lsdException w:name="Light List Accent 3" w:uiPriority="61"/>
-    <w:lsdException w:name="Light Grid Accent 3" w:uiPriority="62"/>
-    <w:lsdException w:name="Medium Shading 1 Accent 3" w:uiPriority="63"/>
-    <w:lsdException w:name="Medium Shading 2 Accent 3" w:uiPriority="64"/>
-    <w:lsdException w:name="Medium List 1 Accent 3" w:uiPriority="65"/>
-    <w:lsdException w:name="Medium List 2 Accent 3" w:uiPriority="66"/>
-    <w:lsdException w:name="Medium Grid 1 Accent 3" w:uiPriority="67"/>
-    <w:lsdException w:name="Medium Grid 2 Accent 3" w:uiPriority="68"/>
-    <w:lsdException w:name="Medium Grid 3 Accent 3" w:uiPriority="69"/>
-    <w:lsdException w:name="Dark List Accent 3" w:uiPriority="70"/>
-    <w:lsdException w:name="Colorful Shading Accent 3" w:uiPriority="71"/>
-    <w:lsdException w:name="Colorful List Accent 3" w:uiPriority="72"/>
-    <w:lsdException w:name="Colorful Grid Accent 3" w:uiPriority="73"/>
-    <w:lsdException w:name="Light Shading Accent 4" w:uiPriority="60"/>
-    <w:lsdException w:name="Light List Accent 4" w:uiPriority="61"/>
-    <w:lsdException w:name="Light Grid Accent 4" w:uiPriority="62"/>
-    <w:lsdException w:name="Medium Shading 1 Accent 4" w:uiPriority="63"/>
-    <w:lsdException w:name="Medium Shading 2 Accent 4" w:uiPriority="64"/>
-    <w:lsdException w:name="Medium List 1 Accent 4" w:uiPriority="65"/>
-    <w:lsdException w:name="Medium List 2 Accent 4" w:uiPriority="66"/>
-    <w:lsdException w:name="Medium Grid 1 Accent 4" w:uiPriority="67"/>
-    <w:lsdException w:name="Medium Grid 2 Accent 4" w:uiPriority="68"/>
-    <w:lsdException w:name="Medium Grid 3 Accent 4" w:uiPriority="69"/>
-    <w:lsdException w:name="Dark List Accent 4" w:uiPriority="70"/>
-    <w:lsdException w:name="Colorful Shading Accent 4" w:uiPriority="71"/>
-    <w:lsdException w:name="Colorful List Accent 4" w:uiPriority="72"/>
-    <w:lsdException w:name="Colorful Grid Accent 4" w:uiPriority="73"/>
-    <w:lsdException w:name="Light Shading Accent 5" w:uiPriority="60"/>
-    <w:lsdException w:name="Light List Accent 5" w:uiPriority="61"/>
-    <w:lsdException w:name="Light Grid Accent 5" w:uiPriority="62"/>
-    <w:lsdException w:name="Medium Shading 1 Accent 5" w:uiPriority="63"/>
-    <w:lsdException w:name="Medium Shading 2 Accent 5" w:uiPriority="64"/>
-    <w:lsdException w:name="Medium List 1 Accent 5" w:uiPriority="65"/>
-    <w:lsdException w:name="Medium List 2 Accent 5" w:uiPriority="66"/>
-    <w:lsdException w:name="Medium Grid 1 Accent 5" w:uiPriority="67"/>
-    <w:lsdException w:name="Medium Grid 2 Accent 5" w:uiPriority="68"/>
-    <w:lsdException w:name="Medium Grid 3 Accent 5" w:uiPriority="69"/>
-    <w:lsdException w:name="Dark List Accent 5" w:uiPriority="70"/>
-    <w:lsdException w:name="Colorful Shading Accent 5" w:uiPriority="71"/>
-    <w:lsdException w:name="Colorful List Accent 5" w:uiPriority="72"/>
-    <w:lsdException w:name="Colorful Grid Accent 5" w:uiPriority="73"/>
-    <w:lsdException w:name="Light Shading Accent 6" w:uiPriority="60"/>
-    <w:lsdException w:name="Light List Accent 6" w:uiPriority="61"/>
-    <w:lsdException w:name="Light Grid Accent 6" w:uiPriority="62"/>
-    <w:lsdException w:name="Medium Shading 1 Accent 6" w:uiPriority="63"/>
-    <w:lsdException w:name="Medium Shading 2 Accent 6" w:uiPriority="64"/>
-    <w:lsdException w:name="Medium List 1 Accent 6" w:uiPriority="65"/>
-    <w:lsdException w:name="Medium List 2 Accent 6" w:uiPriority="66"/>
-    <w:lsdException w:name="Medium Grid 1 Accent 6" w:uiPriority="67"/>
-    <w:lsdException w:name="Medium Grid 2 Accent 6" w:uiPriority="68"/>
-    <w:lsdException w:name="Medium Grid 3 Accent 6" w:uiPriority="69"/>
-    <w:lsdException w:name="Dark List Accent 6" w:uiPriority="70"/>
-    <w:lsdException w:name="Colorful Shading Accent 6" w:uiPriority="71"/>
-    <w:lsdException w:name="Colorful List Accent 6" w:uiPriority="72"/>
-    <w:lsdException w:name="Colorful Grid Accent 6" w:uiPriority="73"/>
-    <w:lsdException w:name="Subtle Emphasis" w:uiPriority="19" w:qFormat="1"/>
-    <w:lsdException w:name="Intense Emphasis" w:uiPriority="21" w:qFormat="1"/>
-    <w:lsdException w:name="Subtle Reference" w:uiPriority="31" w:qFormat="1"/>
-    <w:lsdException w:name="Intense Reference" w:uiPriority="32" w:qFormat="1"/>
-    <w:lsdException w:name="Book Title" w:uiPriority="33" w:qFormat="1"/>
-    <w:lsdException w:name="Bibliography" w:semiHidden="1" w:uiPriority="37" w:unhideWhenUsed="1"/>
-    <w:lsdException w:name="TOC Heading" w:semiHidden="1" w:uiPriority="39" w:unhideWhenUsed="1" w:qFormat="1"/>
-    <w:lsdException w:name="Plain Table 1" w:uiPriority="41"/>
-    <w:lsdException w:name="Plain Table 2" w:uiPriority="42"/>
-    <w:lsdException w:name="Plain Table 3" w:uiPriority="43"/>
-    <w:lsdException w:name="Plain Table 4" w:uiPriority="44"/>
-    <w:lsdException w:name="Plain Table 5" w:uiPriority="45"/>
-    <w:lsdException w:name="Grid Table Light" w:uiPriority="40"/>
-    <w:lsdException w:name="Grid Table 1 Light" w:uiPriority="46"/>
-    <w:lsdException w:name="Grid Table 2" w:uiPriority="47"/>
-    <w:lsdException w:name="Grid Table 3" w:uiPriority="48"/>
-    <w:lsdException w:name="Grid Table 4" w:uiPriority="49"/>
-    <w:lsdException w:name="Grid Table 5 Dark" w:uiPriority="50"/>
-    <w:lsdException w:name="Grid Table 6 Colorful" w:uiPriority="51"/>
-    <w:lsdException w:name="Grid Table 7 Colorful" w:uiPriority="52"/>
-    <w:lsdException w:name="Grid Table 1 Light Accent 1" w:uiPriority="46"/>
-    <w:lsdException w:name="Grid Table 2 Accent 1" w:uiPriority="47"/>
-    <w:lsdException w:name="Grid Table 3 Accent 1" w:uiPriority="48"/>
-    <w:lsdException w:name="Grid Table 4 Accent 1" w:uiPriority="49"/>
-    <w:lsdException w:name="Grid Table 5 Dark Accent 1" w:uiPriority="50"/>
-    <w:lsdException w:name="Grid Table 6 Colorful Accent 1" w:uiPriority="51"/>
-    <w:lsdException w:name="Grid Table 7 Colorful Accent 1" w:uiPriority="52"/>
-    <w:lsdException w:name="Grid Table 1 Light Accent 2" w:uiPriority="46"/>
-    <w:lsdException w:name="Grid Table 2 Accent 2" w:uiPriority="47"/>
-    <w:lsdException w:name="Grid Table 3 Accent 2" w:uiPriority="48"/>
-    <w:lsdException w:name="Grid Table 4 Accent 2" w:uiPriority="49"/>
-    <w:lsdException w:name="Grid Table 5 Dark Accent 2" w:uiPriority="50"/>
-    <w:lsdException w:name="Grid Table 6 Colorful Accent 2" w:uiPriority="51"/>
-    <w:lsdException w:name="Grid Table 7 Colorful Accent 2" w:uiPriority="52"/>
-    <w:lsdException w:name="Grid Table 1 Light Accent 3" w:uiPriority="46"/>
-    <w:lsdException w:name="Grid Table 2 Accent 3" w:uiPriority="47"/>
-    <w:lsdException w:name="Grid Table 3 Accent 3" w:uiPriority="48"/>
-    <w:lsdException w:name="Grid Table 4 Accent 3" w:uiPriority="49"/>
-    <w:lsdException w:name="Grid Table 5 Dark Accent 3" w:uiPriority="50"/>
-    <w:lsdException w:name="Grid Table 6 Colorful Accent 3" w:uiPriority="51"/>
-    <w:lsdException w:name="Grid Table 7 Colorful Accent 3" w:uiPriority="52"/>
-    <w:lsdException w:name="Grid Table 1 Light Accent 4" w:uiPriority="46"/>
-    <w:lsdException w:name="Grid Table 2 Accent 4" w:uiPriority="47"/>
-    <w:lsdException w:name="Grid Table 3 Accent 4" w:uiPriority="48"/>
-    <w:lsdException w:name="Grid Table 4 Accent 4" w:uiPriority="49"/>
-    <w:lsdException w:name="Grid Table 5 Dark Accent 4" w:uiPriority="50"/>
-    <w:lsdException w:name="Grid Table 6 Colorful Accent 4" w:uiPriority="51"/>
-    <w:lsdException w:name="Grid Table 7 Colorful Accent 4" w:uiPriority="52"/>
-    <w:lsdException w:name="Grid Table 1 Light Accent 5" w:uiPriority="46"/>
-    <w:lsdException w:name="Grid Table 2 Accent 5" w:uiPriority="47"/>
-    <w:lsdException w:name="Grid Table 3 Accent 5" w:uiPriority="48"/>
-    <w:lsdException w:name="Grid Table 4 Accent 5" w:uiPriority="49"/>
-    <w:lsdException w:name="Grid Table 5 Dark Accent 5" w:uiPriority="50"/>
-    <w:lsdException w:name="Grid Table 6 Colorful Accent 5" w:uiPriority="51"/>
-    <w:lsdException w:name="Grid Table 7 Colorful Accent 5" w:uiPriority="52"/>
-    <w:lsdException w:name="Grid Table 1 Light Accent 6" w:uiPriority="46"/>
-    <w:lsdException w:name="Grid Table 2 Accent 6" w:uiPriority="47"/>
-    <w:lsdException w:name="Grid Table 3 Accent 6" w:uiPriority="48"/>
-    <w:lsdException w:name="Grid Table 4 Accent 6" w:uiPriority="49"/>
-    <w:lsdException w:name="Grid Table 5 Dark Accent 6" w:uiPriority="50"/>
-    <w:lsdException w:name="Grid Table 6 Colorful Accent 6" w:uiPriority="51"/>
-    <w:lsdException w:name="Grid Table 7 Colorful Accent 6" w:uiPriority="52"/>
-    <w:lsdException w:name="List Table 1 Light" w:uiPriority="46"/>
-    <w:lsdException w:name="List Table 2" w:uiPriority="47"/>
-    <w:lsdException w:name="List Table 3" w:uiPriority="48"/>
-    <w:lsdException w:name="List Table 4" w:uiPriority="49"/>
-    <w:lsdException w:name="List Table 5 Dark" w:uiPriority="50"/>
-    <w:lsdException w:name="List Table 6 Colorful" w:uiPriority="51"/>
-    <w:lsdException w:name="List Table 7 Colorful" w:uiPriority="52"/>
-    <w:lsdException w:name="List Table 1 Light Accent 1" w:uiPriority="46"/>
-    <w:lsdException w:name="List Table 2 Accent 1" w:uiPriority="47"/>
-    <w:lsdException w:name="List Table 3 Accent 1" w:uiPriority="48"/>
-    <w:lsdException w:name="List Table 4 Accent 1" w:uiPriority="49"/>
-    <w:lsdException w:name="List Table 5 Dark Accent 1" w:uiPriority="50"/>
-    <w:lsdException w:name="List Table 6 Colorful Accent 1" w:uiPriority="51"/>
-    <w:lsdException w:name="List Table 7 Colorful Accent 1" w:uiPriority="52"/>
-    <w:lsdException w:name="List Table 1 Light Accent 2" w:uiPriority="46"/>
-    <w:lsdException w:name="List Table 2 Accent 2" w:uiPriority="47"/>
-    <w:lsdException w:name="List Table 3 Accent 2" w:uiPriority="48"/>
-    <w:lsdException w:name="List Table 4 Accent 2" w:uiPriority="49"/>
-    <w:lsdException w:name="List Table 5 Dark Accent 2" w:uiPriority="50"/>
-    <w:lsdException w:name="List Table 6 Colorful Accent 2" w:uiPriority="51"/>
-    <w:lsdException w:name="List Table 7 Colorful Accent 2" w:uiPriority="52"/>
-    <w:lsdException w:name="List Table 1 Light Accent 3" w:uiPriority="46"/>
-    <w:lsdException w:name="List Table 2 Accent 3" w:uiPriority="47"/>
-    <w:lsdException w:name="List Table 3 Accent 3" w:uiPriority="48"/>
-    <w:lsdException w:name="List Table 4 Accent 3" w:uiPriority="49"/>
-    <w:lsdException w:name="List Table 5 Dark Accent 3" w:uiPriority="50"/>
-    <w:lsdException w:name="List Table 6 Colorful Accent 3" w:uiPriority="51"/>
-    <w:lsdException w:name="List Table 7 Colorful Accent 3" w:uiPriority="52"/>
-    <w:lsdException w:name="List Table 1 Light Accent 4" w:uiPriority="46"/>
-    <w:lsdException w:name="List Table 2 Accent 4" w:uiPriority="47"/>
-    <w:lsdException w:name="List Table 3 Accent 4" w:uiPriority="48"/>
-    <w:lsdException w:name="List Table 4 Accent 4" w:uiPriority="49"/>
-    <w:lsdException w:name="List Table 5 Dark Accent 4" w:uiPriority="50"/>
-    <w:lsdException w:name="List Table 6 Colorful Accent 4" w:uiPriority="51"/>
-    <w:lsdException w:name="List Table 7 Colorful Accent 4" w:uiPriority="52"/>
-    <w:lsdException w:name="List Table 1 Light Accent 5" w:uiPriority="46"/>
-    <w:lsdException w:name="List Table 2 Accent 5" w:uiPriority="47"/>
-    <w:lsdException w:name="List Table 3 Accent 5" w:uiPriority="48"/>
-    <w:lsdException w:name="List Table 4 Accent 5" w:uiPriority="49"/>
-    <w:lsdException w:name="List Table 5 Dark Accent 5" w:uiPriority="50"/>
-    <w:lsdException w:name="List Table 6 Colorful Accent 5" w:uiPriority="51"/>
-    <w:lsdException w:name="List Table 7 Colorful Accent 5" w:uiPriority="52"/>
-    <w:lsdException w:name="List Table 1 Light Accent 6" w:uiPriority="46"/>
-    <w:lsdException w:name="List Table 2 Accent 6" w:uiPriority="47"/>
-    <w:lsdException w:name="List Table 3 Accent 6" w:uiPriority="48"/>
-    <w:lsdException w:name="List Table 4 Accent 6" w:uiPriority="49"/>
-    <w:lsdException w:name="List Table 5 Dark Accent 6" w:uiPriority="50"/>
-    <w:lsdException w:name="List Table 6 Colorful Accent 6" w:uiPriority="51"/>
-    <w:lsdException w:name="List Table 7 Colorful Accent 6" w:uiPriority="52"/>
-    <w:lsdException w:name="Mention" w:semiHidden="1" w:unhideWhenUsed="1"/>
-    <w:lsdException w:name="Smart Hyperlink" w:semiHidden="1" w:unhideWhenUsed="1"/>
-    <w:lsdException w:name="Hashtag" w:semiHidden="1" w:unhideWhenUsed="1"/>
-    <w:lsdException w:name="Unresolved Mention" w:semiHidden="1" w:unhideWhenUsed="1"/>
-    <w:lsdException w:name="Smart Link" w:semiHidden="1" w:unhideWhenUsed="1"/>
+  <w:latentStyles w:count="260" w:defQFormat="0" w:defUnhideWhenUsed="1" w:defSemiHidden="1" w:defUIPriority="99" w:defLockedState="0">
+    <w:lsdException w:qFormat="1" w:unhideWhenUsed="0" w:uiPriority="0" w:semiHidden="0" w:name="Normal"/>
+    <w:lsdException w:qFormat="1" w:unhideWhenUsed="0" w:uiPriority="9" w:semiHidden="0" w:name="heading 1"/>
+    <w:lsdException w:qFormat="1" w:uiPriority="9" w:semiHidden="0" w:name="heading 2"/>
+    <w:lsdException w:qFormat="1" w:uiPriority="9" w:semiHidden="0" w:name="heading 3"/>
+    <w:lsdException w:qFormat="1" w:uiPriority="9" w:semiHidden="0" w:name="heading 4"/>
+    <w:lsdException w:qFormat="1" w:uiPriority="9" w:name="heading 5"/>
+    <w:lsdException w:qFormat="1" w:uiPriority="9" w:name="heading 6"/>
+    <w:lsdException w:qFormat="1" w:uiPriority="9" w:name="heading 7"/>
+    <w:lsdException w:qFormat="1" w:uiPriority="9" w:name="heading 8"/>
+    <w:lsdException w:qFormat="1" w:uiPriority="9" w:name="heading 9"/>
+    <w:lsdException w:uiPriority="99" w:name="index 1"/>
+    <w:lsdException w:uiPriority="99" w:name="index 2"/>
+    <w:lsdException w:uiPriority="99" w:name="index 3"/>
+    <w:lsdException w:uiPriority="99" w:name="index 4"/>
+    <w:lsdException w:uiPriority="99" w:name="index 5"/>
+    <w:lsdException w:uiPriority="99" w:name="index 6"/>
+    <w:lsdException w:uiPriority="99" w:name="index 7"/>
+    <w:lsdException w:uiPriority="99" w:name="index 8"/>
+    <w:lsdException w:uiPriority="99" w:name="index 9"/>
+    <w:lsdException w:uiPriority="39" w:name="toc 1"/>
+    <w:lsdException w:uiPriority="39" w:name="toc 2"/>
+    <w:lsdException w:uiPriority="39" w:name="toc 3"/>
+    <w:lsdException w:uiPriority="39" w:name="toc 4"/>
+    <w:lsdException w:uiPriority="39" w:name="toc 5"/>
+    <w:lsdException w:uiPriority="39" w:name="toc 6"/>
+    <w:lsdException w:uiPriority="39" w:name="toc 7"/>
+    <w:lsdException w:uiPriority="39" w:name="toc 8"/>
+    <w:lsdException w:uiPriority="39" w:name="toc 9"/>
+    <w:lsdException w:uiPriority="99" w:name="Normal Indent"/>
+    <w:lsdException w:uiPriority="99" w:name="footnote text"/>
+    <w:lsdException w:uiPriority="99" w:name="annotation text"/>
+    <w:lsdException w:uiPriority="99" w:name="header"/>
+    <w:lsdException w:uiPriority="99" w:name="footer"/>
+    <w:lsdException w:uiPriority="99" w:name="index heading"/>
+    <w:lsdException w:qFormat="1" w:uiPriority="35" w:name="caption"/>
+    <w:lsdException w:uiPriority="99" w:name="table of figures"/>
+    <w:lsdException w:uiPriority="99" w:name="envelope address"/>
+    <w:lsdException w:uiPriority="99" w:name="envelope return"/>
+    <w:lsdException w:uiPriority="99" w:name="footnote reference"/>
+    <w:lsdException w:uiPriority="99" w:name="annotation reference"/>
+    <w:lsdException w:uiPriority="99" w:name="line number"/>
+    <w:lsdException w:uiPriority="99" w:name="page number"/>
+    <w:lsdException w:uiPriority="99" w:name="endnote reference"/>
+    <w:lsdException w:uiPriority="99" w:name="endnote text"/>
+    <w:lsdException w:uiPriority="99" w:name="table of authorities"/>
+    <w:lsdException w:uiPriority="99" w:name="macro"/>
+    <w:lsdException w:uiPriority="99" w:name="toa heading"/>
+    <w:lsdException w:uiPriority="99" w:name="List"/>
+    <w:lsdException w:uiPriority="99" w:name="List Bullet"/>
+    <w:lsdException w:uiPriority="99" w:name="List Number"/>
+    <w:lsdException w:uiPriority="99" w:name="List 2"/>
+    <w:lsdException w:uiPriority="99" w:name="List 3"/>
+    <w:lsdException w:uiPriority="99" w:name="List 4"/>
+    <w:lsdException w:uiPriority="99" w:name="List 5"/>
+    <w:lsdException w:uiPriority="99" w:name="List Bullet 2"/>
+    <w:lsdException w:uiPriority="99" w:name="List Bullet 3"/>
+    <w:lsdException w:uiPriority="99" w:name="List Bullet 4"/>
+    <w:lsdException w:uiPriority="99" w:name="List Bullet 5"/>
+    <w:lsdException w:uiPriority="99" w:name="List Number 2"/>
+    <w:lsdException w:uiPriority="99" w:name="List Number 3"/>
+    <w:lsdException w:uiPriority="99" w:name="List Number 4"/>
+    <w:lsdException w:uiPriority="99" w:name="List Number 5"/>
+    <w:lsdException w:qFormat="1" w:unhideWhenUsed="0" w:uiPriority="10" w:semiHidden="0" w:name="Title"/>
+    <w:lsdException w:uiPriority="99" w:name="Closing"/>
+    <w:lsdException w:uiPriority="99" w:name="Signature"/>
+    <w:lsdException w:uiPriority="1" w:semiHidden="0" w:name="Default Paragraph Font"/>
+    <w:lsdException w:qFormat="1" w:unhideWhenUsed="0" w:uiPriority="1" w:semiHidden="0" w:name="Body Text"/>
+    <w:lsdException w:uiPriority="99" w:name="Body Text Indent"/>
+    <w:lsdException w:uiPriority="99" w:name="List Continue"/>
+    <w:lsdException w:uiPriority="99" w:name="List Continue 2"/>
+    <w:lsdException w:uiPriority="99" w:name="List Continue 3"/>
+    <w:lsdException w:uiPriority="99" w:name="List Continue 4"/>
+    <w:lsdException w:uiPriority="99" w:name="List Continue 5"/>
+    <w:lsdException w:uiPriority="99" w:name="Message Header"/>
+    <w:lsdException w:qFormat="1" w:unhideWhenUsed="0" w:uiPriority="11" w:semiHidden="0" w:name="Subtitle"/>
+    <w:lsdException w:uiPriority="99" w:name="Salutation"/>
+    <w:lsdException w:uiPriority="99" w:name="Date"/>
+    <w:lsdException w:uiPriority="99" w:name="Body Text First Indent"/>
+    <w:lsdException w:uiPriority="99" w:name="Body Text First Indent 2"/>
+    <w:lsdException w:uiPriority="99" w:name="Note Heading"/>
+    <w:lsdException w:uiPriority="99" w:name="Body Text 2"/>
+    <w:lsdException w:uiPriority="99" w:name="Body Text 3"/>
+    <w:lsdException w:uiPriority="99" w:name="Body Text Indent 2"/>
+    <w:lsdException w:uiPriority="99" w:name="Body Text Indent 3"/>
+    <w:lsdException w:uiPriority="99" w:name="Block Text"/>
+    <w:lsdException w:qFormat="1" w:uiPriority="99" w:semiHidden="0" w:name="Hyperlink"/>
+    <w:lsdException w:qFormat="1" w:uiPriority="99" w:name="FollowedHyperlink"/>
+    <w:lsdException w:qFormat="1" w:unhideWhenUsed="0" w:uiPriority="22" w:semiHidden="0" w:name="Strong"/>
+    <w:lsdException w:qFormat="1" w:unhideWhenUsed="0" w:uiPriority="20" w:semiHidden="0" w:name="Emphasis"/>
+    <w:lsdException w:uiPriority="99" w:name="Document Map"/>
+    <w:lsdException w:uiPriority="99" w:name="Plain Text"/>
+    <w:lsdException w:uiPriority="99" w:name="E-mail Signature"/>
+    <w:lsdException w:uiPriority="99" w:name="Normal (Web)"/>
+    <w:lsdException w:uiPriority="99" w:name="HTML Acronym"/>
+    <w:lsdException w:uiPriority="99" w:name="HTML Address"/>
+    <w:lsdException w:uiPriority="99" w:name="HTML Cite"/>
+    <w:lsdException w:uiPriority="99" w:name="HTML Code"/>
+    <w:lsdException w:uiPriority="99" w:name="HTML Definition"/>
+    <w:lsdException w:uiPriority="99" w:name="HTML Keyboard"/>
+    <w:lsdException w:uiPriority="99" w:name="HTML Preformatted"/>
+    <w:lsdException w:uiPriority="99" w:name="HTML Sample"/>
+    <w:lsdException w:uiPriority="99" w:name="HTML Typewriter"/>
+    <w:lsdException w:uiPriority="99" w:name="HTML Variable"/>
+    <w:lsdException w:uiPriority="99" w:name="Normal Table"/>
+    <w:lsdException w:uiPriority="99" w:name="annotation subject"/>
+    <w:lsdException w:uiPriority="99" w:name="Table Simple 1"/>
+    <w:lsdException w:uiPriority="99" w:name="Table Simple 2"/>
+    <w:lsdException w:uiPriority="99" w:name="Table Simple 3"/>
+    <w:lsdException w:uiPriority="99" w:name="Table Classic 1"/>
+    <w:lsdException w:uiPriority="99" w:name="Table Classic 2"/>
+    <w:lsdException w:uiPriority="99" w:name="Table Classic 3"/>
+    <w:lsdException w:uiPriority="99" w:name="Table Classic 4"/>
+    <w:lsdException w:uiPriority="99" w:name="Table Colorful 1"/>
+    <w:lsdException w:uiPriority="99" w:name="Table Colorful 2"/>
+    <w:lsdException w:uiPriority="99" w:name="Table Colorful 3"/>
+    <w:lsdException w:uiPriority="99" w:name="Table Columns 1"/>
+    <w:lsdException w:uiPriority="99" w:name="Table Columns 2"/>
+    <w:lsdException w:uiPriority="99" w:name="Table Columns 3"/>
+    <w:lsdException w:uiPriority="99" w:name="Table Columns 4"/>
+    <w:lsdException w:uiPriority="99" w:name="Table Columns 5"/>
+    <w:lsdException w:uiPriority="99" w:name="Table Grid 1"/>
+    <w:lsdException w:uiPriority="99" w:name="Table Grid 2"/>
+    <w:lsdException w:uiPriority="99" w:name="Table Grid 3"/>
+    <w:lsdException w:uiPriority="99" w:name="Table Grid 4"/>
+    <w:lsdException w:uiPriority="99" w:name="Table Grid 5"/>
+    <w:lsdException w:uiPriority="99" w:name="Table Grid 6"/>
+    <w:lsdException w:uiPriority="99" w:name="Table Grid 7"/>
+    <w:lsdException w:uiPriority="99" w:name="Table Grid 8"/>
+    <w:lsdException w:uiPriority="99" w:name="Table List 1"/>
+    <w:lsdException w:uiPriority="99" w:name="Table List 2"/>
+    <w:lsdException w:uiPriority="99" w:name="Table List 3"/>
+    <w:lsdException w:uiPriority="99" w:name="Table List 4"/>
+    <w:lsdException w:uiPriority="99" w:name="Table List 5"/>
+    <w:lsdException w:uiPriority="99" w:name="Table List 6"/>
+    <w:lsdException w:uiPriority="99" w:name="Table List 7"/>
+    <w:lsdException w:uiPriority="99" w:name="Table List 8"/>
+    <w:lsdException w:uiPriority="99" w:name="Table 3D effects 1"/>
+    <w:lsdException w:uiPriority="99" w:name="Table 3D effects 2"/>
+    <w:lsdException w:uiPriority="99" w:name="Table 3D effects 3"/>
+    <w:lsdException w:uiPriority="99" w:name="Table Contemporary"/>
+    <w:lsdException w:uiPriority="99" w:name="Table Elegant"/>
+    <w:lsdException w:uiPriority="99" w:name="Table Professional"/>
+    <w:lsdException w:uiPriority="99" w:name="Table Subtle 1"/>
+    <w:lsdException w:uiPriority="99" w:name="Table Subtle 2"/>
+    <w:lsdException w:uiPriority="99" w:name="Table Web 1"/>
+    <w:lsdException w:uiPriority="99" w:name="Table Web 2"/>
+    <w:lsdException w:uiPriority="99" w:name="Table Web 3"/>
+    <w:lsdException w:uiPriority="99" w:name="Balloon Text"/>
+    <w:lsdException w:unhideWhenUsed="0" w:uiPriority="39" w:semiHidden="0" w:name="Table Grid"/>
+    <w:lsdException w:uiPriority="99" w:name="Table Theme"/>
+    <w:lsdException w:unhideWhenUsed="0" w:uiPriority="60" w:semiHidden="0" w:name="Light Shading"/>
+    <w:lsdException w:unhideWhenUsed="0" w:uiPriority="61" w:semiHidden="0" w:name="Light List"/>
+    <w:lsdException w:unhideWhenUsed="0" w:uiPriority="62" w:semiHidden="0" w:name="Light Grid"/>
+    <w:lsdException w:unhideWhenUsed="0" w:uiPriority="63" w:semiHidden="0" w:name="Medium Shading 1"/>
+    <w:lsdException w:unhideWhenUsed="0" w:uiPriority="64" w:semiHidden="0" w:name="Medium Shading 2"/>
+    <w:lsdException w:unhideWhenUsed="0" w:uiPriority="65" w:semiHidden="0" w:name="Medium List 1"/>
+    <w:lsdException w:unhideWhenUsed="0" w:uiPriority="66" w:semiHidden="0" w:name="Medium List 2"/>
+    <w:lsdException w:unhideWhenUsed="0" w:uiPriority="67" w:semiHidden="0" w:name="Medium Grid 1"/>
+    <w:lsdException w:unhideWhenUsed="0" w:uiPriority="68" w:semiHidden="0" w:name="Medium Grid 2"/>
+    <w:lsdException w:unhideWhenUsed="0" w:uiPriority="69" w:semiHidden="0" w:name="Medium Grid 3"/>
+    <w:lsdException w:unhideWhenUsed="0" w:uiPriority="70" w:semiHidden="0" w:name="Dark List"/>
+    <w:lsdException w:unhideWhenUsed="0" w:uiPriority="71" w:semiHidden="0" w:name="Colorful Shading"/>
+    <w:lsdException w:unhideWhenUsed="0" w:uiPriority="72" w:semiHidden="0" w:name="Colorful List"/>
+    <w:lsdException w:unhideWhenUsed="0" w:uiPriority="73" w:semiHidden="0" w:name="Colorful Grid"/>
+    <w:lsdException w:unhideWhenUsed="0" w:uiPriority="60" w:semiHidden="0" w:name="Light Shading Accent 1"/>
+    <w:lsdException w:unhideWhenUsed="0" w:uiPriority="61" w:semiHidden="0" w:name="Light List Accent 1"/>
+    <w:lsdException w:unhideWhenUsed="0" w:uiPriority="62" w:semiHidden="0" w:name="Light Grid Accent 1"/>
+    <w:lsdException w:unhideWhenUsed="0" w:uiPriority="63" w:semiHidden="0" w:name="Medium Shading 1 Accent 1"/>
+    <w:lsdException w:unhideWhenUsed="0" w:uiPriority="64" w:semiHidden="0" w:name="Medium Shading 2 Accent 1"/>
+    <w:lsdException w:unhideWhenUsed="0" w:uiPriority="65" w:semiHidden="0" w:name="Medium List 1 Accent 1"/>
+    <w:lsdException w:qFormat="1" w:unhideWhenUsed="0" w:uiPriority="1" w:semiHidden="0" w:name="List Paragraph"/>
+    <w:lsdException w:unhideWhenUsed="0" w:uiPriority="66" w:semiHidden="0" w:name="Medium List 2 Accent 1"/>
+    <w:lsdException w:unhideWhenUsed="0" w:uiPriority="67" w:semiHidden="0" w:name="Medium Grid 1 Accent 1"/>
+    <w:lsdException w:unhideWhenUsed="0" w:uiPriority="68" w:semiHidden="0" w:name="Medium Grid 2 Accent 1"/>
+    <w:lsdException w:unhideWhenUsed="0" w:uiPriority="69" w:semiHidden="0" w:name="Medium Grid 3 Accent 1"/>
+    <w:lsdException w:unhideWhenUsed="0" w:uiPriority="70" w:semiHidden="0" w:name="Dark List Accent 1"/>
+    <w:lsdException w:unhideWhenUsed="0" w:uiPriority="71" w:semiHidden="0" w:name="Colorful Shading Accent 1"/>
+    <w:lsdException w:unhideWhenUsed="0" w:uiPriority="72" w:semiHidden="0" w:name="Colorful List Accent 1"/>
+    <w:lsdException w:unhideWhenUsed="0" w:uiPriority="73" w:semiHidden="0" w:name="Colorful Grid Accent 1"/>
+    <w:lsdException w:unhideWhenUsed="0" w:uiPriority="60" w:semiHidden="0" w:name="Light Shading Accent 2"/>
+    <w:lsdException w:unhideWhenUsed="0" w:uiPriority="61" w:semiHidden="0" w:name="Light List Accent 2"/>
+    <w:lsdException w:unhideWhenUsed="0" w:uiPriority="62" w:semiHidden="0" w:name="Light Grid Accent 2"/>
+    <w:lsdException w:unhideWhenUsed="0" w:uiPriority="63" w:semiHidden="0" w:name="Medium Shading 1 Accent 2"/>
+    <w:lsdException w:unhideWhenUsed="0" w:uiPriority="64" w:semiHidden="0" w:name="Medium Shading 2 Accent 2"/>
+    <w:lsdException w:unhideWhenUsed="0" w:uiPriority="65" w:semiHidden="0" w:name="Medium List 1 Accent 2"/>
+    <w:lsdException w:unhideWhenUsed="0" w:uiPriority="66" w:semiHidden="0" w:name="Medium List 2 Accent 2"/>
+    <w:lsdException w:unhideWhenUsed="0" w:uiPriority="67" w:semiHidden="0" w:name="Medium Grid 1 Accent 2"/>
+    <w:lsdException w:unhideWhenUsed="0" w:uiPriority="68" w:semiHidden="0" w:name="Medium Grid 2 Accent 2"/>
+    <w:lsdException w:unhideWhenUsed="0" w:uiPriority="69" w:semiHidden="0" w:name="Medium Grid 3 Accent 2"/>
+    <w:lsdException w:unhideWhenUsed="0" w:uiPriority="70" w:semiHidden="0" w:name="Dark List Accent 2"/>
+    <w:lsdException w:unhideWhenUsed="0" w:uiPriority="71" w:semiHidden="0" w:name="Colorful Shading Accent 2"/>
+    <w:lsdException w:unhideWhenUsed="0" w:uiPriority="72" w:semiHidden="0" w:name="Colorful List Accent 2"/>
+    <w:lsdException w:unhideWhenUsed="0" w:uiPriority="73" w:semiHidden="0" w:name="Colorful Grid Accent 2"/>
+    <w:lsdException w:unhideWhenUsed="0" w:uiPriority="60" w:semiHidden="0" w:name="Light Shading Accent 3"/>
+    <w:lsdException w:unhideWhenUsed="0" w:uiPriority="61" w:semiHidden="0" w:name="Light List Accent 3"/>
+    <w:lsdException w:unhideWhenUsed="0" w:uiPriority="62" w:semiHidden="0" w:name="Light Grid Accent 3"/>
+    <w:lsdException w:unhideWhenUsed="0" w:uiPriority="63" w:semiHidden="0" w:name="Medium Shading 1 Accent 3"/>
+    <w:lsdException w:unhideWhenUsed="0" w:uiPriority="64" w:semiHidden="0" w:name="Medium Shading 2 Accent 3"/>
+    <w:lsdException w:unhideWhenUsed="0" w:uiPriority="65" w:semiHidden="0" w:name="Medium List 1 Accent 3"/>
+    <w:lsdException w:unhideWhenUsed="0" w:uiPriority="66" w:semiHidden="0" w:name="Medium List 2 Accent 3"/>
+    <w:lsdException w:unhideWhenUsed="0" w:uiPriority="67" w:semiHidden="0" w:name="Medium Grid 1 Accent 3"/>
+    <w:lsdException w:unhideWhenUsed="0" w:uiPriority="68" w:semiHidden="0" w:name="Medium Grid 2 Accent 3"/>
+    <w:lsdException w:unhideWhenUsed="0" w:uiPriority="69" w:semiHidden="0" w:name="Medium Grid 3 Accent 3"/>
+    <w:lsdException w:unhideWhenUsed="0" w:uiPriority="70" w:semiHidden="0" w:name="Dark List Accent 3"/>
+    <w:lsdException w:unhideWhenUsed="0" w:uiPriority="71" w:semiHidden="0" w:name="Colorful Shading Accent 3"/>
+    <w:lsdException w:unhideWhenUsed="0" w:uiPriority="72" w:semiHidden="0" w:name="Colorful List Accent 3"/>
+    <w:lsdException w:unhideWhenUsed="0" w:uiPriority="73" w:semiHidden="0" w:name="Colorful Grid Accent 3"/>
+    <w:lsdException w:unhideWhenUsed="0" w:uiPriority="60" w:semiHidden="0" w:name="Light Shading Accent 4"/>
+    <w:lsdException w:unhideWhenUsed="0" w:uiPriority="61" w:semiHidden="0" w:name="Light List Accent 4"/>
+    <w:lsdException w:unhideWhenUsed="0" w:uiPriority="62" w:semiHidden="0" w:name="Light Grid Accent 4"/>
+    <w:lsdException w:unhideWhenUsed="0" w:uiPriority="63" w:semiHidden="0" w:name="Medium Shading 1 Accent 4"/>
+    <w:lsdException w:unhideWhenUsed="0" w:uiPriority="64" w:semiHidden="0" w:name="Medium Shading 2 Accent 4"/>
+    <w:lsdException w:unhideWhenUsed="0" w:uiPriority="65" w:semiHidden="0" w:name="Medium List 1 Accent 4"/>
+    <w:lsdException w:unhideWhenUsed="0" w:uiPriority="66" w:semiHidden="0" w:name="Medium List 2 Accent 4"/>
+    <w:lsdException w:unhideWhenUsed="0" w:uiPriority="67" w:semiHidden="0" w:name="Medium Grid 1 Accent 4"/>
+    <w:lsdException w:unhideWhenUsed="0" w:uiPriority="68" w:semiHidden="0" w:name="Medium Grid 2 Accent 4"/>
+    <w:lsdException w:unhideWhenUsed="0" w:uiPriority="69" w:semiHidden="0" w:name="Medium Grid 3 Accent 4"/>
+    <w:lsdException w:unhideWhenUsed="0" w:uiPriority="70" w:semiHidden="0" w:name="Dark List Accent 4"/>
+    <w:lsdException w:unhideWhenUsed="0" w:uiPriority="71" w:semiHidden="0" w:name="Colorful Shading Accent 4"/>
+    <w:lsdException w:unhideWhenUsed="0" w:uiPriority="72" w:semiHidden="0" w:name="Colorful List Accent 4"/>
+    <w:lsdException w:unhideWhenUsed="0" w:uiPriority="73" w:semiHidden="0" w:name="Colorful Grid Accent 4"/>
+    <w:lsdException w:unhideWhenUsed="0" w:uiPriority="60" w:semiHidden="0" w:name="Light Shading Accent 5"/>
+    <w:lsdException w:unhideWhenUsed="0" w:uiPriority="61" w:semiHidden="0" w:name="Light List Accent 5"/>
+    <w:lsdException w:unhideWhenUsed="0" w:uiPriority="62" w:semiHidden="0" w:name="Light Grid Accent 5"/>
+    <w:lsdException w:unhideWhenUsed="0" w:uiPriority="63" w:semiHidden="0" w:name="Medium Shading 1 Accent 5"/>
+    <w:lsdException w:unhideWhenUsed="0" w:uiPriority="64" w:semiHidden="0" w:name="Medium Shading 2 Accent 5"/>
+    <w:lsdException w:unhideWhenUsed="0" w:uiPriority="65" w:semiHidden="0" w:name="Medium List 1 Accent 5"/>
+    <w:lsdException w:unhideWhenUsed="0" w:uiPriority="66" w:semiHidden="0" w:name="Medium List 2 Accent 5"/>
+    <w:lsdException w:unhideWhenUsed="0" w:uiPriority="67" w:semiHidden="0" w:name="Medium Grid 1 Accent 5"/>
+    <w:lsdException w:unhideWhenUsed="0" w:uiPriority="68" w:semiHidden="0" w:name="Medium Grid 2 Accent 5"/>
+    <w:lsdException w:unhideWhenUsed="0" w:uiPriority="69" w:semiHidden="0" w:name="Medium Grid 3 Accent 5"/>
+    <w:lsdException w:unhideWhenUsed="0" w:uiPriority="70" w:semiHidden="0" w:name="Dark List Accent 5"/>
+    <w:lsdException w:unhideWhenUsed="0" w:uiPriority="71" w:semiHidden="0" w:name="Colorful Shading Accent 5"/>
+    <w:lsdException w:unhideWhenUsed="0" w:uiPriority="72" w:semiHidden="0" w:name="Colorful List Accent 5"/>
+    <w:lsdException w:unhideWhenUsed="0" w:uiPriority="73" w:semiHidden="0" w:name="Colorful Grid Accent 5"/>
+    <w:lsdException w:unhideWhenUsed="0" w:uiPriority="60" w:semiHidden="0" w:name="Light Shading Accent 6"/>
+    <w:lsdException w:unhideWhenUsed="0" w:uiPriority="61" w:semiHidden="0" w:name="Light List Accent 6"/>
+    <w:lsdException w:unhideWhenUsed="0" w:uiPriority="62" w:semiHidden="0" w:name="Light Grid Accent 6"/>
+    <w:lsdException w:unhideWhenUsed="0" w:uiPriority="63" w:semiHidden="0" w:name="Medium Shading 1 Accent 6"/>
+    <w:lsdException w:unhideWhenUsed="0" w:uiPriority="64" w:semiHidden="0" w:name="Medium Shading 2 Accent 6"/>
+    <w:lsdException w:unhideWhenUsed="0" w:uiPriority="65" w:semiHidden="0" w:name="Medium List 1 Accent 6"/>
+    <w:lsdException w:unhideWhenUsed="0" w:uiPriority="66" w:semiHidden="0" w:name="Medium List 2 Accent 6"/>
+    <w:lsdException w:unhideWhenUsed="0" w:uiPriority="67" w:semiHidden="0" w:name="Medium Grid 1 Accent 6"/>
+    <w:lsdException w:unhideWhenUsed="0" w:uiPriority="68" w:semiHidden="0" w:name="Medium Grid 2 Accent 6"/>
+    <w:lsdException w:unhideWhenUsed="0" w:uiPriority="69" w:semiHidden="0" w:name="Medium Grid 3 Accent 6"/>
+    <w:lsdException w:unhideWhenUsed="0" w:uiPriority="70" w:semiHidden="0" w:name="Dark List Accent 6"/>
+    <w:lsdException w:unhideWhenUsed="0" w:uiPriority="71" w:semiHidden="0" w:name="Colorful Shading Accent 6"/>
+    <w:lsdException w:unhideWhenUsed="0" w:uiPriority="72" w:semiHidden="0" w:name="Colorful List Accent 6"/>
+    <w:lsdException w:unhideWhenUsed="0" w:uiPriority="73" w:semiHidden="0" w:name="Colorful Grid Accent 6"/>
   </w:latentStyles>
-  <w:style w:type="paragraph" w:default="1" w:styleId="Normal">
+  <w:style w:type="paragraph" w:default="1" w:styleId="1">
     <w:name w:val="Normal"/>
     <w:qFormat/>
+    <w:uiPriority w:val="0"/>
     <w:pPr>
       <w:widowControl w:val="0"/>
       <w:autoSpaceDE w:val="0"/>
       <w:autoSpaceDN w:val="0"/>
     </w:pPr>
     <w:rPr>
-      <w:rFonts w:ascii="Georgia" w:eastAsia="Georgia" w:hAnsi="Georgia" w:cs="Georgia"/>
+      <w:rFonts w:ascii="Georgia" w:hAnsi="Georgia" w:eastAsia="Georgia" w:cs="Georgia"/>
       <w:sz w:val="22"/>
       <w:szCs w:val="22"/>
+      <w:lang w:val="en-US" w:eastAsia="en-US" w:bidi="ar-SA"/>
     </w:rPr>
   </w:style>
-  <w:style w:type="paragraph" w:styleId="Heading1">
+  <w:style w:type="paragraph" w:styleId="2">
     <w:name w:val="heading 1"/>
-    <w:basedOn w:val="Normal"/>
+    <w:basedOn w:val="1"/>
+    <w:qFormat/>
     <w:uiPriority w:val="9"/>
-    <w:qFormat/>
     <w:pPr>
       <w:spacing w:before="1"/>
       <w:ind w:left="116"/>
@@ -5369,13 +4720,13 @@
       <w:szCs w:val="24"/>
     </w:rPr>
   </w:style>
-  <w:style w:type="paragraph" w:styleId="Heading2">
+  <w:style w:type="paragraph" w:styleId="3">
     <w:name w:val="heading 2"/>
-    <w:basedOn w:val="Normal"/>
-    <w:link w:val="Heading2Char"/>
-    <w:uiPriority w:val="9"/>
+    <w:basedOn w:val="1"/>
+    <w:link w:val="16"/>
     <w:unhideWhenUsed/>
     <w:qFormat/>
+    <w:uiPriority w:val="9"/>
     <w:pPr>
       <w:spacing w:before="41"/>
       <w:outlineLvl w:val="1"/>
@@ -5385,32 +4736,32 @@
       <w:szCs w:val="20"/>
     </w:rPr>
   </w:style>
-  <w:style w:type="paragraph" w:styleId="Heading3">
+  <w:style w:type="paragraph" w:styleId="4">
     <w:name w:val="heading 3"/>
-    <w:basedOn w:val="Normal"/>
-    <w:uiPriority w:val="9"/>
+    <w:basedOn w:val="1"/>
     <w:unhideWhenUsed/>
     <w:qFormat/>
+    <w:uiPriority w:val="9"/>
     <w:pPr>
       <w:spacing w:before="8"/>
       <w:ind w:left="371"/>
       <w:outlineLvl w:val="2"/>
     </w:pPr>
     <w:rPr>
-      <w:rFonts w:ascii="Times New Roman" w:eastAsia="Times New Roman" w:hAnsi="Times New Roman" w:cs="Times New Roman"/>
+      <w:rFonts w:ascii="Times New Roman" w:hAnsi="Times New Roman" w:eastAsia="Times New Roman" w:cs="Times New Roman"/>
       <w:i/>
       <w:iCs/>
       <w:sz w:val="20"/>
       <w:szCs w:val="20"/>
     </w:rPr>
   </w:style>
-  <w:style w:type="paragraph" w:styleId="Heading4">
+  <w:style w:type="paragraph" w:styleId="5">
     <w:name w:val="heading 4"/>
-    <w:basedOn w:val="Normal"/>
-    <w:link w:val="Heading4Char"/>
-    <w:uiPriority w:val="9"/>
+    <w:basedOn w:val="1"/>
+    <w:link w:val="15"/>
     <w:unhideWhenUsed/>
     <w:qFormat/>
+    <w:uiPriority w:val="9"/>
     <w:pPr>
       <w:ind w:left="371" w:hanging="256"/>
       <w:outlineLvl w:val="3"/>
@@ -5422,18 +4773,17 @@
       <w:szCs w:val="18"/>
     </w:rPr>
   </w:style>
-  <w:style w:type="character" w:default="1" w:styleId="DefaultParagraphFont">
+  <w:style w:type="character" w:default="1" w:styleId="6">
     <w:name w:val="Default Paragraph Font"/>
+    <w:unhideWhenUsed/>
     <w:uiPriority w:val="1"/>
-    <w:unhideWhenUsed/>
   </w:style>
-  <w:style w:type="table" w:default="1" w:styleId="TableNormal">
+  <w:style w:type="table" w:default="1" w:styleId="7">
     <w:name w:val="Normal Table"/>
-    <w:uiPriority w:val="99"/>
     <w:semiHidden/>
     <w:unhideWhenUsed/>
+    <w:uiPriority w:val="99"/>
     <w:tblPr>
-      <w:tblInd w:w="0" w:type="dxa"/>
       <w:tblCellMar>
         <w:top w:w="0" w:type="dxa"/>
         <w:left w:w="108" w:type="dxa"/>
@@ -5442,17 +4792,11 @@
       </w:tblCellMar>
     </w:tblPr>
   </w:style>
-  <w:style w:type="numbering" w:default="1" w:styleId="NoList">
-    <w:name w:val="No List"/>
-    <w:uiPriority w:val="99"/>
-    <w:semiHidden/>
-    <w:unhideWhenUsed/>
-  </w:style>
-  <w:style w:type="paragraph" w:styleId="BodyText">
+  <w:style w:type="paragraph" w:styleId="8">
     <w:name w:val="Body Text"/>
-    <w:basedOn w:val="Normal"/>
+    <w:basedOn w:val="1"/>
+    <w:qFormat/>
     <w:uiPriority w:val="1"/>
-    <w:qFormat/>
     <w:pPr>
       <w:spacing w:before="1"/>
       <w:ind w:left="371"/>
@@ -5462,104 +4806,103 @@
       <w:szCs w:val="18"/>
     </w:rPr>
   </w:style>
-  <w:style w:type="character" w:styleId="FollowedHyperlink">
+  <w:style w:type="character" w:styleId="9">
     <w:name w:val="FollowedHyperlink"/>
-    <w:basedOn w:val="DefaultParagraphFont"/>
-    <w:uiPriority w:val="99"/>
+    <w:basedOn w:val="6"/>
     <w:semiHidden/>
     <w:unhideWhenUsed/>
     <w:qFormat/>
+    <w:uiPriority w:val="99"/>
     <w:rPr>
       <w:color w:val="800080"/>
       <w:u w:val="single"/>
     </w:rPr>
   </w:style>
-  <w:style w:type="character" w:styleId="Hyperlink">
+  <w:style w:type="character" w:styleId="10">
     <w:name w:val="Hyperlink"/>
-    <w:basedOn w:val="DefaultParagraphFont"/>
-    <w:uiPriority w:val="99"/>
+    <w:basedOn w:val="6"/>
     <w:unhideWhenUsed/>
     <w:qFormat/>
+    <w:uiPriority w:val="99"/>
     <w:rPr>
       <w:color w:val="0000FF"/>
       <w:u w:val="single"/>
     </w:rPr>
   </w:style>
-  <w:style w:type="paragraph" w:styleId="Title">
+  <w:style w:type="paragraph" w:styleId="11">
     <w:name w:val="Title"/>
-    <w:basedOn w:val="Normal"/>
+    <w:basedOn w:val="1"/>
+    <w:qFormat/>
     <w:uiPriority w:val="10"/>
-    <w:qFormat/>
     <w:pPr>
       <w:spacing w:before="155" w:line="381" w:lineRule="exact"/>
       <w:ind w:left="116"/>
     </w:pPr>
     <w:rPr>
-      <w:rFonts w:ascii="Times New Roman" w:eastAsia="Times New Roman" w:hAnsi="Times New Roman" w:cs="Times New Roman"/>
+      <w:rFonts w:ascii="Times New Roman" w:hAnsi="Times New Roman" w:eastAsia="Times New Roman" w:cs="Times New Roman"/>
       <w:b/>
       <w:bCs/>
       <w:sz w:val="34"/>
       <w:szCs w:val="34"/>
     </w:rPr>
   </w:style>
-  <w:style w:type="paragraph" w:styleId="ListParagraph">
+  <w:style w:type="paragraph" w:styleId="12">
     <w:name w:val="List Paragraph"/>
-    <w:basedOn w:val="Normal"/>
+    <w:basedOn w:val="1"/>
+    <w:qFormat/>
     <w:uiPriority w:val="1"/>
-    <w:qFormat/>
     <w:pPr>
       <w:ind w:left="371" w:hanging="244"/>
     </w:pPr>
   </w:style>
-  <w:style w:type="paragraph" w:customStyle="1" w:styleId="TableParagraph">
+  <w:style w:type="paragraph" w:customStyle="1" w:styleId="13">
     <w:name w:val="Table Paragraph"/>
-    <w:basedOn w:val="Normal"/>
+    <w:basedOn w:val="1"/>
+    <w:qFormat/>
     <w:uiPriority w:val="1"/>
-    <w:qFormat/>
   </w:style>
-  <w:style w:type="character" w:customStyle="1" w:styleId="UnresolvedMention1">
+  <w:style w:type="character" w:customStyle="1" w:styleId="14">
     <w:name w:val="Unresolved Mention1"/>
-    <w:basedOn w:val="DefaultParagraphFont"/>
-    <w:uiPriority w:val="99"/>
+    <w:basedOn w:val="6"/>
     <w:semiHidden/>
     <w:unhideWhenUsed/>
     <w:qFormat/>
+    <w:uiPriority w:val="99"/>
     <w:rPr>
       <w:color w:val="605E5C"/>
       <w:shd w:val="clear" w:color="auto" w:fill="E1DFDD"/>
     </w:rPr>
   </w:style>
-  <w:style w:type="character" w:customStyle="1" w:styleId="Heading4Char">
+  <w:style w:type="character" w:customStyle="1" w:styleId="15">
     <w:name w:val="Heading 4 Char"/>
-    <w:basedOn w:val="DefaultParagraphFont"/>
-    <w:link w:val="Heading4"/>
+    <w:basedOn w:val="6"/>
+    <w:link w:val="5"/>
+    <w:qFormat/>
     <w:uiPriority w:val="9"/>
-    <w:qFormat/>
     <w:rPr>
-      <w:rFonts w:ascii="Georgia" w:eastAsia="Georgia" w:hAnsi="Georgia" w:cs="Georgia"/>
+      <w:rFonts w:ascii="Georgia" w:hAnsi="Georgia" w:eastAsia="Georgia" w:cs="Georgia"/>
       <w:b/>
       <w:bCs/>
       <w:sz w:val="18"/>
       <w:szCs w:val="18"/>
     </w:rPr>
   </w:style>
-  <w:style w:type="character" w:customStyle="1" w:styleId="Heading2Char">
+  <w:style w:type="character" w:customStyle="1" w:styleId="16">
     <w:name w:val="Heading 2 Char"/>
-    <w:basedOn w:val="DefaultParagraphFont"/>
-    <w:link w:val="Heading2"/>
+    <w:basedOn w:val="6"/>
+    <w:link w:val="3"/>
+    <w:qFormat/>
     <w:uiPriority w:val="9"/>
-    <w:qFormat/>
     <w:rPr>
-      <w:rFonts w:ascii="Georgia" w:eastAsia="Georgia" w:hAnsi="Georgia" w:cs="Georgia"/>
+      <w:rFonts w:ascii="Georgia" w:hAnsi="Georgia" w:eastAsia="Georgia" w:cs="Georgia"/>
     </w:rPr>
   </w:style>
-  <w:style w:type="character" w:styleId="UnresolvedMention">
+  <w:style w:type="character" w:customStyle="1" w:styleId="17">
     <w:name w:val="Unresolved Mention"/>
-    <w:basedOn w:val="DefaultParagraphFont"/>
-    <w:uiPriority w:val="99"/>
+    <w:basedOn w:val="6"/>
     <w:semiHidden/>
     <w:unhideWhenUsed/>
-    <w:rsid w:val="003730B5"/>
+    <w:uiPriority w:val="99"/>
     <w:rPr>
       <w:color w:val="605E5C"/>
       <w:shd w:val="clear" w:color="auto" w:fill="E1DFDD"/>
@@ -5847,7 +5190,6 @@
     </a:fmtScheme>
   </a:themeElements>
   <a:objectDefaults/>
-  <a:extraClrSchemeLst/>
 </a:theme>
 </file>
 

--- a/Sakalabhaktula_CV.docx
+++ b/Sakalabhaktula_CV.docx
@@ -1048,12 +1048,22 @@
       </w:pPr>
       <w:r>
         <w:rPr>
-          <w:rFonts w:ascii="Arial" w:hAnsi="Arial" w:cs="Arial"/>
+          <w:rFonts w:hint="default" w:ascii="Arial" w:hAnsi="Arial" w:cs="Arial"/>
           <w:b w:val="0"/>
           <w:sz w:val="20"/>
           <w:szCs w:val="20"/>
-        </w:rPr>
-        <w:t xml:space="preserve">Added direct OTT redirection so users can seamlessly move from Cinemate to platforms like </w:t>
+          <w:lang w:val="en-US"/>
+        </w:rPr>
+        <w:t>Integrated</w:t>
+      </w:r>
+      <w:r>
+        <w:rPr>
+          <w:rFonts w:ascii="Arial" w:hAnsi="Arial" w:cs="Arial"/>
+          <w:b w:val="0"/>
+          <w:sz w:val="20"/>
+          <w:szCs w:val="20"/>
+        </w:rPr>
+        <w:t xml:space="preserve"> direct OTT redirection so users can seamlessly move from Cinemate to platforms like </w:t>
       </w:r>
     </w:p>
     <w:p>
@@ -1077,7 +1087,18 @@
           <w:sz w:val="20"/>
           <w:szCs w:val="20"/>
         </w:rPr>
-        <w:t>Netflix and Prime Video with minimal steps.</w:t>
+        <w:t xml:space="preserve">Netflix and </w:t>
+      </w:r>
+      <w:bookmarkStart w:id="3" w:name="_GoBack"/>
+      <w:bookmarkEnd w:id="3"/>
+      <w:r>
+        <w:rPr>
+          <w:rFonts w:ascii="Arial" w:hAnsi="Arial" w:cs="Arial"/>
+          <w:b w:val="0"/>
+          <w:sz w:val="20"/>
+          <w:szCs w:val="20"/>
+        </w:rPr>
+        <w:t>Prime Video with minimal steps.</w:t>
       </w:r>
     </w:p>
     <w:p>
@@ -1161,8 +1182,6 @@
         </w:rPr>
         <w:t>.</w:t>
       </w:r>
-      <w:bookmarkStart w:id="3" w:name="_GoBack"/>
-      <w:bookmarkEnd w:id="3"/>
     </w:p>
     <w:p>
       <w:pPr>
@@ -4504,7 +4523,7 @@
     <w:lsdException w:qFormat="1" w:unhideWhenUsed="0" w:uiPriority="10" w:semiHidden="0" w:name="Title"/>
     <w:lsdException w:uiPriority="99" w:name="Closing"/>
     <w:lsdException w:uiPriority="99" w:name="Signature"/>
-    <w:lsdException w:uiPriority="1" w:semiHidden="0" w:name="Default Paragraph Font"/>
+    <w:lsdException w:qFormat="1" w:uiPriority="1" w:semiHidden="0" w:name="Default Paragraph Font"/>
     <w:lsdException w:qFormat="1" w:unhideWhenUsed="0" w:uiPriority="1" w:semiHidden="0" w:name="Body Text"/>
     <w:lsdException w:uiPriority="99" w:name="Body Text Indent"/>
     <w:lsdException w:uiPriority="99" w:name="List Continue"/>
@@ -4542,7 +4561,7 @@
     <w:lsdException w:uiPriority="99" w:name="HTML Sample"/>
     <w:lsdException w:uiPriority="99" w:name="HTML Typewriter"/>
     <w:lsdException w:uiPriority="99" w:name="HTML Variable"/>
-    <w:lsdException w:uiPriority="99" w:name="Normal Table"/>
+    <w:lsdException w:qFormat="1" w:uiPriority="99" w:name="Normal Table"/>
     <w:lsdException w:uiPriority="99" w:name="annotation subject"/>
     <w:lsdException w:uiPriority="99" w:name="Table Simple 1"/>
     <w:lsdException w:uiPriority="99" w:name="Table Simple 2"/>
@@ -4776,12 +4795,14 @@
   <w:style w:type="character" w:default="1" w:styleId="6">
     <w:name w:val="Default Paragraph Font"/>
     <w:unhideWhenUsed/>
+    <w:qFormat/>
     <w:uiPriority w:val="1"/>
   </w:style>
   <w:style w:type="table" w:default="1" w:styleId="7">
     <w:name w:val="Normal Table"/>
     <w:semiHidden/>
     <w:unhideWhenUsed/>
+    <w:qFormat/>
     <w:uiPriority w:val="99"/>
     <w:tblPr>
       <w:tblCellMar>

--- a/Sakalabhaktula_CV.docx
+++ b/Sakalabhaktula_CV.docx
@@ -1087,18 +1087,7 @@
           <w:sz w:val="20"/>
           <w:szCs w:val="20"/>
         </w:rPr>
-        <w:t xml:space="preserve">Netflix and </w:t>
-      </w:r>
-      <w:bookmarkStart w:id="3" w:name="_GoBack"/>
-      <w:bookmarkEnd w:id="3"/>
-      <w:r>
-        <w:rPr>
-          <w:rFonts w:ascii="Arial" w:hAnsi="Arial" w:cs="Arial"/>
-          <w:b w:val="0"/>
-          <w:sz w:val="20"/>
-          <w:szCs w:val="20"/>
-        </w:rPr>
-        <w:t>Prime Video with minimal steps.</w:t>
+        <w:t>Netflix and Prime Video with minimal steps.</w:t>
       </w:r>
     </w:p>
     <w:p>
@@ -2252,7 +2241,8 @@
         <w:pStyle w:val="2"/>
         <w:spacing w:before="101"/>
         <w:rPr>
-          <w:rFonts w:ascii="Arial" w:hAnsi="Arial" w:cs="Arial"/>
+          <w:rFonts w:hint="default" w:ascii="Arial" w:hAnsi="Arial" w:cs="Arial"/>
+          <w:lang w:val="en-US"/>
         </w:rPr>
       </w:pPr>
       <w:bookmarkStart w:id="2" w:name="BlueViolet_Education"/>
@@ -2349,12 +2339,13 @@
       </w:r>
       <w:r>
         <w:rPr>
-          <w:rFonts w:ascii="Arial" w:hAnsi="Arial" w:cs="Arial"/>
+          <w:rFonts w:hint="default" w:ascii="Arial" w:hAnsi="Arial" w:cs="Arial"/>
           <w:smallCaps/>
           <w:color w:val="483A92"/>
           <w:w w:val="105"/>
-        </w:rPr>
-        <w:t>Achievements</w:t>
+          <w:lang w:val="en-US"/>
+        </w:rPr>
+        <w:t>Co-curricular</w:t>
       </w:r>
     </w:p>
     <w:p>
@@ -2384,23 +2375,26 @@
       </w:pPr>
       <w:r>
         <w:rPr>
-          <w:rFonts w:ascii="Arial" w:hAnsi="Arial" w:cs="Arial"/>
+          <w:rFonts w:hint="default" w:ascii="Arial" w:hAnsi="Arial" w:cs="Arial"/>
           <w:b w:val="0"/>
           <w:bCs w:val="0"/>
           <w:color w:val="000000" w:themeColor="text1"/>
           <w:sz w:val="20"/>
           <w:szCs w:val="20"/>
+          <w:lang w:val="en-US"/>
           <w14:textFill>
             <w14:solidFill>
               <w14:schemeClr w14:val="tx1"/>
             </w14:solidFill>
           </w14:textFill>
         </w:rPr>
-        <w:t>TATA Crucible Campus Quiz 2025</w:t>
-      </w:r>
-      <w:r>
-        <w:rPr>
-          <w:rFonts w:ascii="Arial" w:hAnsi="Arial" w:cs="Arial"/>
+        <w:t xml:space="preserve">Participated in </w:t>
+      </w:r>
+      <w:r>
+        <w:rPr>
+          <w:rFonts w:ascii="Arial" w:hAnsi="Arial" w:cs="Arial"/>
+          <w:b w:val="0"/>
+          <w:bCs w:val="0"/>
           <w:color w:val="000000" w:themeColor="text1"/>
           <w:sz w:val="20"/>
           <w:szCs w:val="20"/>
@@ -2410,7 +2404,50 @@
             </w14:solidFill>
           </w14:textFill>
         </w:rPr>
-        <w:t xml:space="preserve">                                                                                                                     </w:t>
+        <w:t>TATA Crucible Campus Quiz 2025</w:t>
+      </w:r>
+      <w:r>
+        <w:rPr>
+          <w:rFonts w:ascii="Arial" w:hAnsi="Arial" w:cs="Arial"/>
+          <w:color w:val="000000" w:themeColor="text1"/>
+          <w:sz w:val="20"/>
+          <w:szCs w:val="20"/>
+          <w14:textFill>
+            <w14:solidFill>
+              <w14:schemeClr w14:val="tx1"/>
+            </w14:solidFill>
+          </w14:textFill>
+        </w:rPr>
+        <w:t xml:space="preserve">                  </w:t>
+      </w:r>
+      <w:r>
+        <w:rPr>
+          <w:rFonts w:hint="default" w:ascii="Arial" w:hAnsi="Arial" w:cs="Arial"/>
+          <w:color w:val="000000" w:themeColor="text1"/>
+          <w:sz w:val="20"/>
+          <w:szCs w:val="20"/>
+          <w:lang w:val="en-US"/>
+          <w14:textFill>
+            <w14:solidFill>
+              <w14:schemeClr w14:val="tx1"/>
+            </w14:solidFill>
+          </w14:textFill>
+        </w:rPr>
+        <w:t xml:space="preserve"> </w:t>
+      </w:r>
+      <w:r>
+        <w:rPr>
+          <w:rFonts w:ascii="Arial" w:hAnsi="Arial" w:cs="Arial"/>
+          <w:color w:val="000000" w:themeColor="text1"/>
+          <w:sz w:val="20"/>
+          <w:szCs w:val="20"/>
+          <w14:textFill>
+            <w14:solidFill>
+              <w14:schemeClr w14:val="tx1"/>
+            </w14:solidFill>
+          </w14:textFill>
+        </w:rPr>
+        <w:t xml:space="preserve">                                                                          </w:t>
       </w:r>
       <w:r>
         <w:rPr>
@@ -2455,23 +2492,26 @@
       </w:pPr>
       <w:r>
         <w:rPr>
-          <w:rFonts w:ascii="Arial" w:hAnsi="Arial" w:cs="Arial"/>
+          <w:rFonts w:hint="default" w:ascii="Arial" w:hAnsi="Arial" w:cs="Arial"/>
           <w:b w:val="0"/>
           <w:bCs w:val="0"/>
           <w:color w:val="000000" w:themeColor="text1"/>
           <w:sz w:val="20"/>
           <w:szCs w:val="20"/>
+          <w:lang w:val="en-US"/>
           <w14:textFill>
             <w14:solidFill>
               <w14:schemeClr w14:val="tx1"/>
             </w14:solidFill>
           </w14:textFill>
         </w:rPr>
-        <w:t>Adobe India Hackathon</w:t>
-      </w:r>
-      <w:r>
-        <w:rPr>
-          <w:rFonts w:ascii="Arial" w:hAnsi="Arial" w:cs="Arial"/>
+        <w:t xml:space="preserve">Participated </w:t>
+      </w:r>
+      <w:r>
+        <w:rPr>
+          <w:rFonts w:ascii="Arial" w:hAnsi="Arial" w:cs="Arial"/>
+          <w:b w:val="0"/>
+          <w:bCs w:val="0"/>
           <w:color w:val="000000" w:themeColor="text1"/>
           <w:sz w:val="20"/>
           <w:szCs w:val="20"/>
@@ -2481,7 +2521,50 @@
             </w14:solidFill>
           </w14:textFill>
         </w:rPr>
-        <w:t xml:space="preserve">                                                                                                                                       </w:t>
+        <w:t>Adobe India Hackathon</w:t>
+      </w:r>
+      <w:r>
+        <w:rPr>
+          <w:rFonts w:ascii="Arial" w:hAnsi="Arial" w:cs="Arial"/>
+          <w:color w:val="000000" w:themeColor="text1"/>
+          <w:sz w:val="20"/>
+          <w:szCs w:val="20"/>
+          <w14:textFill>
+            <w14:solidFill>
+              <w14:schemeClr w14:val="tx1"/>
+            </w14:solidFill>
+          </w14:textFill>
+        </w:rPr>
+        <w:t xml:space="preserve">            </w:t>
+      </w:r>
+      <w:r>
+        <w:rPr>
+          <w:rFonts w:hint="default" w:ascii="Arial" w:hAnsi="Arial" w:cs="Arial"/>
+          <w:color w:val="000000" w:themeColor="text1"/>
+          <w:sz w:val="20"/>
+          <w:szCs w:val="20"/>
+          <w:lang w:val="en-US"/>
+          <w14:textFill>
+            <w14:solidFill>
+              <w14:schemeClr w14:val="tx1"/>
+            </w14:solidFill>
+          </w14:textFill>
+        </w:rPr>
+        <w:t xml:space="preserve">                        </w:t>
+      </w:r>
+      <w:r>
+        <w:rPr>
+          <w:rFonts w:ascii="Arial" w:hAnsi="Arial" w:cs="Arial"/>
+          <w:color w:val="000000" w:themeColor="text1"/>
+          <w:sz w:val="20"/>
+          <w:szCs w:val="20"/>
+          <w14:textFill>
+            <w14:solidFill>
+              <w14:schemeClr w14:val="tx1"/>
+            </w14:solidFill>
+          </w14:textFill>
+        </w:rPr>
+        <w:t xml:space="preserve">                                                                               </w:t>
       </w:r>
       <w:r>
         <w:rPr>
@@ -2520,18 +2603,35 @@
       </w:pPr>
       <w:r>
         <w:rPr>
-          <w:rFonts w:ascii="Arial" w:hAnsi="Arial" w:cs="Arial"/>
+          <w:rFonts w:hint="default" w:ascii="Arial" w:hAnsi="Arial" w:cs="Arial"/>
           <w:b w:val="0"/>
           <w:bCs w:val="0"/>
           <w:color w:val="000000" w:themeColor="text1"/>
           <w:sz w:val="20"/>
           <w:szCs w:val="20"/>
+          <w:lang w:val="en-US"/>
           <w14:textFill>
             <w14:solidFill>
               <w14:schemeClr w14:val="tx1"/>
             </w14:solidFill>
           </w14:textFill>
         </w:rPr>
+        <w:t xml:space="preserve">Participated in </w:t>
+      </w:r>
+      <w:r>
+        <w:rPr>
+          <w:rFonts w:ascii="Arial" w:hAnsi="Arial" w:cs="Arial"/>
+          <w:b w:val="0"/>
+          <w:bCs w:val="0"/>
+          <w:color w:val="000000" w:themeColor="text1"/>
+          <w:sz w:val="20"/>
+          <w:szCs w:val="20"/>
+          <w14:textFill>
+            <w14:solidFill>
+              <w14:schemeClr w14:val="tx1"/>
+            </w14:solidFill>
+          </w14:textFill>
+        </w:rPr>
         <w:t>BinaryBlitz Achievement Certificate</w:t>
       </w:r>
       <w:r>
@@ -2541,8 +2641,39 @@
           <w:sz w:val="20"/>
           <w:szCs w:val="20"/>
         </w:rPr>
-        <w:t xml:space="preserve">                                                                                                                    Jan’ 25</w:t>
-      </w:r>
+        <w:t xml:space="preserve">                                                                               </w:t>
+      </w:r>
+      <w:r>
+        <w:rPr>
+          <w:rFonts w:hint="default" w:ascii="Arial" w:hAnsi="Arial" w:cs="Arial"/>
+          <w:b w:val="0"/>
+          <w:sz w:val="20"/>
+          <w:szCs w:val="20"/>
+          <w:lang w:val="en-US"/>
+        </w:rPr>
+        <w:t xml:space="preserve">              Sep</w:t>
+      </w:r>
+      <w:r>
+        <w:rPr>
+          <w:rFonts w:ascii="Arial" w:hAnsi="Arial" w:cs="Arial"/>
+          <w:b w:val="0"/>
+          <w:sz w:val="20"/>
+          <w:szCs w:val="20"/>
+        </w:rPr>
+        <w:t>’ 2</w:t>
+      </w:r>
+      <w:r>
+        <w:rPr>
+          <w:rFonts w:hint="default" w:ascii="Arial" w:hAnsi="Arial" w:cs="Arial"/>
+          <w:b w:val="0"/>
+          <w:sz w:val="20"/>
+          <w:szCs w:val="20"/>
+          <w:lang w:val="en-US"/>
+        </w:rPr>
+        <w:t>4</w:t>
+      </w:r>
+      <w:bookmarkStart w:id="3" w:name="_GoBack"/>
+      <w:bookmarkEnd w:id="3"/>
     </w:p>
     <w:p>
       <w:pPr>
